--- a/coban.docx
+++ b/coban.docx
@@ -7,14 +7,25 @@
         <w:rPr>
           <w:b/>
           <w:bCs/>
+          <w:lang w:val="en-US"/>
         </w:rPr>
       </w:pPr>
       <w:r>
         <w:rPr>
           <w:b/>
           <w:bCs/>
-        </w:rPr>
-        <w:t>PHÂN TÍCH TÌNH HUỐNG THIẾU ACCEPTANCE CRITERIA</w:t>
+          <w:lang w:val="en-US"/>
+        </w:rPr>
+        <w:t>SỬA LỖI ACCEPTANCE CRITERIA</w:t>
+      </w:r>
+      <w:r>
+        <w:rPr>
+          <w:b/>
+          <w:bCs/>
+          <w:lang w:val="en-US"/>
+        </w:rPr>
+        <w:br/>
+        <w:t>CHO CHỨC NĂNG ÁP MÃ KHUYẾN MÃI</w:t>
       </w:r>
     </w:p>
     <w:p>
@@ -22,61 +33,386 @@
         <w:rPr>
           <w:b/>
           <w:bCs/>
+          <w:lang w:val="en-US"/>
         </w:rPr>
       </w:pPr>
-      <w:r>
-        <w:rPr>
-          <w:b/>
-          <w:bCs/>
-        </w:rPr>
-        <w:t>1. Thực trạng</w:t>
-      </w:r>
-    </w:p>
-    <w:p>
-      <w:proofErr w:type="spellStart"/>
-      <w:r>
-        <w:t>Product</w:t>
-      </w:r>
-      <w:proofErr w:type="spellEnd"/>
-      <w:r>
-        <w:t xml:space="preserve"> </w:t>
-      </w:r>
-      <w:proofErr w:type="spellStart"/>
-      <w:r>
-        <w:t>Owner</w:t>
-      </w:r>
-      <w:proofErr w:type="spellEnd"/>
-      <w:r>
-        <w:t xml:space="preserve"> (PO) yêu cầu tính năng nhập mã giảm giá cho hành khách </w:t>
-      </w:r>
-      <w:proofErr w:type="spellStart"/>
-      <w:r>
-        <w:t>GoRide</w:t>
-      </w:r>
-      <w:proofErr w:type="spellEnd"/>
-      <w:r>
-        <w:t xml:space="preserve">. </w:t>
-      </w:r>
-      <w:proofErr w:type="spellStart"/>
-      <w:r>
-        <w:t>Developer</w:t>
-      </w:r>
-      <w:proofErr w:type="spellEnd"/>
-      <w:r>
-        <w:t xml:space="preserve"> cho rằng mình đã hoàn thành khi tạo ô nhập mã và nút “Áp dụng”. Tuy nhiên, khách hàng phản ánh rằng sau khi nhập mã giảm giá, giá tiền vẫn không giảm.</w:t>
-      </w:r>
-    </w:p>
-    <w:p>
-      <w:r>
-        <w:t xml:space="preserve">Điều này cho thấy PO, </w:t>
-      </w:r>
-      <w:proofErr w:type="spellStart"/>
-      <w:r>
-        <w:t>Developer</w:t>
-      </w:r>
-      <w:proofErr w:type="spellEnd"/>
-      <w:r>
-        <w:t xml:space="preserve"> và khách hàng đang có sự khác biệt về kỳ vọng đối với tính năng.</w:t>
+      <w:proofErr w:type="spellStart"/>
+      <w:r>
+        <w:rPr>
+          <w:b/>
+          <w:bCs/>
+          <w:lang w:val="en-US"/>
+        </w:rPr>
+        <w:t>Bối</w:t>
+      </w:r>
+      <w:proofErr w:type="spellEnd"/>
+      <w:r>
+        <w:rPr>
+          <w:b/>
+          <w:bCs/>
+          <w:lang w:val="en-US"/>
+        </w:rPr>
+        <w:t xml:space="preserve"> </w:t>
+      </w:r>
+      <w:proofErr w:type="spellStart"/>
+      <w:r>
+        <w:rPr>
+          <w:b/>
+          <w:bCs/>
+          <w:lang w:val="en-US"/>
+        </w:rPr>
+        <w:t>cảnh</w:t>
+      </w:r>
+      <w:proofErr w:type="spellEnd"/>
+      <w:r>
+        <w:rPr>
+          <w:b/>
+          <w:bCs/>
+          <w:lang w:val="en-US"/>
+        </w:rPr>
+        <w:t xml:space="preserve">: Story </w:t>
+      </w:r>
+      <w:proofErr w:type="spellStart"/>
+      <w:r>
+        <w:rPr>
+          <w:b/>
+          <w:bCs/>
+          <w:lang w:val="en-US"/>
+        </w:rPr>
+        <w:t>RikkeiGo</w:t>
+      </w:r>
+      <w:proofErr w:type="spellEnd"/>
+      <w:r>
+        <w:rPr>
+          <w:b/>
+          <w:bCs/>
+          <w:lang w:val="en-US"/>
+        </w:rPr>
+        <w:t>: “</w:t>
+      </w:r>
+      <w:proofErr w:type="spellStart"/>
+      <w:r>
+        <w:rPr>
+          <w:b/>
+          <w:bCs/>
+          <w:lang w:val="en-US"/>
+        </w:rPr>
+        <w:t>Là</w:t>
+      </w:r>
+      <w:proofErr w:type="spellEnd"/>
+      <w:r>
+        <w:rPr>
+          <w:b/>
+          <w:bCs/>
+          <w:lang w:val="en-US"/>
+        </w:rPr>
+        <w:t xml:space="preserve"> </w:t>
+      </w:r>
+      <w:proofErr w:type="spellStart"/>
+      <w:r>
+        <w:rPr>
+          <w:b/>
+          <w:bCs/>
+          <w:lang w:val="en-US"/>
+        </w:rPr>
+        <w:t>một</w:t>
+      </w:r>
+      <w:proofErr w:type="spellEnd"/>
+      <w:r>
+        <w:rPr>
+          <w:b/>
+          <w:bCs/>
+          <w:lang w:val="en-US"/>
+        </w:rPr>
+        <w:t xml:space="preserve"> </w:t>
+      </w:r>
+      <w:proofErr w:type="spellStart"/>
+      <w:r>
+        <w:rPr>
+          <w:b/>
+          <w:bCs/>
+          <w:lang w:val="en-US"/>
+        </w:rPr>
+        <w:t>Khách</w:t>
+      </w:r>
+      <w:proofErr w:type="spellEnd"/>
+      <w:r>
+        <w:rPr>
+          <w:b/>
+          <w:bCs/>
+          <w:lang w:val="en-US"/>
+        </w:rPr>
+        <w:t xml:space="preserve"> </w:t>
+      </w:r>
+      <w:proofErr w:type="spellStart"/>
+      <w:r>
+        <w:rPr>
+          <w:b/>
+          <w:bCs/>
+          <w:lang w:val="en-US"/>
+        </w:rPr>
+        <w:t>hàng</w:t>
+      </w:r>
+      <w:proofErr w:type="spellEnd"/>
+      <w:r>
+        <w:rPr>
+          <w:b/>
+          <w:bCs/>
+          <w:lang w:val="en-US"/>
+        </w:rPr>
+        <w:t xml:space="preserve">, </w:t>
+      </w:r>
+      <w:proofErr w:type="spellStart"/>
+      <w:r>
+        <w:rPr>
+          <w:b/>
+          <w:bCs/>
+          <w:lang w:val="en-US"/>
+        </w:rPr>
+        <w:t>tôi</w:t>
+      </w:r>
+      <w:proofErr w:type="spellEnd"/>
+      <w:r>
+        <w:rPr>
+          <w:b/>
+          <w:bCs/>
+          <w:lang w:val="en-US"/>
+        </w:rPr>
+        <w:t xml:space="preserve"> </w:t>
+      </w:r>
+      <w:proofErr w:type="spellStart"/>
+      <w:r>
+        <w:rPr>
+          <w:b/>
+          <w:bCs/>
+          <w:lang w:val="en-US"/>
+        </w:rPr>
+        <w:t>muốn</w:t>
+      </w:r>
+      <w:proofErr w:type="spellEnd"/>
+      <w:r>
+        <w:rPr>
+          <w:b/>
+          <w:bCs/>
+          <w:lang w:val="en-US"/>
+        </w:rPr>
+        <w:t xml:space="preserve"> </w:t>
+      </w:r>
+      <w:proofErr w:type="spellStart"/>
+      <w:r>
+        <w:rPr>
+          <w:b/>
+          <w:bCs/>
+          <w:lang w:val="en-US"/>
+        </w:rPr>
+        <w:t>áp</w:t>
+      </w:r>
+      <w:proofErr w:type="spellEnd"/>
+      <w:r>
+        <w:rPr>
+          <w:b/>
+          <w:bCs/>
+          <w:lang w:val="en-US"/>
+        </w:rPr>
+        <w:t xml:space="preserve"> </w:t>
+      </w:r>
+      <w:proofErr w:type="spellStart"/>
+      <w:r>
+        <w:rPr>
+          <w:b/>
+          <w:bCs/>
+          <w:lang w:val="en-US"/>
+        </w:rPr>
+        <w:t>mã</w:t>
+      </w:r>
+      <w:proofErr w:type="spellEnd"/>
+      <w:r>
+        <w:rPr>
+          <w:b/>
+          <w:bCs/>
+          <w:lang w:val="en-US"/>
+        </w:rPr>
+        <w:t xml:space="preserve"> </w:t>
+      </w:r>
+      <w:proofErr w:type="spellStart"/>
+      <w:r>
+        <w:rPr>
+          <w:b/>
+          <w:bCs/>
+          <w:lang w:val="en-US"/>
+        </w:rPr>
+        <w:t>khuyến</w:t>
+      </w:r>
+      <w:proofErr w:type="spellEnd"/>
+      <w:r>
+        <w:rPr>
+          <w:b/>
+          <w:bCs/>
+          <w:lang w:val="en-US"/>
+        </w:rPr>
+        <w:t xml:space="preserve"> </w:t>
+      </w:r>
+      <w:proofErr w:type="spellStart"/>
+      <w:r>
+        <w:rPr>
+          <w:b/>
+          <w:bCs/>
+          <w:lang w:val="en-US"/>
+        </w:rPr>
+        <w:t>mãi</w:t>
+      </w:r>
+      <w:proofErr w:type="spellEnd"/>
+      <w:r>
+        <w:rPr>
+          <w:b/>
+          <w:bCs/>
+          <w:lang w:val="en-US"/>
+        </w:rPr>
+        <w:t xml:space="preserve"> </w:t>
+      </w:r>
+      <w:proofErr w:type="spellStart"/>
+      <w:r>
+        <w:rPr>
+          <w:b/>
+          <w:bCs/>
+          <w:lang w:val="en-US"/>
+        </w:rPr>
+        <w:t>khi</w:t>
+      </w:r>
+      <w:proofErr w:type="spellEnd"/>
+      <w:r>
+        <w:rPr>
+          <w:b/>
+          <w:bCs/>
+          <w:lang w:val="en-US"/>
+        </w:rPr>
+        <w:t xml:space="preserve"> </w:t>
+      </w:r>
+      <w:proofErr w:type="spellStart"/>
+      <w:r>
+        <w:rPr>
+          <w:b/>
+          <w:bCs/>
+          <w:lang w:val="en-US"/>
+        </w:rPr>
+        <w:t>đặt</w:t>
+      </w:r>
+      <w:proofErr w:type="spellEnd"/>
+      <w:r>
+        <w:rPr>
+          <w:b/>
+          <w:bCs/>
+          <w:lang w:val="en-US"/>
+        </w:rPr>
+        <w:t xml:space="preserve"> </w:t>
+      </w:r>
+      <w:proofErr w:type="spellStart"/>
+      <w:r>
+        <w:rPr>
+          <w:b/>
+          <w:bCs/>
+          <w:lang w:val="en-US"/>
+        </w:rPr>
+        <w:t>xe</w:t>
+      </w:r>
+      <w:proofErr w:type="spellEnd"/>
+      <w:r>
+        <w:rPr>
+          <w:b/>
+          <w:bCs/>
+          <w:lang w:val="en-US"/>
+        </w:rPr>
+        <w:t xml:space="preserve">, </w:t>
+      </w:r>
+      <w:proofErr w:type="spellStart"/>
+      <w:r>
+        <w:rPr>
+          <w:b/>
+          <w:bCs/>
+          <w:lang w:val="en-US"/>
+        </w:rPr>
+        <w:t>để</w:t>
+      </w:r>
+      <w:proofErr w:type="spellEnd"/>
+      <w:r>
+        <w:rPr>
+          <w:b/>
+          <w:bCs/>
+          <w:lang w:val="en-US"/>
+        </w:rPr>
+        <w:t xml:space="preserve"> </w:t>
+      </w:r>
+      <w:proofErr w:type="spellStart"/>
+      <w:r>
+        <w:rPr>
+          <w:b/>
+          <w:bCs/>
+          <w:lang w:val="en-US"/>
+        </w:rPr>
+        <w:t>trả</w:t>
+      </w:r>
+      <w:proofErr w:type="spellEnd"/>
+      <w:r>
+        <w:rPr>
+          <w:b/>
+          <w:bCs/>
+          <w:lang w:val="en-US"/>
+        </w:rPr>
+        <w:t xml:space="preserve"> </w:t>
+      </w:r>
+      <w:proofErr w:type="spellStart"/>
+      <w:r>
+        <w:rPr>
+          <w:b/>
+          <w:bCs/>
+          <w:lang w:val="en-US"/>
+        </w:rPr>
+        <w:t>ít</w:t>
+      </w:r>
+      <w:proofErr w:type="spellEnd"/>
+      <w:r>
+        <w:rPr>
+          <w:b/>
+          <w:bCs/>
+          <w:lang w:val="en-US"/>
+        </w:rPr>
+        <w:t xml:space="preserve"> </w:t>
+      </w:r>
+      <w:proofErr w:type="spellStart"/>
+      <w:r>
+        <w:rPr>
+          <w:b/>
+          <w:bCs/>
+          <w:lang w:val="en-US"/>
+        </w:rPr>
+        <w:t>tiền</w:t>
+      </w:r>
+      <w:proofErr w:type="spellEnd"/>
+      <w:r>
+        <w:rPr>
+          <w:b/>
+          <w:bCs/>
+          <w:lang w:val="en-US"/>
+        </w:rPr>
+        <w:t xml:space="preserve"> </w:t>
+      </w:r>
+      <w:proofErr w:type="spellStart"/>
+      <w:r>
+        <w:rPr>
+          <w:b/>
+          <w:bCs/>
+          <w:lang w:val="en-US"/>
+        </w:rPr>
+        <w:t>hơn</w:t>
+      </w:r>
+      <w:proofErr w:type="spellEnd"/>
+      <w:r>
+        <w:rPr>
+          <w:b/>
+          <w:bCs/>
+          <w:lang w:val="en-US"/>
+        </w:rPr>
+        <w:t>.”</w:t>
       </w:r>
     </w:p>
     <w:p>
@@ -84,168 +420,5167 @@
         <w:rPr>
           <w:b/>
           <w:bCs/>
+          <w:lang w:val="en-US"/>
         </w:rPr>
       </w:pPr>
       <w:r>
         <w:rPr>
           <w:b/>
           <w:bCs/>
-        </w:rPr>
-        <w:t>2. Tình huống đang thiếu những gì?</w:t>
+          <w:lang w:val="en-US"/>
+        </w:rPr>
+        <w:t>PHẦN 1 – PHÂN TÍCH</w:t>
+      </w:r>
+    </w:p>
+    <w:tbl>
+      <w:tblPr>
+        <w:tblStyle w:val="LiBang"/>
+        <w:tblW w:w="0" w:type="auto"/>
+        <w:jc w:val="center"/>
+        <w:tblLook w:val="04A0" w:firstRow="1" w:lastRow="0" w:firstColumn="1" w:lastColumn="0" w:noHBand="0" w:noVBand="1"/>
+      </w:tblPr>
+      <w:tblGrid>
+        <w:gridCol w:w="715"/>
+        <w:gridCol w:w="1257"/>
+        <w:gridCol w:w="3831"/>
+        <w:gridCol w:w="3213"/>
+      </w:tblGrid>
+      <w:tr>
+        <w:trPr>
+          <w:jc w:val="center"/>
+        </w:trPr>
+        <w:tc>
+          <w:tcPr>
+            <w:tcW w:w="720" w:type="dxa"/>
+            <w:tcBorders>
+              <w:top w:val="single" w:sz="4" w:space="0" w:color="auto"/>
+              <w:left w:val="single" w:sz="4" w:space="0" w:color="auto"/>
+              <w:bottom w:val="single" w:sz="4" w:space="0" w:color="auto"/>
+              <w:right w:val="single" w:sz="4" w:space="0" w:color="auto"/>
+            </w:tcBorders>
+            <w:shd w:val="clear" w:color="auto" w:fill="D9EAF7"/>
+            <w:vAlign w:val="center"/>
+            <w:hideMark/>
+          </w:tcPr>
+          <w:p>
+            <w:pPr>
+              <w:spacing w:after="160" w:line="278" w:lineRule="auto"/>
+              <w:rPr>
+                <w:b/>
+                <w:bCs/>
+                <w:lang w:val="en-US"/>
+              </w:rPr>
+            </w:pPr>
+            <w:r>
+              <w:rPr>
+                <w:b/>
+                <w:bCs/>
+                <w:lang w:val="en-US"/>
+              </w:rPr>
+              <w:t>AC</w:t>
+            </w:r>
+          </w:p>
+        </w:tc>
+        <w:tc>
+          <w:tcPr>
+            <w:tcW w:w="1008" w:type="dxa"/>
+            <w:tcBorders>
+              <w:top w:val="single" w:sz="4" w:space="0" w:color="auto"/>
+              <w:left w:val="single" w:sz="4" w:space="0" w:color="auto"/>
+              <w:bottom w:val="single" w:sz="4" w:space="0" w:color="auto"/>
+              <w:right w:val="single" w:sz="4" w:space="0" w:color="auto"/>
+            </w:tcBorders>
+            <w:shd w:val="clear" w:color="auto" w:fill="D9EAF7"/>
+            <w:vAlign w:val="center"/>
+            <w:hideMark/>
+          </w:tcPr>
+          <w:p>
+            <w:pPr>
+              <w:spacing w:after="160" w:line="278" w:lineRule="auto"/>
+              <w:rPr>
+                <w:b/>
+                <w:bCs/>
+                <w:lang w:val="en-US"/>
+              </w:rPr>
+            </w:pPr>
+            <w:proofErr w:type="spellStart"/>
+            <w:r>
+              <w:rPr>
+                <w:b/>
+                <w:bCs/>
+                <w:lang w:val="en-US"/>
+              </w:rPr>
+              <w:t>Đúng</w:t>
+            </w:r>
+            <w:proofErr w:type="spellEnd"/>
+            <w:r>
+              <w:rPr>
+                <w:b/>
+                <w:bCs/>
+                <w:lang w:val="en-US"/>
+              </w:rPr>
+              <w:t>/Sai</w:t>
+            </w:r>
+          </w:p>
+        </w:tc>
+        <w:tc>
+          <w:tcPr>
+            <w:tcW w:w="4464" w:type="dxa"/>
+            <w:tcBorders>
+              <w:top w:val="single" w:sz="4" w:space="0" w:color="auto"/>
+              <w:left w:val="single" w:sz="4" w:space="0" w:color="auto"/>
+              <w:bottom w:val="single" w:sz="4" w:space="0" w:color="auto"/>
+              <w:right w:val="single" w:sz="4" w:space="0" w:color="auto"/>
+            </w:tcBorders>
+            <w:shd w:val="clear" w:color="auto" w:fill="D9EAF7"/>
+            <w:vAlign w:val="center"/>
+            <w:hideMark/>
+          </w:tcPr>
+          <w:p>
+            <w:pPr>
+              <w:spacing w:after="160" w:line="278" w:lineRule="auto"/>
+              <w:rPr>
+                <w:b/>
+                <w:bCs/>
+                <w:lang w:val="en-US"/>
+              </w:rPr>
+            </w:pPr>
+            <w:r>
+              <w:rPr>
+                <w:b/>
+                <w:bCs/>
+                <w:lang w:val="en-US"/>
+              </w:rPr>
+              <w:t xml:space="preserve">Quy </w:t>
+            </w:r>
+            <w:proofErr w:type="spellStart"/>
+            <w:r>
+              <w:rPr>
+                <w:b/>
+                <w:bCs/>
+                <w:lang w:val="en-US"/>
+              </w:rPr>
+              <w:t>tắc</w:t>
+            </w:r>
+            <w:proofErr w:type="spellEnd"/>
+            <w:r>
+              <w:rPr>
+                <w:b/>
+                <w:bCs/>
+                <w:lang w:val="en-US"/>
+              </w:rPr>
+              <w:t xml:space="preserve"> </w:t>
+            </w:r>
+            <w:proofErr w:type="spellStart"/>
+            <w:r>
+              <w:rPr>
+                <w:b/>
+                <w:bCs/>
+                <w:lang w:val="en-US"/>
+              </w:rPr>
+              <w:t>bị</w:t>
+            </w:r>
+            <w:proofErr w:type="spellEnd"/>
+            <w:r>
+              <w:rPr>
+                <w:b/>
+                <w:bCs/>
+                <w:lang w:val="en-US"/>
+              </w:rPr>
+              <w:t xml:space="preserve"> vi </w:t>
+            </w:r>
+            <w:proofErr w:type="spellStart"/>
+            <w:r>
+              <w:rPr>
+                <w:b/>
+                <w:bCs/>
+                <w:lang w:val="en-US"/>
+              </w:rPr>
+              <w:t>phạm</w:t>
+            </w:r>
+            <w:proofErr w:type="spellEnd"/>
+            <w:r>
+              <w:rPr>
+                <w:b/>
+                <w:bCs/>
+                <w:lang w:val="en-US"/>
+              </w:rPr>
+              <w:t xml:space="preserve"> / Lý do</w:t>
+            </w:r>
+          </w:p>
+        </w:tc>
+        <w:tc>
+          <w:tcPr>
+            <w:tcW w:w="3744" w:type="dxa"/>
+            <w:tcBorders>
+              <w:top w:val="single" w:sz="4" w:space="0" w:color="auto"/>
+              <w:left w:val="single" w:sz="4" w:space="0" w:color="auto"/>
+              <w:bottom w:val="single" w:sz="4" w:space="0" w:color="auto"/>
+              <w:right w:val="single" w:sz="4" w:space="0" w:color="auto"/>
+            </w:tcBorders>
+            <w:shd w:val="clear" w:color="auto" w:fill="D9EAF7"/>
+            <w:vAlign w:val="center"/>
+            <w:hideMark/>
+          </w:tcPr>
+          <w:p>
+            <w:pPr>
+              <w:spacing w:after="160" w:line="278" w:lineRule="auto"/>
+              <w:rPr>
+                <w:b/>
+                <w:bCs/>
+                <w:lang w:val="en-US"/>
+              </w:rPr>
+            </w:pPr>
+            <w:r>
+              <w:rPr>
+                <w:b/>
+                <w:bCs/>
+                <w:lang w:val="en-US"/>
+              </w:rPr>
+              <w:t xml:space="preserve">Hậu </w:t>
+            </w:r>
+            <w:proofErr w:type="spellStart"/>
+            <w:r>
+              <w:rPr>
+                <w:b/>
+                <w:bCs/>
+                <w:lang w:val="en-US"/>
+              </w:rPr>
+              <w:t>quả</w:t>
+            </w:r>
+            <w:proofErr w:type="spellEnd"/>
+            <w:r>
+              <w:rPr>
+                <w:b/>
+                <w:bCs/>
+                <w:lang w:val="en-US"/>
+              </w:rPr>
+              <w:t xml:space="preserve"> </w:t>
+            </w:r>
+            <w:proofErr w:type="spellStart"/>
+            <w:r>
+              <w:rPr>
+                <w:b/>
+                <w:bCs/>
+                <w:lang w:val="en-US"/>
+              </w:rPr>
+              <w:t>khi</w:t>
+            </w:r>
+            <w:proofErr w:type="spellEnd"/>
+            <w:r>
+              <w:rPr>
+                <w:b/>
+                <w:bCs/>
+                <w:lang w:val="en-US"/>
+              </w:rPr>
+              <w:t xml:space="preserve"> </w:t>
+            </w:r>
+            <w:proofErr w:type="spellStart"/>
+            <w:r>
+              <w:rPr>
+                <w:b/>
+                <w:bCs/>
+                <w:lang w:val="en-US"/>
+              </w:rPr>
+              <w:t>kiểm</w:t>
+            </w:r>
+            <w:proofErr w:type="spellEnd"/>
+            <w:r>
+              <w:rPr>
+                <w:b/>
+                <w:bCs/>
+                <w:lang w:val="en-US"/>
+              </w:rPr>
+              <w:t xml:space="preserve"> </w:t>
+            </w:r>
+            <w:proofErr w:type="spellStart"/>
+            <w:r>
+              <w:rPr>
+                <w:b/>
+                <w:bCs/>
+                <w:lang w:val="en-US"/>
+              </w:rPr>
+              <w:t>thử</w:t>
+            </w:r>
+            <w:proofErr w:type="spellEnd"/>
+          </w:p>
+        </w:tc>
+      </w:tr>
+      <w:tr>
+        <w:trPr>
+          <w:jc w:val="center"/>
+        </w:trPr>
+        <w:tc>
+          <w:tcPr>
+            <w:tcW w:w="720" w:type="dxa"/>
+            <w:tcBorders>
+              <w:top w:val="single" w:sz="4" w:space="0" w:color="auto"/>
+              <w:left w:val="single" w:sz="4" w:space="0" w:color="auto"/>
+              <w:bottom w:val="single" w:sz="4" w:space="0" w:color="auto"/>
+              <w:right w:val="single" w:sz="4" w:space="0" w:color="auto"/>
+            </w:tcBorders>
+            <w:vAlign w:val="center"/>
+            <w:hideMark/>
+          </w:tcPr>
+          <w:p>
+            <w:pPr>
+              <w:spacing w:after="160" w:line="278" w:lineRule="auto"/>
+              <w:rPr>
+                <w:b/>
+                <w:bCs/>
+                <w:lang w:val="en-US"/>
+              </w:rPr>
+            </w:pPr>
+            <w:r>
+              <w:rPr>
+                <w:b/>
+                <w:bCs/>
+                <w:lang w:val="en-US"/>
+              </w:rPr>
+              <w:t>AC1</w:t>
+            </w:r>
+          </w:p>
+        </w:tc>
+        <w:tc>
+          <w:tcPr>
+            <w:tcW w:w="1008" w:type="dxa"/>
+            <w:tcBorders>
+              <w:top w:val="single" w:sz="4" w:space="0" w:color="auto"/>
+              <w:left w:val="single" w:sz="4" w:space="0" w:color="auto"/>
+              <w:bottom w:val="single" w:sz="4" w:space="0" w:color="auto"/>
+              <w:right w:val="single" w:sz="4" w:space="0" w:color="auto"/>
+            </w:tcBorders>
+            <w:vAlign w:val="center"/>
+            <w:hideMark/>
+          </w:tcPr>
+          <w:p>
+            <w:pPr>
+              <w:spacing w:after="160" w:line="278" w:lineRule="auto"/>
+              <w:rPr>
+                <w:b/>
+                <w:bCs/>
+                <w:lang w:val="en-US"/>
+              </w:rPr>
+            </w:pPr>
+            <w:proofErr w:type="spellStart"/>
+            <w:r>
+              <w:rPr>
+                <w:b/>
+                <w:bCs/>
+                <w:lang w:val="en-US"/>
+              </w:rPr>
+              <w:t>Đúng</w:t>
+            </w:r>
+            <w:proofErr w:type="spellEnd"/>
+          </w:p>
+        </w:tc>
+        <w:tc>
+          <w:tcPr>
+            <w:tcW w:w="4464" w:type="dxa"/>
+            <w:tcBorders>
+              <w:top w:val="single" w:sz="4" w:space="0" w:color="auto"/>
+              <w:left w:val="single" w:sz="4" w:space="0" w:color="auto"/>
+              <w:bottom w:val="single" w:sz="4" w:space="0" w:color="auto"/>
+              <w:right w:val="single" w:sz="4" w:space="0" w:color="auto"/>
+            </w:tcBorders>
+            <w:vAlign w:val="center"/>
+            <w:hideMark/>
+          </w:tcPr>
+          <w:p>
+            <w:pPr>
+              <w:spacing w:after="160" w:line="278" w:lineRule="auto"/>
+              <w:rPr>
+                <w:b/>
+                <w:bCs/>
+                <w:lang w:val="en-US"/>
+              </w:rPr>
+            </w:pPr>
+            <w:r>
+              <w:rPr>
+                <w:b/>
+                <w:bCs/>
+                <w:lang w:val="en-US"/>
+              </w:rPr>
+              <w:t xml:space="preserve">Given </w:t>
+            </w:r>
+            <w:proofErr w:type="spellStart"/>
+            <w:r>
+              <w:rPr>
+                <w:b/>
+                <w:bCs/>
+                <w:lang w:val="en-US"/>
+              </w:rPr>
+              <w:t>mô</w:t>
+            </w:r>
+            <w:proofErr w:type="spellEnd"/>
+            <w:r>
+              <w:rPr>
+                <w:b/>
+                <w:bCs/>
+                <w:lang w:val="en-US"/>
+              </w:rPr>
+              <w:t xml:space="preserve"> </w:t>
+            </w:r>
+            <w:proofErr w:type="spellStart"/>
+            <w:r>
+              <w:rPr>
+                <w:b/>
+                <w:bCs/>
+                <w:lang w:val="en-US"/>
+              </w:rPr>
+              <w:t>tả</w:t>
+            </w:r>
+            <w:proofErr w:type="spellEnd"/>
+            <w:r>
+              <w:rPr>
+                <w:b/>
+                <w:bCs/>
+                <w:lang w:val="en-US"/>
+              </w:rPr>
+              <w:t xml:space="preserve"> </w:t>
+            </w:r>
+            <w:proofErr w:type="spellStart"/>
+            <w:r>
+              <w:rPr>
+                <w:b/>
+                <w:bCs/>
+                <w:lang w:val="en-US"/>
+              </w:rPr>
+              <w:t>đúng</w:t>
+            </w:r>
+            <w:proofErr w:type="spellEnd"/>
+            <w:r>
+              <w:rPr>
+                <w:b/>
+                <w:bCs/>
+                <w:lang w:val="en-US"/>
+              </w:rPr>
+              <w:t xml:space="preserve"> </w:t>
+            </w:r>
+            <w:proofErr w:type="spellStart"/>
+            <w:r>
+              <w:rPr>
+                <w:b/>
+                <w:bCs/>
+                <w:lang w:val="en-US"/>
+              </w:rPr>
+              <w:t>trạng</w:t>
+            </w:r>
+            <w:proofErr w:type="spellEnd"/>
+            <w:r>
+              <w:rPr>
+                <w:b/>
+                <w:bCs/>
+                <w:lang w:val="en-US"/>
+              </w:rPr>
+              <w:t xml:space="preserve"> </w:t>
+            </w:r>
+            <w:proofErr w:type="spellStart"/>
+            <w:r>
+              <w:rPr>
+                <w:b/>
+                <w:bCs/>
+                <w:lang w:val="en-US"/>
+              </w:rPr>
+              <w:t>thái</w:t>
+            </w:r>
+            <w:proofErr w:type="spellEnd"/>
+            <w:r>
+              <w:rPr>
+                <w:b/>
+                <w:bCs/>
+                <w:lang w:val="en-US"/>
+              </w:rPr>
+              <w:t xml:space="preserve"> ban </w:t>
+            </w:r>
+            <w:proofErr w:type="spellStart"/>
+            <w:r>
+              <w:rPr>
+                <w:b/>
+                <w:bCs/>
+                <w:lang w:val="en-US"/>
+              </w:rPr>
+              <w:t>đầu</w:t>
+            </w:r>
+            <w:proofErr w:type="spellEnd"/>
+            <w:r>
+              <w:rPr>
+                <w:b/>
+                <w:bCs/>
+                <w:lang w:val="en-US"/>
+              </w:rPr>
+              <w:t xml:space="preserve"> (</w:t>
+            </w:r>
+            <w:proofErr w:type="spellStart"/>
+            <w:r>
+              <w:rPr>
+                <w:b/>
+                <w:bCs/>
+                <w:lang w:val="en-US"/>
+              </w:rPr>
+              <w:t>cước</w:t>
+            </w:r>
+            <w:proofErr w:type="spellEnd"/>
+            <w:r>
+              <w:rPr>
+                <w:b/>
+                <w:bCs/>
+                <w:lang w:val="en-US"/>
+              </w:rPr>
+              <w:t xml:space="preserve"> 100.000đ, </w:t>
+            </w:r>
+            <w:proofErr w:type="spellStart"/>
+            <w:r>
+              <w:rPr>
+                <w:b/>
+                <w:bCs/>
+                <w:lang w:val="en-US"/>
+              </w:rPr>
+              <w:t>chưa</w:t>
+            </w:r>
+            <w:proofErr w:type="spellEnd"/>
+            <w:r>
+              <w:rPr>
+                <w:b/>
+                <w:bCs/>
+                <w:lang w:val="en-US"/>
+              </w:rPr>
+              <w:t xml:space="preserve"> </w:t>
+            </w:r>
+            <w:proofErr w:type="spellStart"/>
+            <w:r>
+              <w:rPr>
+                <w:b/>
+                <w:bCs/>
+                <w:lang w:val="en-US"/>
+              </w:rPr>
+              <w:t>áp</w:t>
+            </w:r>
+            <w:proofErr w:type="spellEnd"/>
+            <w:r>
+              <w:rPr>
+                <w:b/>
+                <w:bCs/>
+                <w:lang w:val="en-US"/>
+              </w:rPr>
+              <w:t xml:space="preserve"> </w:t>
+            </w:r>
+            <w:proofErr w:type="spellStart"/>
+            <w:r>
+              <w:rPr>
+                <w:b/>
+                <w:bCs/>
+                <w:lang w:val="en-US"/>
+              </w:rPr>
+              <w:t>mã</w:t>
+            </w:r>
+            <w:proofErr w:type="spellEnd"/>
+            <w:r>
+              <w:rPr>
+                <w:b/>
+                <w:bCs/>
+                <w:lang w:val="en-US"/>
+              </w:rPr>
+              <w:t xml:space="preserve">); When </w:t>
+            </w:r>
+            <w:proofErr w:type="spellStart"/>
+            <w:r>
+              <w:rPr>
+                <w:b/>
+                <w:bCs/>
+                <w:lang w:val="en-US"/>
+              </w:rPr>
+              <w:t>có</w:t>
+            </w:r>
+            <w:proofErr w:type="spellEnd"/>
+            <w:r>
+              <w:rPr>
+                <w:b/>
+                <w:bCs/>
+                <w:lang w:val="en-US"/>
+              </w:rPr>
+              <w:t xml:space="preserve"> </w:t>
+            </w:r>
+            <w:proofErr w:type="spellStart"/>
+            <w:r>
+              <w:rPr>
+                <w:b/>
+                <w:bCs/>
+                <w:lang w:val="en-US"/>
+              </w:rPr>
+              <w:t>một</w:t>
+            </w:r>
+            <w:proofErr w:type="spellEnd"/>
+            <w:r>
+              <w:rPr>
+                <w:b/>
+                <w:bCs/>
+                <w:lang w:val="en-US"/>
+              </w:rPr>
+              <w:t xml:space="preserve"> </w:t>
+            </w:r>
+            <w:proofErr w:type="spellStart"/>
+            <w:r>
+              <w:rPr>
+                <w:b/>
+                <w:bCs/>
+                <w:lang w:val="en-US"/>
+              </w:rPr>
+              <w:t>hành</w:t>
+            </w:r>
+            <w:proofErr w:type="spellEnd"/>
+            <w:r>
+              <w:rPr>
+                <w:b/>
+                <w:bCs/>
+                <w:lang w:val="en-US"/>
+              </w:rPr>
+              <w:t xml:space="preserve"> </w:t>
+            </w:r>
+            <w:proofErr w:type="spellStart"/>
+            <w:r>
+              <w:rPr>
+                <w:b/>
+                <w:bCs/>
+                <w:lang w:val="en-US"/>
+              </w:rPr>
+              <w:t>động</w:t>
+            </w:r>
+            <w:proofErr w:type="spellEnd"/>
+            <w:r>
+              <w:rPr>
+                <w:b/>
+                <w:bCs/>
+                <w:lang w:val="en-US"/>
+              </w:rPr>
+              <w:t xml:space="preserve"> (</w:t>
+            </w:r>
+            <w:proofErr w:type="spellStart"/>
+            <w:r>
+              <w:rPr>
+                <w:b/>
+                <w:bCs/>
+                <w:lang w:val="en-US"/>
+              </w:rPr>
+              <w:t>áp</w:t>
+            </w:r>
+            <w:proofErr w:type="spellEnd"/>
+            <w:r>
+              <w:rPr>
+                <w:b/>
+                <w:bCs/>
+                <w:lang w:val="en-US"/>
+              </w:rPr>
+              <w:t xml:space="preserve"> GO20); Then </w:t>
+            </w:r>
+            <w:proofErr w:type="spellStart"/>
+            <w:r>
+              <w:rPr>
+                <w:b/>
+                <w:bCs/>
+                <w:lang w:val="en-US"/>
+              </w:rPr>
+              <w:t>là</w:t>
+            </w:r>
+            <w:proofErr w:type="spellEnd"/>
+            <w:r>
+              <w:rPr>
+                <w:b/>
+                <w:bCs/>
+                <w:lang w:val="en-US"/>
+              </w:rPr>
+              <w:t xml:space="preserve"> </w:t>
+            </w:r>
+            <w:proofErr w:type="spellStart"/>
+            <w:r>
+              <w:rPr>
+                <w:b/>
+                <w:bCs/>
+                <w:lang w:val="en-US"/>
+              </w:rPr>
+              <w:t>kết</w:t>
+            </w:r>
+            <w:proofErr w:type="spellEnd"/>
+            <w:r>
+              <w:rPr>
+                <w:b/>
+                <w:bCs/>
+                <w:lang w:val="en-US"/>
+              </w:rPr>
+              <w:t xml:space="preserve"> </w:t>
+            </w:r>
+            <w:proofErr w:type="spellStart"/>
+            <w:r>
+              <w:rPr>
+                <w:b/>
+                <w:bCs/>
+                <w:lang w:val="en-US"/>
+              </w:rPr>
+              <w:t>quả</w:t>
+            </w:r>
+            <w:proofErr w:type="spellEnd"/>
+            <w:r>
+              <w:rPr>
+                <w:b/>
+                <w:bCs/>
+                <w:lang w:val="en-US"/>
+              </w:rPr>
+              <w:t xml:space="preserve"> </w:t>
+            </w:r>
+            <w:proofErr w:type="spellStart"/>
+            <w:r>
+              <w:rPr>
+                <w:b/>
+                <w:bCs/>
+                <w:lang w:val="en-US"/>
+              </w:rPr>
+              <w:t>cụ</w:t>
+            </w:r>
+            <w:proofErr w:type="spellEnd"/>
+            <w:r>
+              <w:rPr>
+                <w:b/>
+                <w:bCs/>
+                <w:lang w:val="en-US"/>
+              </w:rPr>
+              <w:t xml:space="preserve"> </w:t>
+            </w:r>
+            <w:proofErr w:type="spellStart"/>
+            <w:r>
+              <w:rPr>
+                <w:b/>
+                <w:bCs/>
+                <w:lang w:val="en-US"/>
+              </w:rPr>
+              <w:t>thể</w:t>
+            </w:r>
+            <w:proofErr w:type="spellEnd"/>
+            <w:r>
+              <w:rPr>
+                <w:b/>
+                <w:bCs/>
+                <w:lang w:val="en-US"/>
+              </w:rPr>
+              <w:t xml:space="preserve"> (80.000đ).</w:t>
+            </w:r>
+          </w:p>
+        </w:tc>
+        <w:tc>
+          <w:tcPr>
+            <w:tcW w:w="3744" w:type="dxa"/>
+            <w:tcBorders>
+              <w:top w:val="single" w:sz="4" w:space="0" w:color="auto"/>
+              <w:left w:val="single" w:sz="4" w:space="0" w:color="auto"/>
+              <w:bottom w:val="single" w:sz="4" w:space="0" w:color="auto"/>
+              <w:right w:val="single" w:sz="4" w:space="0" w:color="auto"/>
+            </w:tcBorders>
+            <w:vAlign w:val="center"/>
+            <w:hideMark/>
+          </w:tcPr>
+          <w:p>
+            <w:pPr>
+              <w:spacing w:after="160" w:line="278" w:lineRule="auto"/>
+              <w:rPr>
+                <w:b/>
+                <w:bCs/>
+                <w:lang w:val="en-US"/>
+              </w:rPr>
+            </w:pPr>
+            <w:proofErr w:type="spellStart"/>
+            <w:r>
+              <w:rPr>
+                <w:b/>
+                <w:bCs/>
+                <w:lang w:val="en-US"/>
+              </w:rPr>
+              <w:t>Có</w:t>
+            </w:r>
+            <w:proofErr w:type="spellEnd"/>
+            <w:r>
+              <w:rPr>
+                <w:b/>
+                <w:bCs/>
+                <w:lang w:val="en-US"/>
+              </w:rPr>
+              <w:t xml:space="preserve"> </w:t>
+            </w:r>
+            <w:proofErr w:type="spellStart"/>
+            <w:r>
+              <w:rPr>
+                <w:b/>
+                <w:bCs/>
+                <w:lang w:val="en-US"/>
+              </w:rPr>
+              <w:t>thể</w:t>
+            </w:r>
+            <w:proofErr w:type="spellEnd"/>
+            <w:r>
+              <w:rPr>
+                <w:b/>
+                <w:bCs/>
+                <w:lang w:val="en-US"/>
+              </w:rPr>
+              <w:t xml:space="preserve"> </w:t>
+            </w:r>
+            <w:proofErr w:type="spellStart"/>
+            <w:r>
+              <w:rPr>
+                <w:b/>
+                <w:bCs/>
+                <w:lang w:val="en-US"/>
+              </w:rPr>
+              <w:t>kiểm</w:t>
+            </w:r>
+            <w:proofErr w:type="spellEnd"/>
+            <w:r>
+              <w:rPr>
+                <w:b/>
+                <w:bCs/>
+                <w:lang w:val="en-US"/>
+              </w:rPr>
+              <w:t xml:space="preserve"> </w:t>
+            </w:r>
+            <w:proofErr w:type="spellStart"/>
+            <w:r>
+              <w:rPr>
+                <w:b/>
+                <w:bCs/>
+                <w:lang w:val="en-US"/>
+              </w:rPr>
+              <w:t>thử</w:t>
+            </w:r>
+            <w:proofErr w:type="spellEnd"/>
+            <w:r>
+              <w:rPr>
+                <w:b/>
+                <w:bCs/>
+                <w:lang w:val="en-US"/>
+              </w:rPr>
+              <w:t xml:space="preserve"> </w:t>
+            </w:r>
+            <w:proofErr w:type="spellStart"/>
+            <w:r>
+              <w:rPr>
+                <w:b/>
+                <w:bCs/>
+                <w:lang w:val="en-US"/>
+              </w:rPr>
+              <w:t>trực</w:t>
+            </w:r>
+            <w:proofErr w:type="spellEnd"/>
+            <w:r>
+              <w:rPr>
+                <w:b/>
+                <w:bCs/>
+                <w:lang w:val="en-US"/>
+              </w:rPr>
+              <w:t xml:space="preserve"> </w:t>
+            </w:r>
+            <w:proofErr w:type="spellStart"/>
+            <w:r>
+              <w:rPr>
+                <w:b/>
+                <w:bCs/>
+                <w:lang w:val="en-US"/>
+              </w:rPr>
+              <w:t>tiếp</w:t>
+            </w:r>
+            <w:proofErr w:type="spellEnd"/>
+            <w:r>
+              <w:rPr>
+                <w:b/>
+                <w:bCs/>
+                <w:lang w:val="en-US"/>
+              </w:rPr>
+              <w:t xml:space="preserve"> </w:t>
+            </w:r>
+            <w:proofErr w:type="spellStart"/>
+            <w:r>
+              <w:rPr>
+                <w:b/>
+                <w:bCs/>
+                <w:lang w:val="en-US"/>
+              </w:rPr>
+              <w:t>bằng</w:t>
+            </w:r>
+            <w:proofErr w:type="spellEnd"/>
+            <w:r>
+              <w:rPr>
+                <w:b/>
+                <w:bCs/>
+                <w:lang w:val="en-US"/>
+              </w:rPr>
+              <w:t xml:space="preserve"> </w:t>
+            </w:r>
+            <w:proofErr w:type="spellStart"/>
+            <w:r>
+              <w:rPr>
+                <w:b/>
+                <w:bCs/>
+                <w:lang w:val="en-US"/>
+              </w:rPr>
+              <w:t>cách</w:t>
+            </w:r>
+            <w:proofErr w:type="spellEnd"/>
+            <w:r>
+              <w:rPr>
+                <w:b/>
+                <w:bCs/>
+                <w:lang w:val="en-US"/>
+              </w:rPr>
+              <w:t xml:space="preserve"> </w:t>
+            </w:r>
+            <w:proofErr w:type="spellStart"/>
+            <w:r>
+              <w:rPr>
+                <w:b/>
+                <w:bCs/>
+                <w:lang w:val="en-US"/>
+              </w:rPr>
+              <w:t>áp</w:t>
+            </w:r>
+            <w:proofErr w:type="spellEnd"/>
+            <w:r>
+              <w:rPr>
+                <w:b/>
+                <w:bCs/>
+                <w:lang w:val="en-US"/>
+              </w:rPr>
+              <w:t xml:space="preserve"> GO20 </w:t>
+            </w:r>
+            <w:proofErr w:type="spellStart"/>
+            <w:r>
+              <w:rPr>
+                <w:b/>
+                <w:bCs/>
+                <w:lang w:val="en-US"/>
+              </w:rPr>
+              <w:t>và</w:t>
+            </w:r>
+            <w:proofErr w:type="spellEnd"/>
+            <w:r>
+              <w:rPr>
+                <w:b/>
+                <w:bCs/>
+                <w:lang w:val="en-US"/>
+              </w:rPr>
+              <w:t xml:space="preserve"> </w:t>
+            </w:r>
+            <w:proofErr w:type="spellStart"/>
+            <w:r>
+              <w:rPr>
+                <w:b/>
+                <w:bCs/>
+                <w:lang w:val="en-US"/>
+              </w:rPr>
+              <w:t>xác</w:t>
+            </w:r>
+            <w:proofErr w:type="spellEnd"/>
+            <w:r>
+              <w:rPr>
+                <w:b/>
+                <w:bCs/>
+                <w:lang w:val="en-US"/>
+              </w:rPr>
+              <w:t xml:space="preserve"> </w:t>
+            </w:r>
+            <w:proofErr w:type="spellStart"/>
+            <w:r>
+              <w:rPr>
+                <w:b/>
+                <w:bCs/>
+                <w:lang w:val="en-US"/>
+              </w:rPr>
+              <w:t>nhận</w:t>
+            </w:r>
+            <w:proofErr w:type="spellEnd"/>
+            <w:r>
+              <w:rPr>
+                <w:b/>
+                <w:bCs/>
+                <w:lang w:val="en-US"/>
+              </w:rPr>
+              <w:t xml:space="preserve"> </w:t>
+            </w:r>
+            <w:proofErr w:type="spellStart"/>
+            <w:r>
+              <w:rPr>
+                <w:b/>
+                <w:bCs/>
+                <w:lang w:val="en-US"/>
+              </w:rPr>
+              <w:t>cước</w:t>
+            </w:r>
+            <w:proofErr w:type="spellEnd"/>
+            <w:r>
+              <w:rPr>
+                <w:b/>
+                <w:bCs/>
+                <w:lang w:val="en-US"/>
+              </w:rPr>
+              <w:t xml:space="preserve"> </w:t>
+            </w:r>
+            <w:proofErr w:type="spellStart"/>
+            <w:r>
+              <w:rPr>
+                <w:b/>
+                <w:bCs/>
+                <w:lang w:val="en-US"/>
+              </w:rPr>
+              <w:t>còn</w:t>
+            </w:r>
+            <w:proofErr w:type="spellEnd"/>
+            <w:r>
+              <w:rPr>
+                <w:b/>
+                <w:bCs/>
+                <w:lang w:val="en-US"/>
+              </w:rPr>
+              <w:t xml:space="preserve"> 80.000đ.</w:t>
+            </w:r>
+          </w:p>
+        </w:tc>
+      </w:tr>
+      <w:tr>
+        <w:trPr>
+          <w:jc w:val="center"/>
+        </w:trPr>
+        <w:tc>
+          <w:tcPr>
+            <w:tcW w:w="720" w:type="dxa"/>
+            <w:tcBorders>
+              <w:top w:val="single" w:sz="4" w:space="0" w:color="auto"/>
+              <w:left w:val="single" w:sz="4" w:space="0" w:color="auto"/>
+              <w:bottom w:val="single" w:sz="4" w:space="0" w:color="auto"/>
+              <w:right w:val="single" w:sz="4" w:space="0" w:color="auto"/>
+            </w:tcBorders>
+            <w:vAlign w:val="center"/>
+            <w:hideMark/>
+          </w:tcPr>
+          <w:p>
+            <w:pPr>
+              <w:spacing w:after="160" w:line="278" w:lineRule="auto"/>
+              <w:rPr>
+                <w:b/>
+                <w:bCs/>
+                <w:lang w:val="en-US"/>
+              </w:rPr>
+            </w:pPr>
+            <w:r>
+              <w:rPr>
+                <w:b/>
+                <w:bCs/>
+                <w:lang w:val="en-US"/>
+              </w:rPr>
+              <w:t>AC2</w:t>
+            </w:r>
+          </w:p>
+        </w:tc>
+        <w:tc>
+          <w:tcPr>
+            <w:tcW w:w="1008" w:type="dxa"/>
+            <w:tcBorders>
+              <w:top w:val="single" w:sz="4" w:space="0" w:color="auto"/>
+              <w:left w:val="single" w:sz="4" w:space="0" w:color="auto"/>
+              <w:bottom w:val="single" w:sz="4" w:space="0" w:color="auto"/>
+              <w:right w:val="single" w:sz="4" w:space="0" w:color="auto"/>
+            </w:tcBorders>
+            <w:vAlign w:val="center"/>
+            <w:hideMark/>
+          </w:tcPr>
+          <w:p>
+            <w:pPr>
+              <w:spacing w:after="160" w:line="278" w:lineRule="auto"/>
+              <w:rPr>
+                <w:b/>
+                <w:bCs/>
+                <w:lang w:val="en-US"/>
+              </w:rPr>
+            </w:pPr>
+            <w:r>
+              <w:rPr>
+                <w:b/>
+                <w:bCs/>
+                <w:lang w:val="en-US"/>
+              </w:rPr>
+              <w:t>Sai</w:t>
+            </w:r>
+          </w:p>
+        </w:tc>
+        <w:tc>
+          <w:tcPr>
+            <w:tcW w:w="4464" w:type="dxa"/>
+            <w:tcBorders>
+              <w:top w:val="single" w:sz="4" w:space="0" w:color="auto"/>
+              <w:left w:val="single" w:sz="4" w:space="0" w:color="auto"/>
+              <w:bottom w:val="single" w:sz="4" w:space="0" w:color="auto"/>
+              <w:right w:val="single" w:sz="4" w:space="0" w:color="auto"/>
+            </w:tcBorders>
+            <w:vAlign w:val="center"/>
+            <w:hideMark/>
+          </w:tcPr>
+          <w:p>
+            <w:pPr>
+              <w:spacing w:after="160" w:line="278" w:lineRule="auto"/>
+              <w:rPr>
+                <w:b/>
+                <w:bCs/>
+                <w:lang w:val="en-US"/>
+              </w:rPr>
+            </w:pPr>
+            <w:r>
+              <w:rPr>
+                <w:b/>
+                <w:bCs/>
+                <w:lang w:val="en-US"/>
+              </w:rPr>
+              <w:t xml:space="preserve">When </w:t>
+            </w:r>
+            <w:proofErr w:type="spellStart"/>
+            <w:r>
+              <w:rPr>
+                <w:b/>
+                <w:bCs/>
+                <w:lang w:val="en-US"/>
+              </w:rPr>
+              <w:t>gộp</w:t>
+            </w:r>
+            <w:proofErr w:type="spellEnd"/>
+            <w:r>
+              <w:rPr>
+                <w:b/>
+                <w:bCs/>
+                <w:lang w:val="en-US"/>
+              </w:rPr>
+              <w:t xml:space="preserve"> </w:t>
+            </w:r>
+            <w:proofErr w:type="spellStart"/>
+            <w:r>
+              <w:rPr>
+                <w:b/>
+                <w:bCs/>
+                <w:lang w:val="en-US"/>
+              </w:rPr>
+              <w:t>hai</w:t>
+            </w:r>
+            <w:proofErr w:type="spellEnd"/>
+            <w:r>
+              <w:rPr>
+                <w:b/>
+                <w:bCs/>
+                <w:lang w:val="en-US"/>
+              </w:rPr>
+              <w:t xml:space="preserve"> </w:t>
+            </w:r>
+            <w:proofErr w:type="spellStart"/>
+            <w:r>
+              <w:rPr>
+                <w:b/>
+                <w:bCs/>
+                <w:lang w:val="en-US"/>
+              </w:rPr>
+              <w:t>hành</w:t>
+            </w:r>
+            <w:proofErr w:type="spellEnd"/>
+            <w:r>
+              <w:rPr>
+                <w:b/>
+                <w:bCs/>
+                <w:lang w:val="en-US"/>
+              </w:rPr>
+              <w:t xml:space="preserve"> </w:t>
+            </w:r>
+            <w:proofErr w:type="spellStart"/>
+            <w:r>
+              <w:rPr>
+                <w:b/>
+                <w:bCs/>
+                <w:lang w:val="en-US"/>
+              </w:rPr>
+              <w:t>động</w:t>
+            </w:r>
+            <w:proofErr w:type="spellEnd"/>
+            <w:r>
+              <w:rPr>
+                <w:b/>
+                <w:bCs/>
+                <w:lang w:val="en-US"/>
+              </w:rPr>
+              <w:t xml:space="preserve">: </w:t>
+            </w:r>
+            <w:proofErr w:type="spellStart"/>
+            <w:r>
+              <w:rPr>
+                <w:b/>
+                <w:bCs/>
+                <w:lang w:val="en-US"/>
+              </w:rPr>
+              <w:t>áp</w:t>
+            </w:r>
+            <w:proofErr w:type="spellEnd"/>
+            <w:r>
+              <w:rPr>
+                <w:b/>
+                <w:bCs/>
+                <w:lang w:val="en-US"/>
+              </w:rPr>
+              <w:t xml:space="preserve"> </w:t>
+            </w:r>
+            <w:proofErr w:type="spellStart"/>
+            <w:r>
+              <w:rPr>
+                <w:b/>
+                <w:bCs/>
+                <w:lang w:val="en-US"/>
+              </w:rPr>
+              <w:t>mã</w:t>
+            </w:r>
+            <w:proofErr w:type="spellEnd"/>
+            <w:r>
+              <w:rPr>
+                <w:b/>
+                <w:bCs/>
+                <w:lang w:val="en-US"/>
+              </w:rPr>
+              <w:t xml:space="preserve"> </w:t>
+            </w:r>
+            <w:proofErr w:type="spellStart"/>
+            <w:r>
+              <w:rPr>
+                <w:b/>
+                <w:bCs/>
+                <w:lang w:val="en-US"/>
+              </w:rPr>
+              <w:t>và</w:t>
+            </w:r>
+            <w:proofErr w:type="spellEnd"/>
+            <w:r>
+              <w:rPr>
+                <w:b/>
+                <w:bCs/>
+                <w:lang w:val="en-US"/>
+              </w:rPr>
+              <w:t xml:space="preserve"> </w:t>
+            </w:r>
+            <w:proofErr w:type="spellStart"/>
+            <w:r>
+              <w:rPr>
+                <w:b/>
+                <w:bCs/>
+                <w:lang w:val="en-US"/>
+              </w:rPr>
+              <w:t>bấm</w:t>
+            </w:r>
+            <w:proofErr w:type="spellEnd"/>
+            <w:r>
+              <w:rPr>
+                <w:b/>
+                <w:bCs/>
+                <w:lang w:val="en-US"/>
+              </w:rPr>
+              <w:t xml:space="preserve"> “</w:t>
+            </w:r>
+            <w:proofErr w:type="spellStart"/>
+            <w:r>
+              <w:rPr>
+                <w:b/>
+                <w:bCs/>
+                <w:lang w:val="en-US"/>
+              </w:rPr>
+              <w:t>Đặt</w:t>
+            </w:r>
+            <w:proofErr w:type="spellEnd"/>
+            <w:r>
+              <w:rPr>
+                <w:b/>
+                <w:bCs/>
+                <w:lang w:val="en-US"/>
+              </w:rPr>
+              <w:t xml:space="preserve"> </w:t>
+            </w:r>
+            <w:proofErr w:type="spellStart"/>
+            <w:r>
+              <w:rPr>
+                <w:b/>
+                <w:bCs/>
+                <w:lang w:val="en-US"/>
+              </w:rPr>
+              <w:t>xe</w:t>
+            </w:r>
+            <w:proofErr w:type="spellEnd"/>
+            <w:r>
+              <w:rPr>
+                <w:b/>
+                <w:bCs/>
+                <w:lang w:val="en-US"/>
+              </w:rPr>
+              <w:t>”. Then “</w:t>
+            </w:r>
+            <w:proofErr w:type="spellStart"/>
+            <w:r>
+              <w:rPr>
+                <w:b/>
+                <w:bCs/>
+                <w:lang w:val="en-US"/>
+              </w:rPr>
+              <w:t>xử</w:t>
+            </w:r>
+            <w:proofErr w:type="spellEnd"/>
+            <w:r>
+              <w:rPr>
+                <w:b/>
+                <w:bCs/>
+                <w:lang w:val="en-US"/>
+              </w:rPr>
+              <w:t xml:space="preserve"> </w:t>
+            </w:r>
+            <w:proofErr w:type="spellStart"/>
+            <w:r>
+              <w:rPr>
+                <w:b/>
+                <w:bCs/>
+                <w:lang w:val="en-US"/>
+              </w:rPr>
+              <w:t>lý</w:t>
+            </w:r>
+            <w:proofErr w:type="spellEnd"/>
+            <w:r>
+              <w:rPr>
+                <w:b/>
+                <w:bCs/>
+                <w:lang w:val="en-US"/>
+              </w:rPr>
+              <w:t xml:space="preserve"> </w:t>
+            </w:r>
+            <w:proofErr w:type="spellStart"/>
+            <w:r>
+              <w:rPr>
+                <w:b/>
+                <w:bCs/>
+                <w:lang w:val="en-US"/>
+              </w:rPr>
+              <w:t>phù</w:t>
+            </w:r>
+            <w:proofErr w:type="spellEnd"/>
+            <w:r>
+              <w:rPr>
+                <w:b/>
+                <w:bCs/>
+                <w:lang w:val="en-US"/>
+              </w:rPr>
+              <w:t xml:space="preserve"> </w:t>
+            </w:r>
+            <w:proofErr w:type="spellStart"/>
+            <w:r>
+              <w:rPr>
+                <w:b/>
+                <w:bCs/>
+                <w:lang w:val="en-US"/>
+              </w:rPr>
+              <w:t>hợp</w:t>
+            </w:r>
+            <w:proofErr w:type="spellEnd"/>
+            <w:r>
+              <w:rPr>
+                <w:b/>
+                <w:bCs/>
+                <w:lang w:val="en-US"/>
+              </w:rPr>
+              <w:t xml:space="preserve">” </w:t>
+            </w:r>
+            <w:proofErr w:type="spellStart"/>
+            <w:r>
+              <w:rPr>
+                <w:b/>
+                <w:bCs/>
+                <w:lang w:val="en-US"/>
+              </w:rPr>
+              <w:t>không</w:t>
+            </w:r>
+            <w:proofErr w:type="spellEnd"/>
+            <w:r>
+              <w:rPr>
+                <w:b/>
+                <w:bCs/>
+                <w:lang w:val="en-US"/>
+              </w:rPr>
+              <w:t xml:space="preserve"> </w:t>
+            </w:r>
+            <w:proofErr w:type="spellStart"/>
+            <w:r>
+              <w:rPr>
+                <w:b/>
+                <w:bCs/>
+                <w:lang w:val="en-US"/>
+              </w:rPr>
+              <w:t>nêu</w:t>
+            </w:r>
+            <w:proofErr w:type="spellEnd"/>
+            <w:r>
+              <w:rPr>
+                <w:b/>
+                <w:bCs/>
+                <w:lang w:val="en-US"/>
+              </w:rPr>
+              <w:t xml:space="preserve"> </w:t>
+            </w:r>
+            <w:proofErr w:type="spellStart"/>
+            <w:r>
+              <w:rPr>
+                <w:b/>
+                <w:bCs/>
+                <w:lang w:val="en-US"/>
+              </w:rPr>
+              <w:t>kết</w:t>
+            </w:r>
+            <w:proofErr w:type="spellEnd"/>
+            <w:r>
+              <w:rPr>
+                <w:b/>
+                <w:bCs/>
+                <w:lang w:val="en-US"/>
+              </w:rPr>
+              <w:t xml:space="preserve"> </w:t>
+            </w:r>
+            <w:proofErr w:type="spellStart"/>
+            <w:r>
+              <w:rPr>
+                <w:b/>
+                <w:bCs/>
+                <w:lang w:val="en-US"/>
+              </w:rPr>
+              <w:t>quả</w:t>
+            </w:r>
+            <w:proofErr w:type="spellEnd"/>
+            <w:r>
+              <w:rPr>
+                <w:b/>
+                <w:bCs/>
+                <w:lang w:val="en-US"/>
+              </w:rPr>
+              <w:t xml:space="preserve"> </w:t>
+            </w:r>
+            <w:proofErr w:type="spellStart"/>
+            <w:r>
+              <w:rPr>
+                <w:b/>
+                <w:bCs/>
+                <w:lang w:val="en-US"/>
+              </w:rPr>
+              <w:t>cụ</w:t>
+            </w:r>
+            <w:proofErr w:type="spellEnd"/>
+            <w:r>
+              <w:rPr>
+                <w:b/>
+                <w:bCs/>
+                <w:lang w:val="en-US"/>
+              </w:rPr>
+              <w:t xml:space="preserve"> </w:t>
+            </w:r>
+            <w:proofErr w:type="spellStart"/>
+            <w:r>
+              <w:rPr>
+                <w:b/>
+                <w:bCs/>
+                <w:lang w:val="en-US"/>
+              </w:rPr>
+              <w:t>thể</w:t>
+            </w:r>
+            <w:proofErr w:type="spellEnd"/>
+            <w:r>
+              <w:rPr>
+                <w:b/>
+                <w:bCs/>
+                <w:lang w:val="en-US"/>
+              </w:rPr>
+              <w:t xml:space="preserve">, </w:t>
+            </w:r>
+            <w:proofErr w:type="spellStart"/>
+            <w:r>
+              <w:rPr>
+                <w:b/>
+                <w:bCs/>
+                <w:lang w:val="en-US"/>
+              </w:rPr>
+              <w:t>kiểm</w:t>
+            </w:r>
+            <w:proofErr w:type="spellEnd"/>
+            <w:r>
+              <w:rPr>
+                <w:b/>
+                <w:bCs/>
+                <w:lang w:val="en-US"/>
+              </w:rPr>
+              <w:t xml:space="preserve"> </w:t>
+            </w:r>
+            <w:proofErr w:type="spellStart"/>
+            <w:r>
+              <w:rPr>
+                <w:b/>
+                <w:bCs/>
+                <w:lang w:val="en-US"/>
+              </w:rPr>
+              <w:t>chứng</w:t>
+            </w:r>
+            <w:proofErr w:type="spellEnd"/>
+            <w:r>
+              <w:rPr>
+                <w:b/>
+                <w:bCs/>
+                <w:lang w:val="en-US"/>
+              </w:rPr>
+              <w:t xml:space="preserve"> </w:t>
+            </w:r>
+            <w:proofErr w:type="spellStart"/>
+            <w:r>
+              <w:rPr>
+                <w:b/>
+                <w:bCs/>
+                <w:lang w:val="en-US"/>
+              </w:rPr>
+              <w:t>được</w:t>
+            </w:r>
+            <w:proofErr w:type="spellEnd"/>
+            <w:r>
+              <w:rPr>
+                <w:b/>
+                <w:bCs/>
+                <w:lang w:val="en-US"/>
+              </w:rPr>
+              <w:t>.</w:t>
+            </w:r>
+          </w:p>
+        </w:tc>
+        <w:tc>
+          <w:tcPr>
+            <w:tcW w:w="3744" w:type="dxa"/>
+            <w:tcBorders>
+              <w:top w:val="single" w:sz="4" w:space="0" w:color="auto"/>
+              <w:left w:val="single" w:sz="4" w:space="0" w:color="auto"/>
+              <w:bottom w:val="single" w:sz="4" w:space="0" w:color="auto"/>
+              <w:right w:val="single" w:sz="4" w:space="0" w:color="auto"/>
+            </w:tcBorders>
+            <w:vAlign w:val="center"/>
+            <w:hideMark/>
+          </w:tcPr>
+          <w:p>
+            <w:pPr>
+              <w:spacing w:after="160" w:line="278" w:lineRule="auto"/>
+              <w:rPr>
+                <w:b/>
+                <w:bCs/>
+                <w:lang w:val="en-US"/>
+              </w:rPr>
+            </w:pPr>
+            <w:r>
+              <w:rPr>
+                <w:b/>
+                <w:bCs/>
+                <w:lang w:val="en-US"/>
+              </w:rPr>
+              <w:t xml:space="preserve">Tester </w:t>
+            </w:r>
+            <w:proofErr w:type="spellStart"/>
+            <w:r>
+              <w:rPr>
+                <w:b/>
+                <w:bCs/>
+                <w:lang w:val="en-US"/>
+              </w:rPr>
+              <w:t>không</w:t>
+            </w:r>
+            <w:proofErr w:type="spellEnd"/>
+            <w:r>
+              <w:rPr>
+                <w:b/>
+                <w:bCs/>
+                <w:lang w:val="en-US"/>
+              </w:rPr>
+              <w:t xml:space="preserve"> </w:t>
+            </w:r>
+            <w:proofErr w:type="spellStart"/>
+            <w:r>
+              <w:rPr>
+                <w:b/>
+                <w:bCs/>
+                <w:lang w:val="en-US"/>
+              </w:rPr>
+              <w:t>biết</w:t>
+            </w:r>
+            <w:proofErr w:type="spellEnd"/>
+            <w:r>
+              <w:rPr>
+                <w:b/>
+                <w:bCs/>
+                <w:lang w:val="en-US"/>
+              </w:rPr>
+              <w:t xml:space="preserve"> </w:t>
+            </w:r>
+            <w:proofErr w:type="spellStart"/>
+            <w:r>
+              <w:rPr>
+                <w:b/>
+                <w:bCs/>
+                <w:lang w:val="en-US"/>
+              </w:rPr>
+              <w:t>cần</w:t>
+            </w:r>
+            <w:proofErr w:type="spellEnd"/>
+            <w:r>
+              <w:rPr>
+                <w:b/>
+                <w:bCs/>
+                <w:lang w:val="en-US"/>
+              </w:rPr>
+              <w:t xml:space="preserve"> </w:t>
+            </w:r>
+            <w:proofErr w:type="spellStart"/>
+            <w:r>
+              <w:rPr>
+                <w:b/>
+                <w:bCs/>
+                <w:lang w:val="en-US"/>
+              </w:rPr>
+              <w:t>kiểm</w:t>
+            </w:r>
+            <w:proofErr w:type="spellEnd"/>
+            <w:r>
+              <w:rPr>
+                <w:b/>
+                <w:bCs/>
+                <w:lang w:val="en-US"/>
+              </w:rPr>
+              <w:t xml:space="preserve"> </w:t>
+            </w:r>
+            <w:proofErr w:type="spellStart"/>
+            <w:r>
+              <w:rPr>
+                <w:b/>
+                <w:bCs/>
+                <w:lang w:val="en-US"/>
+              </w:rPr>
+              <w:t>tra</w:t>
+            </w:r>
+            <w:proofErr w:type="spellEnd"/>
+            <w:r>
+              <w:rPr>
+                <w:b/>
+                <w:bCs/>
+                <w:lang w:val="en-US"/>
+              </w:rPr>
+              <w:t xml:space="preserve"> </w:t>
+            </w:r>
+            <w:proofErr w:type="spellStart"/>
+            <w:r>
+              <w:rPr>
+                <w:b/>
+                <w:bCs/>
+                <w:lang w:val="en-US"/>
+              </w:rPr>
+              <w:t>thông</w:t>
+            </w:r>
+            <w:proofErr w:type="spellEnd"/>
+            <w:r>
+              <w:rPr>
+                <w:b/>
+                <w:bCs/>
+                <w:lang w:val="en-US"/>
+              </w:rPr>
+              <w:t xml:space="preserve"> </w:t>
+            </w:r>
+            <w:proofErr w:type="spellStart"/>
+            <w:r>
+              <w:rPr>
+                <w:b/>
+                <w:bCs/>
+                <w:lang w:val="en-US"/>
+              </w:rPr>
+              <w:t>báo</w:t>
+            </w:r>
+            <w:proofErr w:type="spellEnd"/>
+            <w:r>
+              <w:rPr>
+                <w:b/>
+                <w:bCs/>
+                <w:lang w:val="en-US"/>
+              </w:rPr>
+              <w:t xml:space="preserve"> </w:t>
+            </w:r>
+            <w:proofErr w:type="spellStart"/>
+            <w:r>
+              <w:rPr>
+                <w:b/>
+                <w:bCs/>
+                <w:lang w:val="en-US"/>
+              </w:rPr>
+              <w:t>nào</w:t>
+            </w:r>
+            <w:proofErr w:type="spellEnd"/>
+            <w:r>
+              <w:rPr>
+                <w:b/>
+                <w:bCs/>
+                <w:lang w:val="en-US"/>
+              </w:rPr>
+              <w:t xml:space="preserve"> </w:t>
+            </w:r>
+            <w:proofErr w:type="spellStart"/>
+            <w:r>
+              <w:rPr>
+                <w:b/>
+                <w:bCs/>
+                <w:lang w:val="en-US"/>
+              </w:rPr>
+              <w:t>hoặc</w:t>
+            </w:r>
+            <w:proofErr w:type="spellEnd"/>
+            <w:r>
+              <w:rPr>
+                <w:b/>
+                <w:bCs/>
+                <w:lang w:val="en-US"/>
+              </w:rPr>
+              <w:t xml:space="preserve"> </w:t>
+            </w:r>
+            <w:proofErr w:type="spellStart"/>
+            <w:r>
+              <w:rPr>
+                <w:b/>
+                <w:bCs/>
+                <w:lang w:val="en-US"/>
+              </w:rPr>
+              <w:t>trạng</w:t>
+            </w:r>
+            <w:proofErr w:type="spellEnd"/>
+            <w:r>
+              <w:rPr>
+                <w:b/>
+                <w:bCs/>
+                <w:lang w:val="en-US"/>
+              </w:rPr>
+              <w:t xml:space="preserve"> </w:t>
+            </w:r>
+            <w:proofErr w:type="spellStart"/>
+            <w:r>
+              <w:rPr>
+                <w:b/>
+                <w:bCs/>
+                <w:lang w:val="en-US"/>
+              </w:rPr>
+              <w:t>thái</w:t>
+            </w:r>
+            <w:proofErr w:type="spellEnd"/>
+            <w:r>
+              <w:rPr>
+                <w:b/>
+                <w:bCs/>
+                <w:lang w:val="en-US"/>
+              </w:rPr>
+              <w:t xml:space="preserve"> </w:t>
+            </w:r>
+            <w:proofErr w:type="spellStart"/>
+            <w:r>
+              <w:rPr>
+                <w:b/>
+                <w:bCs/>
+                <w:lang w:val="en-US"/>
+              </w:rPr>
+              <w:t>nào</w:t>
+            </w:r>
+            <w:proofErr w:type="spellEnd"/>
+            <w:r>
+              <w:rPr>
+                <w:b/>
+                <w:bCs/>
+                <w:lang w:val="en-US"/>
+              </w:rPr>
+              <w:t xml:space="preserve">; </w:t>
+            </w:r>
+            <w:proofErr w:type="spellStart"/>
+            <w:r>
+              <w:rPr>
+                <w:b/>
+                <w:bCs/>
+                <w:lang w:val="en-US"/>
+              </w:rPr>
+              <w:t>khó</w:t>
+            </w:r>
+            <w:proofErr w:type="spellEnd"/>
+            <w:r>
+              <w:rPr>
+                <w:b/>
+                <w:bCs/>
+                <w:lang w:val="en-US"/>
+              </w:rPr>
+              <w:t xml:space="preserve"> </w:t>
+            </w:r>
+            <w:proofErr w:type="spellStart"/>
+            <w:r>
+              <w:rPr>
+                <w:b/>
+                <w:bCs/>
+                <w:lang w:val="en-US"/>
+              </w:rPr>
+              <w:t>xác</w:t>
+            </w:r>
+            <w:proofErr w:type="spellEnd"/>
+            <w:r>
+              <w:rPr>
+                <w:b/>
+                <w:bCs/>
+                <w:lang w:val="en-US"/>
+              </w:rPr>
+              <w:t xml:space="preserve"> </w:t>
+            </w:r>
+            <w:proofErr w:type="spellStart"/>
+            <w:r>
+              <w:rPr>
+                <w:b/>
+                <w:bCs/>
+                <w:lang w:val="en-US"/>
+              </w:rPr>
+              <w:t>định</w:t>
+            </w:r>
+            <w:proofErr w:type="spellEnd"/>
+            <w:r>
+              <w:rPr>
+                <w:b/>
+                <w:bCs/>
+                <w:lang w:val="en-US"/>
+              </w:rPr>
+              <w:t xml:space="preserve"> </w:t>
+            </w:r>
+            <w:proofErr w:type="spellStart"/>
+            <w:r>
+              <w:rPr>
+                <w:b/>
+                <w:bCs/>
+                <w:lang w:val="en-US"/>
+              </w:rPr>
+              <w:t>đạt</w:t>
+            </w:r>
+            <w:proofErr w:type="spellEnd"/>
+            <w:r>
+              <w:rPr>
+                <w:b/>
+                <w:bCs/>
+                <w:lang w:val="en-US"/>
+              </w:rPr>
+              <w:t xml:space="preserve"> hay </w:t>
+            </w:r>
+            <w:proofErr w:type="spellStart"/>
+            <w:r>
+              <w:rPr>
+                <w:b/>
+                <w:bCs/>
+                <w:lang w:val="en-US"/>
+              </w:rPr>
+              <w:t>không</w:t>
+            </w:r>
+            <w:proofErr w:type="spellEnd"/>
+            <w:r>
+              <w:rPr>
+                <w:b/>
+                <w:bCs/>
+                <w:lang w:val="en-US"/>
+              </w:rPr>
+              <w:t xml:space="preserve"> </w:t>
+            </w:r>
+            <w:proofErr w:type="spellStart"/>
+            <w:r>
+              <w:rPr>
+                <w:b/>
+                <w:bCs/>
+                <w:lang w:val="en-US"/>
+              </w:rPr>
+              <w:t>đạt</w:t>
+            </w:r>
+            <w:proofErr w:type="spellEnd"/>
+            <w:r>
+              <w:rPr>
+                <w:b/>
+                <w:bCs/>
+                <w:lang w:val="en-US"/>
+              </w:rPr>
+              <w:t>.</w:t>
+            </w:r>
+          </w:p>
+        </w:tc>
+      </w:tr>
+      <w:tr>
+        <w:trPr>
+          <w:jc w:val="center"/>
+        </w:trPr>
+        <w:tc>
+          <w:tcPr>
+            <w:tcW w:w="720" w:type="dxa"/>
+            <w:tcBorders>
+              <w:top w:val="single" w:sz="4" w:space="0" w:color="auto"/>
+              <w:left w:val="single" w:sz="4" w:space="0" w:color="auto"/>
+              <w:bottom w:val="single" w:sz="4" w:space="0" w:color="auto"/>
+              <w:right w:val="single" w:sz="4" w:space="0" w:color="auto"/>
+            </w:tcBorders>
+            <w:vAlign w:val="center"/>
+            <w:hideMark/>
+          </w:tcPr>
+          <w:p>
+            <w:pPr>
+              <w:spacing w:after="160" w:line="278" w:lineRule="auto"/>
+              <w:rPr>
+                <w:b/>
+                <w:bCs/>
+                <w:lang w:val="en-US"/>
+              </w:rPr>
+            </w:pPr>
+            <w:r>
+              <w:rPr>
+                <w:b/>
+                <w:bCs/>
+                <w:lang w:val="en-US"/>
+              </w:rPr>
+              <w:t>AC3</w:t>
+            </w:r>
+          </w:p>
+        </w:tc>
+        <w:tc>
+          <w:tcPr>
+            <w:tcW w:w="1008" w:type="dxa"/>
+            <w:tcBorders>
+              <w:top w:val="single" w:sz="4" w:space="0" w:color="auto"/>
+              <w:left w:val="single" w:sz="4" w:space="0" w:color="auto"/>
+              <w:bottom w:val="single" w:sz="4" w:space="0" w:color="auto"/>
+              <w:right w:val="single" w:sz="4" w:space="0" w:color="auto"/>
+            </w:tcBorders>
+            <w:vAlign w:val="center"/>
+            <w:hideMark/>
+          </w:tcPr>
+          <w:p>
+            <w:pPr>
+              <w:spacing w:after="160" w:line="278" w:lineRule="auto"/>
+              <w:rPr>
+                <w:b/>
+                <w:bCs/>
+                <w:lang w:val="en-US"/>
+              </w:rPr>
+            </w:pPr>
+            <w:r>
+              <w:rPr>
+                <w:b/>
+                <w:bCs/>
+                <w:lang w:val="en-US"/>
+              </w:rPr>
+              <w:t>Sai</w:t>
+            </w:r>
+          </w:p>
+        </w:tc>
+        <w:tc>
+          <w:tcPr>
+            <w:tcW w:w="4464" w:type="dxa"/>
+            <w:tcBorders>
+              <w:top w:val="single" w:sz="4" w:space="0" w:color="auto"/>
+              <w:left w:val="single" w:sz="4" w:space="0" w:color="auto"/>
+              <w:bottom w:val="single" w:sz="4" w:space="0" w:color="auto"/>
+              <w:right w:val="single" w:sz="4" w:space="0" w:color="auto"/>
+            </w:tcBorders>
+            <w:vAlign w:val="center"/>
+            <w:hideMark/>
+          </w:tcPr>
+          <w:p>
+            <w:pPr>
+              <w:spacing w:after="160" w:line="278" w:lineRule="auto"/>
+              <w:rPr>
+                <w:b/>
+                <w:bCs/>
+                <w:lang w:val="en-US"/>
+              </w:rPr>
+            </w:pPr>
+            <w:r>
+              <w:rPr>
+                <w:b/>
+                <w:bCs/>
+                <w:lang w:val="en-US"/>
+              </w:rPr>
+              <w:t xml:space="preserve">Given </w:t>
+            </w:r>
+            <w:proofErr w:type="spellStart"/>
+            <w:r>
+              <w:rPr>
+                <w:b/>
+                <w:bCs/>
+                <w:lang w:val="en-US"/>
+              </w:rPr>
+              <w:t>và</w:t>
+            </w:r>
+            <w:proofErr w:type="spellEnd"/>
+            <w:r>
+              <w:rPr>
+                <w:b/>
+                <w:bCs/>
+                <w:lang w:val="en-US"/>
+              </w:rPr>
+              <w:t xml:space="preserve"> When </w:t>
+            </w:r>
+            <w:proofErr w:type="spellStart"/>
+            <w:r>
+              <w:rPr>
+                <w:b/>
+                <w:bCs/>
+                <w:lang w:val="en-US"/>
+              </w:rPr>
+              <w:t>bị</w:t>
+            </w:r>
+            <w:proofErr w:type="spellEnd"/>
+            <w:r>
+              <w:rPr>
+                <w:b/>
+                <w:bCs/>
+                <w:lang w:val="en-US"/>
+              </w:rPr>
+              <w:t xml:space="preserve"> </w:t>
+            </w:r>
+            <w:proofErr w:type="spellStart"/>
+            <w:r>
+              <w:rPr>
+                <w:b/>
+                <w:bCs/>
+                <w:lang w:val="en-US"/>
+              </w:rPr>
+              <w:t>đảo</w:t>
+            </w:r>
+            <w:proofErr w:type="spellEnd"/>
+            <w:r>
+              <w:rPr>
+                <w:b/>
+                <w:bCs/>
+                <w:lang w:val="en-US"/>
+              </w:rPr>
+              <w:t xml:space="preserve"> </w:t>
+            </w:r>
+            <w:proofErr w:type="spellStart"/>
+            <w:r>
+              <w:rPr>
+                <w:b/>
+                <w:bCs/>
+                <w:lang w:val="en-US"/>
+              </w:rPr>
+              <w:t>vai</w:t>
+            </w:r>
+            <w:proofErr w:type="spellEnd"/>
+            <w:r>
+              <w:rPr>
+                <w:b/>
+                <w:bCs/>
+                <w:lang w:val="en-US"/>
+              </w:rPr>
+              <w:t xml:space="preserve"> </w:t>
+            </w:r>
+            <w:proofErr w:type="spellStart"/>
+            <w:r>
+              <w:rPr>
+                <w:b/>
+                <w:bCs/>
+                <w:lang w:val="en-US"/>
+              </w:rPr>
+              <w:t>trò</w:t>
+            </w:r>
+            <w:proofErr w:type="spellEnd"/>
+            <w:r>
+              <w:rPr>
+                <w:b/>
+                <w:bCs/>
+                <w:lang w:val="en-US"/>
+              </w:rPr>
+              <w:t xml:space="preserve">: Given </w:t>
+            </w:r>
+            <w:proofErr w:type="spellStart"/>
+            <w:r>
+              <w:rPr>
+                <w:b/>
+                <w:bCs/>
+                <w:lang w:val="en-US"/>
+              </w:rPr>
+              <w:t>mô</w:t>
+            </w:r>
+            <w:proofErr w:type="spellEnd"/>
+            <w:r>
+              <w:rPr>
+                <w:b/>
+                <w:bCs/>
+                <w:lang w:val="en-US"/>
+              </w:rPr>
+              <w:t xml:space="preserve"> </w:t>
+            </w:r>
+            <w:proofErr w:type="spellStart"/>
+            <w:r>
+              <w:rPr>
+                <w:b/>
+                <w:bCs/>
+                <w:lang w:val="en-US"/>
+              </w:rPr>
+              <w:t>tả</w:t>
+            </w:r>
+            <w:proofErr w:type="spellEnd"/>
+            <w:r>
+              <w:rPr>
+                <w:b/>
+                <w:bCs/>
+                <w:lang w:val="en-US"/>
+              </w:rPr>
+              <w:t xml:space="preserve"> </w:t>
+            </w:r>
+            <w:proofErr w:type="spellStart"/>
+            <w:r>
+              <w:rPr>
+                <w:b/>
+                <w:bCs/>
+                <w:lang w:val="en-US"/>
+              </w:rPr>
+              <w:t>hành</w:t>
+            </w:r>
+            <w:proofErr w:type="spellEnd"/>
+            <w:r>
+              <w:rPr>
+                <w:b/>
+                <w:bCs/>
+                <w:lang w:val="en-US"/>
+              </w:rPr>
+              <w:t xml:space="preserve"> </w:t>
+            </w:r>
+            <w:proofErr w:type="spellStart"/>
+            <w:r>
+              <w:rPr>
+                <w:b/>
+                <w:bCs/>
+                <w:lang w:val="en-US"/>
+              </w:rPr>
+              <w:t>động</w:t>
+            </w:r>
+            <w:proofErr w:type="spellEnd"/>
+            <w:r>
+              <w:rPr>
+                <w:b/>
+                <w:bCs/>
+                <w:lang w:val="en-US"/>
+              </w:rPr>
+              <w:t xml:space="preserve"> </w:t>
+            </w:r>
+            <w:proofErr w:type="spellStart"/>
+            <w:r>
+              <w:rPr>
+                <w:b/>
+                <w:bCs/>
+                <w:lang w:val="en-US"/>
+              </w:rPr>
+              <w:t>bấm</w:t>
+            </w:r>
+            <w:proofErr w:type="spellEnd"/>
+            <w:r>
+              <w:rPr>
+                <w:b/>
+                <w:bCs/>
+                <w:lang w:val="en-US"/>
+              </w:rPr>
+              <w:t xml:space="preserve"> “</w:t>
+            </w:r>
+            <w:proofErr w:type="spellStart"/>
+            <w:r>
+              <w:rPr>
+                <w:b/>
+                <w:bCs/>
+                <w:lang w:val="en-US"/>
+              </w:rPr>
+              <w:t>Áp</w:t>
+            </w:r>
+            <w:proofErr w:type="spellEnd"/>
+            <w:r>
+              <w:rPr>
+                <w:b/>
+                <w:bCs/>
+                <w:lang w:val="en-US"/>
+              </w:rPr>
+              <w:t xml:space="preserve"> </w:t>
+            </w:r>
+            <w:proofErr w:type="spellStart"/>
+            <w:r>
+              <w:rPr>
+                <w:b/>
+                <w:bCs/>
+                <w:lang w:val="en-US"/>
+              </w:rPr>
+              <w:t>dụng</w:t>
+            </w:r>
+            <w:proofErr w:type="spellEnd"/>
+            <w:r>
+              <w:rPr>
+                <w:b/>
+                <w:bCs/>
+                <w:lang w:val="en-US"/>
+              </w:rPr>
+              <w:t xml:space="preserve">”, </w:t>
+            </w:r>
+            <w:proofErr w:type="spellStart"/>
+            <w:r>
+              <w:rPr>
+                <w:b/>
+                <w:bCs/>
+                <w:lang w:val="en-US"/>
+              </w:rPr>
+              <w:t>còn</w:t>
+            </w:r>
+            <w:proofErr w:type="spellEnd"/>
+            <w:r>
+              <w:rPr>
+                <w:b/>
+                <w:bCs/>
+                <w:lang w:val="en-US"/>
+              </w:rPr>
+              <w:t xml:space="preserve"> When </w:t>
+            </w:r>
+            <w:proofErr w:type="spellStart"/>
+            <w:r>
+              <w:rPr>
+                <w:b/>
+                <w:bCs/>
+                <w:lang w:val="en-US"/>
+              </w:rPr>
+              <w:t>lại</w:t>
+            </w:r>
+            <w:proofErr w:type="spellEnd"/>
+            <w:r>
+              <w:rPr>
+                <w:b/>
+                <w:bCs/>
+                <w:lang w:val="en-US"/>
+              </w:rPr>
+              <w:t xml:space="preserve"> </w:t>
+            </w:r>
+            <w:proofErr w:type="spellStart"/>
+            <w:r>
+              <w:rPr>
+                <w:b/>
+                <w:bCs/>
+                <w:lang w:val="en-US"/>
+              </w:rPr>
+              <w:t>là</w:t>
+            </w:r>
+            <w:proofErr w:type="spellEnd"/>
+            <w:r>
+              <w:rPr>
+                <w:b/>
+                <w:bCs/>
+                <w:lang w:val="en-US"/>
+              </w:rPr>
+              <w:t xml:space="preserve"> </w:t>
+            </w:r>
+            <w:proofErr w:type="spellStart"/>
+            <w:r>
+              <w:rPr>
+                <w:b/>
+                <w:bCs/>
+                <w:lang w:val="en-US"/>
+              </w:rPr>
+              <w:t>điều</w:t>
+            </w:r>
+            <w:proofErr w:type="spellEnd"/>
+            <w:r>
+              <w:rPr>
+                <w:b/>
+                <w:bCs/>
+                <w:lang w:val="en-US"/>
+              </w:rPr>
+              <w:t xml:space="preserve"> </w:t>
+            </w:r>
+            <w:proofErr w:type="spellStart"/>
+            <w:r>
+              <w:rPr>
+                <w:b/>
+                <w:bCs/>
+                <w:lang w:val="en-US"/>
+              </w:rPr>
+              <w:t>kiện</w:t>
+            </w:r>
+            <w:proofErr w:type="spellEnd"/>
+            <w:r>
+              <w:rPr>
+                <w:b/>
+                <w:bCs/>
+                <w:lang w:val="en-US"/>
+              </w:rPr>
+              <w:t xml:space="preserve"> </w:t>
+            </w:r>
+            <w:proofErr w:type="spellStart"/>
+            <w:r>
+              <w:rPr>
+                <w:b/>
+                <w:bCs/>
+                <w:lang w:val="en-US"/>
+              </w:rPr>
+              <w:t>mã</w:t>
+            </w:r>
+            <w:proofErr w:type="spellEnd"/>
+            <w:r>
+              <w:rPr>
+                <w:b/>
+                <w:bCs/>
+                <w:lang w:val="en-US"/>
+              </w:rPr>
+              <w:t xml:space="preserve"> </w:t>
+            </w:r>
+            <w:proofErr w:type="spellStart"/>
+            <w:r>
+              <w:rPr>
+                <w:b/>
+                <w:bCs/>
+                <w:lang w:val="en-US"/>
+              </w:rPr>
+              <w:t>không</w:t>
+            </w:r>
+            <w:proofErr w:type="spellEnd"/>
+            <w:r>
+              <w:rPr>
+                <w:b/>
+                <w:bCs/>
+                <w:lang w:val="en-US"/>
+              </w:rPr>
+              <w:t xml:space="preserve"> </w:t>
+            </w:r>
+            <w:proofErr w:type="spellStart"/>
+            <w:r>
+              <w:rPr>
+                <w:b/>
+                <w:bCs/>
+                <w:lang w:val="en-US"/>
+              </w:rPr>
+              <w:t>tồn</w:t>
+            </w:r>
+            <w:proofErr w:type="spellEnd"/>
+            <w:r>
+              <w:rPr>
+                <w:b/>
+                <w:bCs/>
+                <w:lang w:val="en-US"/>
+              </w:rPr>
+              <w:t xml:space="preserve"> </w:t>
+            </w:r>
+            <w:proofErr w:type="spellStart"/>
+            <w:r>
+              <w:rPr>
+                <w:b/>
+                <w:bCs/>
+                <w:lang w:val="en-US"/>
+              </w:rPr>
+              <w:t>tại</w:t>
+            </w:r>
+            <w:proofErr w:type="spellEnd"/>
+            <w:r>
+              <w:rPr>
+                <w:b/>
+                <w:bCs/>
+                <w:lang w:val="en-US"/>
+              </w:rPr>
+              <w:t xml:space="preserve">. Given </w:t>
+            </w:r>
+            <w:proofErr w:type="spellStart"/>
+            <w:r>
+              <w:rPr>
+                <w:b/>
+                <w:bCs/>
+                <w:lang w:val="en-US"/>
+              </w:rPr>
+              <w:t>phải</w:t>
+            </w:r>
+            <w:proofErr w:type="spellEnd"/>
+            <w:r>
+              <w:rPr>
+                <w:b/>
+                <w:bCs/>
+                <w:lang w:val="en-US"/>
+              </w:rPr>
+              <w:t xml:space="preserve"> </w:t>
+            </w:r>
+            <w:proofErr w:type="spellStart"/>
+            <w:r>
+              <w:rPr>
+                <w:b/>
+                <w:bCs/>
+                <w:lang w:val="en-US"/>
+              </w:rPr>
+              <w:t>là</w:t>
+            </w:r>
+            <w:proofErr w:type="spellEnd"/>
+            <w:r>
+              <w:rPr>
+                <w:b/>
+                <w:bCs/>
+                <w:lang w:val="en-US"/>
+              </w:rPr>
+              <w:t xml:space="preserve"> </w:t>
+            </w:r>
+            <w:proofErr w:type="spellStart"/>
+            <w:r>
+              <w:rPr>
+                <w:b/>
+                <w:bCs/>
+                <w:lang w:val="en-US"/>
+              </w:rPr>
+              <w:t>trạng</w:t>
+            </w:r>
+            <w:proofErr w:type="spellEnd"/>
+            <w:r>
+              <w:rPr>
+                <w:b/>
+                <w:bCs/>
+                <w:lang w:val="en-US"/>
+              </w:rPr>
+              <w:t xml:space="preserve"> </w:t>
+            </w:r>
+            <w:proofErr w:type="spellStart"/>
+            <w:r>
+              <w:rPr>
+                <w:b/>
+                <w:bCs/>
+                <w:lang w:val="en-US"/>
+              </w:rPr>
+              <w:t>thái</w:t>
+            </w:r>
+            <w:proofErr w:type="spellEnd"/>
+            <w:r>
+              <w:rPr>
+                <w:b/>
+                <w:bCs/>
+                <w:lang w:val="en-US"/>
+              </w:rPr>
+              <w:t xml:space="preserve"> </w:t>
+            </w:r>
+            <w:proofErr w:type="spellStart"/>
+            <w:r>
+              <w:rPr>
+                <w:b/>
+                <w:bCs/>
+                <w:lang w:val="en-US"/>
+              </w:rPr>
+              <w:t>trước</w:t>
+            </w:r>
+            <w:proofErr w:type="spellEnd"/>
+            <w:r>
+              <w:rPr>
+                <w:b/>
+                <w:bCs/>
+                <w:lang w:val="en-US"/>
+              </w:rPr>
+              <w:t xml:space="preserve"> </w:t>
+            </w:r>
+            <w:proofErr w:type="spellStart"/>
+            <w:r>
+              <w:rPr>
+                <w:b/>
+                <w:bCs/>
+                <w:lang w:val="en-US"/>
+              </w:rPr>
+              <w:t>hành</w:t>
+            </w:r>
+            <w:proofErr w:type="spellEnd"/>
+            <w:r>
+              <w:rPr>
+                <w:b/>
+                <w:bCs/>
+                <w:lang w:val="en-US"/>
+              </w:rPr>
+              <w:t xml:space="preserve"> </w:t>
+            </w:r>
+            <w:proofErr w:type="spellStart"/>
+            <w:r>
+              <w:rPr>
+                <w:b/>
+                <w:bCs/>
+                <w:lang w:val="en-US"/>
+              </w:rPr>
+              <w:t>động</w:t>
+            </w:r>
+            <w:proofErr w:type="spellEnd"/>
+            <w:r>
+              <w:rPr>
+                <w:b/>
+                <w:bCs/>
+                <w:lang w:val="en-US"/>
+              </w:rPr>
+              <w:t xml:space="preserve">; When </w:t>
+            </w:r>
+            <w:proofErr w:type="spellStart"/>
+            <w:r>
+              <w:rPr>
+                <w:b/>
+                <w:bCs/>
+                <w:lang w:val="en-US"/>
+              </w:rPr>
+              <w:t>phải</w:t>
+            </w:r>
+            <w:proofErr w:type="spellEnd"/>
+            <w:r>
+              <w:rPr>
+                <w:b/>
+                <w:bCs/>
+                <w:lang w:val="en-US"/>
+              </w:rPr>
+              <w:t xml:space="preserve"> </w:t>
+            </w:r>
+            <w:proofErr w:type="spellStart"/>
+            <w:r>
+              <w:rPr>
+                <w:b/>
+                <w:bCs/>
+                <w:lang w:val="en-US"/>
+              </w:rPr>
+              <w:t>là</w:t>
+            </w:r>
+            <w:proofErr w:type="spellEnd"/>
+            <w:r>
+              <w:rPr>
+                <w:b/>
+                <w:bCs/>
+                <w:lang w:val="en-US"/>
+              </w:rPr>
+              <w:t xml:space="preserve"> </w:t>
+            </w:r>
+            <w:proofErr w:type="spellStart"/>
+            <w:r>
+              <w:rPr>
+                <w:b/>
+                <w:bCs/>
+                <w:lang w:val="en-US"/>
+              </w:rPr>
+              <w:t>hành</w:t>
+            </w:r>
+            <w:proofErr w:type="spellEnd"/>
+            <w:r>
+              <w:rPr>
+                <w:b/>
+                <w:bCs/>
+                <w:lang w:val="en-US"/>
+              </w:rPr>
+              <w:t xml:space="preserve"> </w:t>
+            </w:r>
+            <w:proofErr w:type="spellStart"/>
+            <w:r>
+              <w:rPr>
+                <w:b/>
+                <w:bCs/>
+                <w:lang w:val="en-US"/>
+              </w:rPr>
+              <w:t>động</w:t>
+            </w:r>
+            <w:proofErr w:type="spellEnd"/>
+            <w:r>
+              <w:rPr>
+                <w:b/>
+                <w:bCs/>
+                <w:lang w:val="en-US"/>
+              </w:rPr>
+              <w:t>.</w:t>
+            </w:r>
+          </w:p>
+        </w:tc>
+        <w:tc>
+          <w:tcPr>
+            <w:tcW w:w="3744" w:type="dxa"/>
+            <w:tcBorders>
+              <w:top w:val="single" w:sz="4" w:space="0" w:color="auto"/>
+              <w:left w:val="single" w:sz="4" w:space="0" w:color="auto"/>
+              <w:bottom w:val="single" w:sz="4" w:space="0" w:color="auto"/>
+              <w:right w:val="single" w:sz="4" w:space="0" w:color="auto"/>
+            </w:tcBorders>
+            <w:vAlign w:val="center"/>
+            <w:hideMark/>
+          </w:tcPr>
+          <w:p>
+            <w:pPr>
+              <w:spacing w:after="160" w:line="278" w:lineRule="auto"/>
+              <w:rPr>
+                <w:b/>
+                <w:bCs/>
+                <w:lang w:val="en-US"/>
+              </w:rPr>
+            </w:pPr>
+            <w:proofErr w:type="spellStart"/>
+            <w:r>
+              <w:rPr>
+                <w:b/>
+                <w:bCs/>
+                <w:lang w:val="en-US"/>
+              </w:rPr>
+              <w:t>Kịch</w:t>
+            </w:r>
+            <w:proofErr w:type="spellEnd"/>
+            <w:r>
+              <w:rPr>
+                <w:b/>
+                <w:bCs/>
+                <w:lang w:val="en-US"/>
+              </w:rPr>
+              <w:t xml:space="preserve"> </w:t>
+            </w:r>
+            <w:proofErr w:type="spellStart"/>
+            <w:r>
+              <w:rPr>
+                <w:b/>
+                <w:bCs/>
+                <w:lang w:val="en-US"/>
+              </w:rPr>
+              <w:t>bản</w:t>
+            </w:r>
+            <w:proofErr w:type="spellEnd"/>
+            <w:r>
+              <w:rPr>
+                <w:b/>
+                <w:bCs/>
+                <w:lang w:val="en-US"/>
+              </w:rPr>
+              <w:t xml:space="preserve"> </w:t>
+            </w:r>
+            <w:proofErr w:type="spellStart"/>
+            <w:r>
+              <w:rPr>
+                <w:b/>
+                <w:bCs/>
+                <w:lang w:val="en-US"/>
+              </w:rPr>
+              <w:t>mơ</w:t>
+            </w:r>
+            <w:proofErr w:type="spellEnd"/>
+            <w:r>
+              <w:rPr>
+                <w:b/>
+                <w:bCs/>
+                <w:lang w:val="en-US"/>
+              </w:rPr>
+              <w:t xml:space="preserve"> </w:t>
+            </w:r>
+            <w:proofErr w:type="spellStart"/>
+            <w:r>
+              <w:rPr>
+                <w:b/>
+                <w:bCs/>
+                <w:lang w:val="en-US"/>
+              </w:rPr>
+              <w:t>hồ</w:t>
+            </w:r>
+            <w:proofErr w:type="spellEnd"/>
+            <w:r>
+              <w:rPr>
+                <w:b/>
+                <w:bCs/>
+                <w:lang w:val="en-US"/>
+              </w:rPr>
+              <w:t xml:space="preserve"> </w:t>
+            </w:r>
+            <w:proofErr w:type="spellStart"/>
+            <w:r>
+              <w:rPr>
+                <w:b/>
+                <w:bCs/>
+                <w:lang w:val="en-US"/>
+              </w:rPr>
+              <w:t>về</w:t>
+            </w:r>
+            <w:proofErr w:type="spellEnd"/>
+            <w:r>
+              <w:rPr>
+                <w:b/>
+                <w:bCs/>
+                <w:lang w:val="en-US"/>
+              </w:rPr>
+              <w:t xml:space="preserve"> </w:t>
+            </w:r>
+            <w:proofErr w:type="spellStart"/>
+            <w:r>
+              <w:rPr>
+                <w:b/>
+                <w:bCs/>
+                <w:lang w:val="en-US"/>
+              </w:rPr>
+              <w:t>thời</w:t>
+            </w:r>
+            <w:proofErr w:type="spellEnd"/>
+            <w:r>
+              <w:rPr>
+                <w:b/>
+                <w:bCs/>
+                <w:lang w:val="en-US"/>
+              </w:rPr>
+              <w:t xml:space="preserve"> </w:t>
+            </w:r>
+            <w:proofErr w:type="spellStart"/>
+            <w:r>
+              <w:rPr>
+                <w:b/>
+                <w:bCs/>
+                <w:lang w:val="en-US"/>
+              </w:rPr>
+              <w:t>điểm</w:t>
+            </w:r>
+            <w:proofErr w:type="spellEnd"/>
+            <w:r>
+              <w:rPr>
+                <w:b/>
+                <w:bCs/>
+                <w:lang w:val="en-US"/>
+              </w:rPr>
+              <w:t xml:space="preserve"> </w:t>
+            </w:r>
+            <w:proofErr w:type="spellStart"/>
+            <w:r>
+              <w:rPr>
+                <w:b/>
+                <w:bCs/>
+                <w:lang w:val="en-US"/>
+              </w:rPr>
+              <w:t>và</w:t>
+            </w:r>
+            <w:proofErr w:type="spellEnd"/>
+            <w:r>
+              <w:rPr>
+                <w:b/>
+                <w:bCs/>
+                <w:lang w:val="en-US"/>
+              </w:rPr>
+              <w:t xml:space="preserve"> </w:t>
+            </w:r>
+            <w:proofErr w:type="spellStart"/>
+            <w:r>
+              <w:rPr>
+                <w:b/>
+                <w:bCs/>
+                <w:lang w:val="en-US"/>
+              </w:rPr>
+              <w:t>hành</w:t>
+            </w:r>
+            <w:proofErr w:type="spellEnd"/>
+            <w:r>
+              <w:rPr>
+                <w:b/>
+                <w:bCs/>
+                <w:lang w:val="en-US"/>
+              </w:rPr>
+              <w:t xml:space="preserve"> </w:t>
+            </w:r>
+            <w:proofErr w:type="spellStart"/>
+            <w:r>
+              <w:rPr>
+                <w:b/>
+                <w:bCs/>
+                <w:lang w:val="en-US"/>
+              </w:rPr>
+              <w:t>động</w:t>
+            </w:r>
+            <w:proofErr w:type="spellEnd"/>
+            <w:r>
+              <w:rPr>
+                <w:b/>
+                <w:bCs/>
+                <w:lang w:val="en-US"/>
+              </w:rPr>
+              <w:t xml:space="preserve"> </w:t>
+            </w:r>
+            <w:proofErr w:type="spellStart"/>
+            <w:r>
+              <w:rPr>
+                <w:b/>
+                <w:bCs/>
+                <w:lang w:val="en-US"/>
+              </w:rPr>
+              <w:t>kích</w:t>
+            </w:r>
+            <w:proofErr w:type="spellEnd"/>
+            <w:r>
+              <w:rPr>
+                <w:b/>
+                <w:bCs/>
+                <w:lang w:val="en-US"/>
+              </w:rPr>
+              <w:t xml:space="preserve"> </w:t>
+            </w:r>
+            <w:proofErr w:type="spellStart"/>
+            <w:r>
+              <w:rPr>
+                <w:b/>
+                <w:bCs/>
+                <w:lang w:val="en-US"/>
+              </w:rPr>
+              <w:t>hoạt</w:t>
+            </w:r>
+            <w:proofErr w:type="spellEnd"/>
+            <w:r>
+              <w:rPr>
+                <w:b/>
+                <w:bCs/>
+                <w:lang w:val="en-US"/>
+              </w:rPr>
+              <w:t xml:space="preserve">; </w:t>
+            </w:r>
+            <w:proofErr w:type="spellStart"/>
+            <w:r>
+              <w:rPr>
+                <w:b/>
+                <w:bCs/>
+                <w:lang w:val="en-US"/>
+              </w:rPr>
+              <w:t>khó</w:t>
+            </w:r>
+            <w:proofErr w:type="spellEnd"/>
+            <w:r>
+              <w:rPr>
+                <w:b/>
+                <w:bCs/>
+                <w:lang w:val="en-US"/>
+              </w:rPr>
+              <w:t xml:space="preserve"> </w:t>
+            </w:r>
+            <w:proofErr w:type="spellStart"/>
+            <w:r>
+              <w:rPr>
+                <w:b/>
+                <w:bCs/>
+                <w:lang w:val="en-US"/>
+              </w:rPr>
+              <w:t>chuyển</w:t>
+            </w:r>
+            <w:proofErr w:type="spellEnd"/>
+            <w:r>
+              <w:rPr>
+                <w:b/>
+                <w:bCs/>
+                <w:lang w:val="en-US"/>
+              </w:rPr>
+              <w:t xml:space="preserve"> </w:t>
+            </w:r>
+            <w:proofErr w:type="spellStart"/>
+            <w:r>
+              <w:rPr>
+                <w:b/>
+                <w:bCs/>
+                <w:lang w:val="en-US"/>
+              </w:rPr>
+              <w:t>thành</w:t>
+            </w:r>
+            <w:proofErr w:type="spellEnd"/>
+            <w:r>
+              <w:rPr>
+                <w:b/>
+                <w:bCs/>
+                <w:lang w:val="en-US"/>
+              </w:rPr>
+              <w:t xml:space="preserve"> test case </w:t>
+            </w:r>
+            <w:proofErr w:type="spellStart"/>
+            <w:r>
+              <w:rPr>
+                <w:b/>
+                <w:bCs/>
+                <w:lang w:val="en-US"/>
+              </w:rPr>
+              <w:t>nhất</w:t>
+            </w:r>
+            <w:proofErr w:type="spellEnd"/>
+            <w:r>
+              <w:rPr>
+                <w:b/>
+                <w:bCs/>
+                <w:lang w:val="en-US"/>
+              </w:rPr>
+              <w:t xml:space="preserve"> </w:t>
+            </w:r>
+            <w:proofErr w:type="spellStart"/>
+            <w:r>
+              <w:rPr>
+                <w:b/>
+                <w:bCs/>
+                <w:lang w:val="en-US"/>
+              </w:rPr>
+              <w:t>quán</w:t>
+            </w:r>
+            <w:proofErr w:type="spellEnd"/>
+            <w:r>
+              <w:rPr>
+                <w:b/>
+                <w:bCs/>
+                <w:lang w:val="en-US"/>
+              </w:rPr>
+              <w:t>.</w:t>
+            </w:r>
+          </w:p>
+        </w:tc>
+      </w:tr>
+      <w:tr>
+        <w:trPr>
+          <w:jc w:val="center"/>
+        </w:trPr>
+        <w:tc>
+          <w:tcPr>
+            <w:tcW w:w="720" w:type="dxa"/>
+            <w:tcBorders>
+              <w:top w:val="single" w:sz="4" w:space="0" w:color="auto"/>
+              <w:left w:val="single" w:sz="4" w:space="0" w:color="auto"/>
+              <w:bottom w:val="single" w:sz="4" w:space="0" w:color="auto"/>
+              <w:right w:val="single" w:sz="4" w:space="0" w:color="auto"/>
+            </w:tcBorders>
+            <w:vAlign w:val="center"/>
+            <w:hideMark/>
+          </w:tcPr>
+          <w:p>
+            <w:pPr>
+              <w:spacing w:after="160" w:line="278" w:lineRule="auto"/>
+              <w:rPr>
+                <w:b/>
+                <w:bCs/>
+                <w:lang w:val="en-US"/>
+              </w:rPr>
+            </w:pPr>
+            <w:r>
+              <w:rPr>
+                <w:b/>
+                <w:bCs/>
+                <w:lang w:val="en-US"/>
+              </w:rPr>
+              <w:t>AC4</w:t>
+            </w:r>
+          </w:p>
+        </w:tc>
+        <w:tc>
+          <w:tcPr>
+            <w:tcW w:w="1008" w:type="dxa"/>
+            <w:tcBorders>
+              <w:top w:val="single" w:sz="4" w:space="0" w:color="auto"/>
+              <w:left w:val="single" w:sz="4" w:space="0" w:color="auto"/>
+              <w:bottom w:val="single" w:sz="4" w:space="0" w:color="auto"/>
+              <w:right w:val="single" w:sz="4" w:space="0" w:color="auto"/>
+            </w:tcBorders>
+            <w:vAlign w:val="center"/>
+            <w:hideMark/>
+          </w:tcPr>
+          <w:p>
+            <w:pPr>
+              <w:spacing w:after="160" w:line="278" w:lineRule="auto"/>
+              <w:rPr>
+                <w:b/>
+                <w:bCs/>
+                <w:lang w:val="en-US"/>
+              </w:rPr>
+            </w:pPr>
+            <w:proofErr w:type="spellStart"/>
+            <w:r>
+              <w:rPr>
+                <w:b/>
+                <w:bCs/>
+                <w:lang w:val="en-US"/>
+              </w:rPr>
+              <w:t>Đúng</w:t>
+            </w:r>
+            <w:proofErr w:type="spellEnd"/>
+          </w:p>
+        </w:tc>
+        <w:tc>
+          <w:tcPr>
+            <w:tcW w:w="4464" w:type="dxa"/>
+            <w:tcBorders>
+              <w:top w:val="single" w:sz="4" w:space="0" w:color="auto"/>
+              <w:left w:val="single" w:sz="4" w:space="0" w:color="auto"/>
+              <w:bottom w:val="single" w:sz="4" w:space="0" w:color="auto"/>
+              <w:right w:val="single" w:sz="4" w:space="0" w:color="auto"/>
+            </w:tcBorders>
+            <w:vAlign w:val="center"/>
+            <w:hideMark/>
+          </w:tcPr>
+          <w:p>
+            <w:pPr>
+              <w:spacing w:after="160" w:line="278" w:lineRule="auto"/>
+              <w:rPr>
+                <w:b/>
+                <w:bCs/>
+                <w:lang w:val="en-US"/>
+              </w:rPr>
+            </w:pPr>
+            <w:r>
+              <w:rPr>
+                <w:b/>
+                <w:bCs/>
+                <w:lang w:val="en-US"/>
+              </w:rPr>
+              <w:t xml:space="preserve">Given </w:t>
+            </w:r>
+            <w:proofErr w:type="spellStart"/>
+            <w:r>
+              <w:rPr>
+                <w:b/>
+                <w:bCs/>
+                <w:lang w:val="en-US"/>
+              </w:rPr>
+              <w:t>nêu</w:t>
+            </w:r>
+            <w:proofErr w:type="spellEnd"/>
+            <w:r>
+              <w:rPr>
+                <w:b/>
+                <w:bCs/>
+                <w:lang w:val="en-US"/>
+              </w:rPr>
+              <w:t xml:space="preserve"> </w:t>
+            </w:r>
+            <w:proofErr w:type="spellStart"/>
+            <w:r>
+              <w:rPr>
+                <w:b/>
+                <w:bCs/>
+                <w:lang w:val="en-US"/>
+              </w:rPr>
+              <w:t>trạng</w:t>
+            </w:r>
+            <w:proofErr w:type="spellEnd"/>
+            <w:r>
+              <w:rPr>
+                <w:b/>
+                <w:bCs/>
+                <w:lang w:val="en-US"/>
+              </w:rPr>
+              <w:t xml:space="preserve"> </w:t>
+            </w:r>
+            <w:proofErr w:type="spellStart"/>
+            <w:r>
+              <w:rPr>
+                <w:b/>
+                <w:bCs/>
+                <w:lang w:val="en-US"/>
+              </w:rPr>
+              <w:t>thái</w:t>
+            </w:r>
+            <w:proofErr w:type="spellEnd"/>
+            <w:r>
+              <w:rPr>
+                <w:b/>
+                <w:bCs/>
+                <w:lang w:val="en-US"/>
+              </w:rPr>
+              <w:t xml:space="preserve"> </w:t>
+            </w:r>
+            <w:proofErr w:type="spellStart"/>
+            <w:r>
+              <w:rPr>
+                <w:b/>
+                <w:bCs/>
+                <w:lang w:val="en-US"/>
+              </w:rPr>
+              <w:t>đã</w:t>
+            </w:r>
+            <w:proofErr w:type="spellEnd"/>
+            <w:r>
+              <w:rPr>
+                <w:b/>
+                <w:bCs/>
+                <w:lang w:val="en-US"/>
+              </w:rPr>
+              <w:t xml:space="preserve"> </w:t>
+            </w:r>
+            <w:proofErr w:type="spellStart"/>
+            <w:r>
+              <w:rPr>
+                <w:b/>
+                <w:bCs/>
+                <w:lang w:val="en-US"/>
+              </w:rPr>
+              <w:t>áp</w:t>
+            </w:r>
+            <w:proofErr w:type="spellEnd"/>
+            <w:r>
+              <w:rPr>
+                <w:b/>
+                <w:bCs/>
+                <w:lang w:val="en-US"/>
+              </w:rPr>
+              <w:t xml:space="preserve"> GO20; When </w:t>
+            </w:r>
+            <w:proofErr w:type="spellStart"/>
+            <w:r>
+              <w:rPr>
+                <w:b/>
+                <w:bCs/>
+                <w:lang w:val="en-US"/>
+              </w:rPr>
+              <w:t>chỉ</w:t>
+            </w:r>
+            <w:proofErr w:type="spellEnd"/>
+            <w:r>
+              <w:rPr>
+                <w:b/>
+                <w:bCs/>
+                <w:lang w:val="en-US"/>
+              </w:rPr>
+              <w:t xml:space="preserve"> </w:t>
+            </w:r>
+            <w:proofErr w:type="spellStart"/>
+            <w:r>
+              <w:rPr>
+                <w:b/>
+                <w:bCs/>
+                <w:lang w:val="en-US"/>
+              </w:rPr>
+              <w:t>có</w:t>
+            </w:r>
+            <w:proofErr w:type="spellEnd"/>
+            <w:r>
+              <w:rPr>
+                <w:b/>
+                <w:bCs/>
+                <w:lang w:val="en-US"/>
+              </w:rPr>
+              <w:t xml:space="preserve"> </w:t>
+            </w:r>
+            <w:proofErr w:type="spellStart"/>
+            <w:r>
+              <w:rPr>
+                <w:b/>
+                <w:bCs/>
+                <w:lang w:val="en-US"/>
+              </w:rPr>
+              <w:t>một</w:t>
+            </w:r>
+            <w:proofErr w:type="spellEnd"/>
+            <w:r>
+              <w:rPr>
+                <w:b/>
+                <w:bCs/>
+                <w:lang w:val="en-US"/>
+              </w:rPr>
+              <w:t xml:space="preserve"> </w:t>
+            </w:r>
+            <w:proofErr w:type="spellStart"/>
+            <w:r>
+              <w:rPr>
+                <w:b/>
+                <w:bCs/>
+                <w:lang w:val="en-US"/>
+              </w:rPr>
+              <w:t>hành</w:t>
+            </w:r>
+            <w:proofErr w:type="spellEnd"/>
+            <w:r>
+              <w:rPr>
+                <w:b/>
+                <w:bCs/>
+                <w:lang w:val="en-US"/>
+              </w:rPr>
+              <w:t xml:space="preserve"> </w:t>
+            </w:r>
+            <w:proofErr w:type="spellStart"/>
+            <w:r>
+              <w:rPr>
+                <w:b/>
+                <w:bCs/>
+                <w:lang w:val="en-US"/>
+              </w:rPr>
+              <w:t>động</w:t>
+            </w:r>
+            <w:proofErr w:type="spellEnd"/>
+            <w:r>
+              <w:rPr>
+                <w:b/>
+                <w:bCs/>
+                <w:lang w:val="en-US"/>
+              </w:rPr>
+              <w:t xml:space="preserve"> (</w:t>
+            </w:r>
+            <w:proofErr w:type="spellStart"/>
+            <w:r>
+              <w:rPr>
+                <w:b/>
+                <w:bCs/>
+                <w:lang w:val="en-US"/>
+              </w:rPr>
+              <w:t>áp</w:t>
+            </w:r>
+            <w:proofErr w:type="spellEnd"/>
+            <w:r>
+              <w:rPr>
+                <w:b/>
+                <w:bCs/>
+                <w:lang w:val="en-US"/>
+              </w:rPr>
+              <w:t xml:space="preserve"> </w:t>
+            </w:r>
+            <w:proofErr w:type="spellStart"/>
+            <w:r>
+              <w:rPr>
+                <w:b/>
+                <w:bCs/>
+                <w:lang w:val="en-US"/>
+              </w:rPr>
+              <w:t>thêm</w:t>
+            </w:r>
+            <w:proofErr w:type="spellEnd"/>
+            <w:r>
+              <w:rPr>
+                <w:b/>
+                <w:bCs/>
+                <w:lang w:val="en-US"/>
+              </w:rPr>
+              <w:t xml:space="preserve"> FREEKM); Then </w:t>
+            </w:r>
+            <w:proofErr w:type="spellStart"/>
+            <w:r>
+              <w:rPr>
+                <w:b/>
+                <w:bCs/>
+                <w:lang w:val="en-US"/>
+              </w:rPr>
+              <w:t>nêu</w:t>
+            </w:r>
+            <w:proofErr w:type="spellEnd"/>
+            <w:r>
+              <w:rPr>
+                <w:b/>
+                <w:bCs/>
+                <w:lang w:val="en-US"/>
+              </w:rPr>
+              <w:t xml:space="preserve"> </w:t>
+            </w:r>
+            <w:proofErr w:type="spellStart"/>
+            <w:r>
+              <w:rPr>
+                <w:b/>
+                <w:bCs/>
+                <w:lang w:val="en-US"/>
+              </w:rPr>
+              <w:t>hai</w:t>
+            </w:r>
+            <w:proofErr w:type="spellEnd"/>
+            <w:r>
+              <w:rPr>
+                <w:b/>
+                <w:bCs/>
+                <w:lang w:val="en-US"/>
+              </w:rPr>
+              <w:t xml:space="preserve"> </w:t>
+            </w:r>
+            <w:proofErr w:type="spellStart"/>
+            <w:r>
+              <w:rPr>
+                <w:b/>
+                <w:bCs/>
+                <w:lang w:val="en-US"/>
+              </w:rPr>
+              <w:t>kết</w:t>
+            </w:r>
+            <w:proofErr w:type="spellEnd"/>
+            <w:r>
+              <w:rPr>
+                <w:b/>
+                <w:bCs/>
+                <w:lang w:val="en-US"/>
+              </w:rPr>
+              <w:t xml:space="preserve"> </w:t>
+            </w:r>
+            <w:proofErr w:type="spellStart"/>
+            <w:r>
+              <w:rPr>
+                <w:b/>
+                <w:bCs/>
+                <w:lang w:val="en-US"/>
+              </w:rPr>
+              <w:t>quả</w:t>
+            </w:r>
+            <w:proofErr w:type="spellEnd"/>
+            <w:r>
+              <w:rPr>
+                <w:b/>
+                <w:bCs/>
+                <w:lang w:val="en-US"/>
+              </w:rPr>
+              <w:t xml:space="preserve"> </w:t>
+            </w:r>
+            <w:proofErr w:type="spellStart"/>
+            <w:r>
+              <w:rPr>
+                <w:b/>
+                <w:bCs/>
+                <w:lang w:val="en-US"/>
+              </w:rPr>
+              <w:t>kiểm</w:t>
+            </w:r>
+            <w:proofErr w:type="spellEnd"/>
+            <w:r>
+              <w:rPr>
+                <w:b/>
+                <w:bCs/>
+                <w:lang w:val="en-US"/>
+              </w:rPr>
+              <w:t xml:space="preserve"> </w:t>
+            </w:r>
+            <w:proofErr w:type="spellStart"/>
+            <w:r>
+              <w:rPr>
+                <w:b/>
+                <w:bCs/>
+                <w:lang w:val="en-US"/>
+              </w:rPr>
+              <w:t>chứng</w:t>
+            </w:r>
+            <w:proofErr w:type="spellEnd"/>
+            <w:r>
+              <w:rPr>
+                <w:b/>
+                <w:bCs/>
+                <w:lang w:val="en-US"/>
+              </w:rPr>
+              <w:t xml:space="preserve"> </w:t>
+            </w:r>
+            <w:proofErr w:type="spellStart"/>
+            <w:r>
+              <w:rPr>
+                <w:b/>
+                <w:bCs/>
+                <w:lang w:val="en-US"/>
+              </w:rPr>
+              <w:t>được</w:t>
+            </w:r>
+            <w:proofErr w:type="spellEnd"/>
+            <w:r>
+              <w:rPr>
+                <w:b/>
+                <w:bCs/>
+                <w:lang w:val="en-US"/>
+              </w:rPr>
+              <w:t xml:space="preserve"> (</w:t>
+            </w:r>
+            <w:proofErr w:type="spellStart"/>
+            <w:r>
+              <w:rPr>
+                <w:b/>
+                <w:bCs/>
+                <w:lang w:val="en-US"/>
+              </w:rPr>
+              <w:t>thông</w:t>
+            </w:r>
+            <w:proofErr w:type="spellEnd"/>
+            <w:r>
+              <w:rPr>
+                <w:b/>
+                <w:bCs/>
+                <w:lang w:val="en-US"/>
+              </w:rPr>
+              <w:t xml:space="preserve"> </w:t>
+            </w:r>
+            <w:proofErr w:type="spellStart"/>
+            <w:r>
+              <w:rPr>
+                <w:b/>
+                <w:bCs/>
+                <w:lang w:val="en-US"/>
+              </w:rPr>
+              <w:t>báo</w:t>
+            </w:r>
+            <w:proofErr w:type="spellEnd"/>
+            <w:r>
+              <w:rPr>
+                <w:b/>
+                <w:bCs/>
+                <w:lang w:val="en-US"/>
+              </w:rPr>
+              <w:t xml:space="preserve"> </w:t>
+            </w:r>
+            <w:proofErr w:type="spellStart"/>
+            <w:r>
+              <w:rPr>
+                <w:b/>
+                <w:bCs/>
+                <w:lang w:val="en-US"/>
+              </w:rPr>
+              <w:t>và</w:t>
+            </w:r>
+            <w:proofErr w:type="spellEnd"/>
+            <w:r>
+              <w:rPr>
+                <w:b/>
+                <w:bCs/>
+                <w:lang w:val="en-US"/>
+              </w:rPr>
+              <w:t xml:space="preserve"> </w:t>
+            </w:r>
+            <w:proofErr w:type="spellStart"/>
+            <w:r>
+              <w:rPr>
+                <w:b/>
+                <w:bCs/>
+                <w:lang w:val="en-US"/>
+              </w:rPr>
+              <w:t>cước</w:t>
+            </w:r>
+            <w:proofErr w:type="spellEnd"/>
+            <w:r>
+              <w:rPr>
+                <w:b/>
+                <w:bCs/>
+                <w:lang w:val="en-US"/>
+              </w:rPr>
+              <w:t xml:space="preserve"> </w:t>
+            </w:r>
+            <w:proofErr w:type="spellStart"/>
+            <w:r>
+              <w:rPr>
+                <w:b/>
+                <w:bCs/>
+                <w:lang w:val="en-US"/>
+              </w:rPr>
+              <w:t>giữ</w:t>
+            </w:r>
+            <w:proofErr w:type="spellEnd"/>
+            <w:r>
+              <w:rPr>
+                <w:b/>
+                <w:bCs/>
+                <w:lang w:val="en-US"/>
+              </w:rPr>
+              <w:t xml:space="preserve"> </w:t>
+            </w:r>
+            <w:proofErr w:type="spellStart"/>
+            <w:r>
+              <w:rPr>
+                <w:b/>
+                <w:bCs/>
+                <w:lang w:val="en-US"/>
+              </w:rPr>
+              <w:t>nguyên</w:t>
+            </w:r>
+            <w:proofErr w:type="spellEnd"/>
+            <w:r>
+              <w:rPr>
+                <w:b/>
+                <w:bCs/>
+                <w:lang w:val="en-US"/>
+              </w:rPr>
+              <w:t xml:space="preserve"> 80.000đ). </w:t>
+            </w:r>
+            <w:proofErr w:type="spellStart"/>
+            <w:r>
+              <w:rPr>
+                <w:b/>
+                <w:bCs/>
+                <w:lang w:val="en-US"/>
+              </w:rPr>
+              <w:t>Từ</w:t>
+            </w:r>
+            <w:proofErr w:type="spellEnd"/>
+            <w:r>
+              <w:rPr>
+                <w:b/>
+                <w:bCs/>
+                <w:lang w:val="en-US"/>
+              </w:rPr>
+              <w:t xml:space="preserve"> “</w:t>
+            </w:r>
+            <w:proofErr w:type="spellStart"/>
+            <w:r>
+              <w:rPr>
+                <w:b/>
+                <w:bCs/>
+                <w:lang w:val="en-US"/>
+              </w:rPr>
+              <w:t>và</w:t>
+            </w:r>
+            <w:proofErr w:type="spellEnd"/>
+            <w:r>
+              <w:rPr>
+                <w:b/>
+                <w:bCs/>
+                <w:lang w:val="en-US"/>
+              </w:rPr>
+              <w:t xml:space="preserve">” </w:t>
+            </w:r>
+            <w:proofErr w:type="spellStart"/>
+            <w:r>
+              <w:rPr>
+                <w:b/>
+                <w:bCs/>
+                <w:lang w:val="en-US"/>
+              </w:rPr>
+              <w:t>nối</w:t>
+            </w:r>
+            <w:proofErr w:type="spellEnd"/>
+            <w:r>
+              <w:rPr>
+                <w:b/>
+                <w:bCs/>
+                <w:lang w:val="en-US"/>
+              </w:rPr>
+              <w:t xml:space="preserve"> </w:t>
+            </w:r>
+            <w:proofErr w:type="spellStart"/>
+            <w:r>
+              <w:rPr>
+                <w:b/>
+                <w:bCs/>
+                <w:lang w:val="en-US"/>
+              </w:rPr>
+              <w:t>hai</w:t>
+            </w:r>
+            <w:proofErr w:type="spellEnd"/>
+            <w:r>
+              <w:rPr>
+                <w:b/>
+                <w:bCs/>
+                <w:lang w:val="en-US"/>
+              </w:rPr>
+              <w:t xml:space="preserve"> </w:t>
+            </w:r>
+            <w:proofErr w:type="spellStart"/>
+            <w:r>
+              <w:rPr>
+                <w:b/>
+                <w:bCs/>
+                <w:lang w:val="en-US"/>
+              </w:rPr>
+              <w:t>kết</w:t>
+            </w:r>
+            <w:proofErr w:type="spellEnd"/>
+            <w:r>
+              <w:rPr>
+                <w:b/>
+                <w:bCs/>
+                <w:lang w:val="en-US"/>
+              </w:rPr>
+              <w:t xml:space="preserve"> </w:t>
+            </w:r>
+            <w:proofErr w:type="spellStart"/>
+            <w:r>
+              <w:rPr>
+                <w:b/>
+                <w:bCs/>
+                <w:lang w:val="en-US"/>
+              </w:rPr>
+              <w:t>quả</w:t>
+            </w:r>
+            <w:proofErr w:type="spellEnd"/>
+            <w:r>
+              <w:rPr>
+                <w:b/>
+                <w:bCs/>
+                <w:lang w:val="en-US"/>
+              </w:rPr>
+              <w:t xml:space="preserve"> </w:t>
+            </w:r>
+            <w:proofErr w:type="spellStart"/>
+            <w:r>
+              <w:rPr>
+                <w:b/>
+                <w:bCs/>
+                <w:lang w:val="en-US"/>
+              </w:rPr>
+              <w:t>trong</w:t>
+            </w:r>
+            <w:proofErr w:type="spellEnd"/>
+            <w:r>
+              <w:rPr>
+                <w:b/>
+                <w:bCs/>
+                <w:lang w:val="en-US"/>
+              </w:rPr>
+              <w:t xml:space="preserve"> Then </w:t>
+            </w:r>
+            <w:proofErr w:type="spellStart"/>
+            <w:r>
+              <w:rPr>
+                <w:b/>
+                <w:bCs/>
+                <w:lang w:val="en-US"/>
+              </w:rPr>
+              <w:t>nên</w:t>
+            </w:r>
+            <w:proofErr w:type="spellEnd"/>
+            <w:r>
+              <w:rPr>
+                <w:b/>
+                <w:bCs/>
+                <w:lang w:val="en-US"/>
+              </w:rPr>
+              <w:t xml:space="preserve"> </w:t>
+            </w:r>
+            <w:proofErr w:type="spellStart"/>
+            <w:r>
+              <w:rPr>
+                <w:b/>
+                <w:bCs/>
+                <w:lang w:val="en-US"/>
+              </w:rPr>
+              <w:t>không</w:t>
+            </w:r>
+            <w:proofErr w:type="spellEnd"/>
+            <w:r>
+              <w:rPr>
+                <w:b/>
+                <w:bCs/>
+                <w:lang w:val="en-US"/>
+              </w:rPr>
+              <w:t xml:space="preserve"> vi </w:t>
+            </w:r>
+            <w:proofErr w:type="spellStart"/>
+            <w:r>
+              <w:rPr>
+                <w:b/>
+                <w:bCs/>
+                <w:lang w:val="en-US"/>
+              </w:rPr>
+              <w:t>phạm</w:t>
+            </w:r>
+            <w:proofErr w:type="spellEnd"/>
+            <w:r>
+              <w:rPr>
+                <w:b/>
+                <w:bCs/>
+                <w:lang w:val="en-US"/>
+              </w:rPr>
+              <w:t xml:space="preserve"> </w:t>
+            </w:r>
+            <w:proofErr w:type="spellStart"/>
+            <w:r>
+              <w:rPr>
+                <w:b/>
+                <w:bCs/>
+                <w:lang w:val="en-US"/>
+              </w:rPr>
+              <w:t>quy</w:t>
+            </w:r>
+            <w:proofErr w:type="spellEnd"/>
+            <w:r>
+              <w:rPr>
+                <w:b/>
+                <w:bCs/>
+                <w:lang w:val="en-US"/>
+              </w:rPr>
+              <w:t xml:space="preserve"> </w:t>
+            </w:r>
+            <w:proofErr w:type="spellStart"/>
+            <w:r>
+              <w:rPr>
+                <w:b/>
+                <w:bCs/>
+                <w:lang w:val="en-US"/>
+              </w:rPr>
+              <w:t>tắc</w:t>
+            </w:r>
+            <w:proofErr w:type="spellEnd"/>
+            <w:r>
+              <w:rPr>
+                <w:b/>
+                <w:bCs/>
+                <w:lang w:val="en-US"/>
+              </w:rPr>
+              <w:t>.</w:t>
+            </w:r>
+          </w:p>
+        </w:tc>
+        <w:tc>
+          <w:tcPr>
+            <w:tcW w:w="3744" w:type="dxa"/>
+            <w:tcBorders>
+              <w:top w:val="single" w:sz="4" w:space="0" w:color="auto"/>
+              <w:left w:val="single" w:sz="4" w:space="0" w:color="auto"/>
+              <w:bottom w:val="single" w:sz="4" w:space="0" w:color="auto"/>
+              <w:right w:val="single" w:sz="4" w:space="0" w:color="auto"/>
+            </w:tcBorders>
+            <w:vAlign w:val="center"/>
+            <w:hideMark/>
+          </w:tcPr>
+          <w:p>
+            <w:pPr>
+              <w:spacing w:after="160" w:line="278" w:lineRule="auto"/>
+              <w:rPr>
+                <w:b/>
+                <w:bCs/>
+                <w:lang w:val="en-US"/>
+              </w:rPr>
+            </w:pPr>
+            <w:proofErr w:type="spellStart"/>
+            <w:r>
+              <w:rPr>
+                <w:b/>
+                <w:bCs/>
+                <w:lang w:val="en-US"/>
+              </w:rPr>
+              <w:t>Có</w:t>
+            </w:r>
+            <w:proofErr w:type="spellEnd"/>
+            <w:r>
+              <w:rPr>
+                <w:b/>
+                <w:bCs/>
+                <w:lang w:val="en-US"/>
+              </w:rPr>
+              <w:t xml:space="preserve"> </w:t>
+            </w:r>
+            <w:proofErr w:type="spellStart"/>
+            <w:r>
+              <w:rPr>
+                <w:b/>
+                <w:bCs/>
+                <w:lang w:val="en-US"/>
+              </w:rPr>
+              <w:t>thể</w:t>
+            </w:r>
+            <w:proofErr w:type="spellEnd"/>
+            <w:r>
+              <w:rPr>
+                <w:b/>
+                <w:bCs/>
+                <w:lang w:val="en-US"/>
+              </w:rPr>
+              <w:t xml:space="preserve"> </w:t>
+            </w:r>
+            <w:proofErr w:type="spellStart"/>
+            <w:r>
+              <w:rPr>
+                <w:b/>
+                <w:bCs/>
+                <w:lang w:val="en-US"/>
+              </w:rPr>
+              <w:t>kiểm</w:t>
+            </w:r>
+            <w:proofErr w:type="spellEnd"/>
+            <w:r>
+              <w:rPr>
+                <w:b/>
+                <w:bCs/>
+                <w:lang w:val="en-US"/>
+              </w:rPr>
+              <w:t xml:space="preserve"> </w:t>
+            </w:r>
+            <w:proofErr w:type="spellStart"/>
+            <w:r>
+              <w:rPr>
+                <w:b/>
+                <w:bCs/>
+                <w:lang w:val="en-US"/>
+              </w:rPr>
+              <w:t>tra</w:t>
+            </w:r>
+            <w:proofErr w:type="spellEnd"/>
+            <w:r>
+              <w:rPr>
+                <w:b/>
+                <w:bCs/>
+                <w:lang w:val="en-US"/>
+              </w:rPr>
+              <w:t xml:space="preserve"> </w:t>
+            </w:r>
+            <w:proofErr w:type="spellStart"/>
+            <w:r>
+              <w:rPr>
+                <w:b/>
+                <w:bCs/>
+                <w:lang w:val="en-US"/>
+              </w:rPr>
+              <w:t>cả</w:t>
+            </w:r>
+            <w:proofErr w:type="spellEnd"/>
+            <w:r>
+              <w:rPr>
+                <w:b/>
+                <w:bCs/>
+                <w:lang w:val="en-US"/>
+              </w:rPr>
+              <w:t xml:space="preserve"> </w:t>
+            </w:r>
+            <w:proofErr w:type="spellStart"/>
+            <w:r>
+              <w:rPr>
+                <w:b/>
+                <w:bCs/>
+                <w:lang w:val="en-US"/>
+              </w:rPr>
+              <w:t>thông</w:t>
+            </w:r>
+            <w:proofErr w:type="spellEnd"/>
+            <w:r>
+              <w:rPr>
+                <w:b/>
+                <w:bCs/>
+                <w:lang w:val="en-US"/>
+              </w:rPr>
+              <w:t xml:space="preserve"> </w:t>
+            </w:r>
+            <w:proofErr w:type="spellStart"/>
+            <w:r>
+              <w:rPr>
+                <w:b/>
+                <w:bCs/>
+                <w:lang w:val="en-US"/>
+              </w:rPr>
+              <w:t>báo</w:t>
+            </w:r>
+            <w:proofErr w:type="spellEnd"/>
+            <w:r>
+              <w:rPr>
+                <w:b/>
+                <w:bCs/>
+                <w:lang w:val="en-US"/>
+              </w:rPr>
+              <w:t xml:space="preserve"> </w:t>
+            </w:r>
+            <w:proofErr w:type="spellStart"/>
+            <w:r>
+              <w:rPr>
+                <w:b/>
+                <w:bCs/>
+                <w:lang w:val="en-US"/>
+              </w:rPr>
+              <w:t>từ</w:t>
+            </w:r>
+            <w:proofErr w:type="spellEnd"/>
+            <w:r>
+              <w:rPr>
+                <w:b/>
+                <w:bCs/>
+                <w:lang w:val="en-US"/>
+              </w:rPr>
+              <w:t xml:space="preserve"> </w:t>
+            </w:r>
+            <w:proofErr w:type="spellStart"/>
+            <w:r>
+              <w:rPr>
+                <w:b/>
+                <w:bCs/>
+                <w:lang w:val="en-US"/>
+              </w:rPr>
+              <w:t>chối</w:t>
+            </w:r>
+            <w:proofErr w:type="spellEnd"/>
+            <w:r>
+              <w:rPr>
+                <w:b/>
+                <w:bCs/>
+                <w:lang w:val="en-US"/>
+              </w:rPr>
+              <w:t xml:space="preserve"> </w:t>
+            </w:r>
+            <w:proofErr w:type="spellStart"/>
+            <w:r>
+              <w:rPr>
+                <w:b/>
+                <w:bCs/>
+                <w:lang w:val="en-US"/>
+              </w:rPr>
+              <w:t>mã</w:t>
+            </w:r>
+            <w:proofErr w:type="spellEnd"/>
+            <w:r>
+              <w:rPr>
+                <w:b/>
+                <w:bCs/>
+                <w:lang w:val="en-US"/>
+              </w:rPr>
+              <w:t xml:space="preserve"> </w:t>
+            </w:r>
+            <w:proofErr w:type="spellStart"/>
+            <w:r>
+              <w:rPr>
+                <w:b/>
+                <w:bCs/>
+                <w:lang w:val="en-US"/>
+              </w:rPr>
+              <w:t>thứ</w:t>
+            </w:r>
+            <w:proofErr w:type="spellEnd"/>
+            <w:r>
+              <w:rPr>
+                <w:b/>
+                <w:bCs/>
+                <w:lang w:val="en-US"/>
+              </w:rPr>
+              <w:t xml:space="preserve"> </w:t>
+            </w:r>
+            <w:proofErr w:type="spellStart"/>
+            <w:r>
+              <w:rPr>
+                <w:b/>
+                <w:bCs/>
+                <w:lang w:val="en-US"/>
+              </w:rPr>
+              <w:t>hai</w:t>
+            </w:r>
+            <w:proofErr w:type="spellEnd"/>
+            <w:r>
+              <w:rPr>
+                <w:b/>
+                <w:bCs/>
+                <w:lang w:val="en-US"/>
+              </w:rPr>
+              <w:t xml:space="preserve"> </w:t>
+            </w:r>
+            <w:proofErr w:type="spellStart"/>
+            <w:r>
+              <w:rPr>
+                <w:b/>
+                <w:bCs/>
+                <w:lang w:val="en-US"/>
+              </w:rPr>
+              <w:t>và</w:t>
+            </w:r>
+            <w:proofErr w:type="spellEnd"/>
+            <w:r>
+              <w:rPr>
+                <w:b/>
+                <w:bCs/>
+                <w:lang w:val="en-US"/>
+              </w:rPr>
+              <w:t xml:space="preserve"> </w:t>
+            </w:r>
+            <w:proofErr w:type="spellStart"/>
+            <w:r>
+              <w:rPr>
+                <w:b/>
+                <w:bCs/>
+                <w:lang w:val="en-US"/>
+              </w:rPr>
+              <w:t>xác</w:t>
+            </w:r>
+            <w:proofErr w:type="spellEnd"/>
+            <w:r>
+              <w:rPr>
+                <w:b/>
+                <w:bCs/>
+                <w:lang w:val="en-US"/>
+              </w:rPr>
+              <w:t xml:space="preserve"> </w:t>
+            </w:r>
+            <w:proofErr w:type="spellStart"/>
+            <w:r>
+              <w:rPr>
+                <w:b/>
+                <w:bCs/>
+                <w:lang w:val="en-US"/>
+              </w:rPr>
+              <w:t>nhận</w:t>
+            </w:r>
+            <w:proofErr w:type="spellEnd"/>
+            <w:r>
+              <w:rPr>
+                <w:b/>
+                <w:bCs/>
+                <w:lang w:val="en-US"/>
+              </w:rPr>
+              <w:t xml:space="preserve"> </w:t>
+            </w:r>
+            <w:proofErr w:type="spellStart"/>
+            <w:r>
+              <w:rPr>
+                <w:b/>
+                <w:bCs/>
+                <w:lang w:val="en-US"/>
+              </w:rPr>
+              <w:t>cước</w:t>
+            </w:r>
+            <w:proofErr w:type="spellEnd"/>
+            <w:r>
+              <w:rPr>
+                <w:b/>
+                <w:bCs/>
+                <w:lang w:val="en-US"/>
+              </w:rPr>
+              <w:t xml:space="preserve"> </w:t>
+            </w:r>
+            <w:proofErr w:type="spellStart"/>
+            <w:r>
+              <w:rPr>
+                <w:b/>
+                <w:bCs/>
+                <w:lang w:val="en-US"/>
+              </w:rPr>
+              <w:t>không</w:t>
+            </w:r>
+            <w:proofErr w:type="spellEnd"/>
+            <w:r>
+              <w:rPr>
+                <w:b/>
+                <w:bCs/>
+                <w:lang w:val="en-US"/>
+              </w:rPr>
+              <w:t xml:space="preserve"> </w:t>
+            </w:r>
+            <w:proofErr w:type="spellStart"/>
+            <w:r>
+              <w:rPr>
+                <w:b/>
+                <w:bCs/>
+                <w:lang w:val="en-US"/>
+              </w:rPr>
+              <w:t>thay</w:t>
+            </w:r>
+            <w:proofErr w:type="spellEnd"/>
+            <w:r>
+              <w:rPr>
+                <w:b/>
+                <w:bCs/>
+                <w:lang w:val="en-US"/>
+              </w:rPr>
+              <w:t xml:space="preserve"> </w:t>
+            </w:r>
+            <w:proofErr w:type="spellStart"/>
+            <w:r>
+              <w:rPr>
+                <w:b/>
+                <w:bCs/>
+                <w:lang w:val="en-US"/>
+              </w:rPr>
+              <w:t>đổi</w:t>
+            </w:r>
+            <w:proofErr w:type="spellEnd"/>
+            <w:r>
+              <w:rPr>
+                <w:b/>
+                <w:bCs/>
+                <w:lang w:val="en-US"/>
+              </w:rPr>
+              <w:t>.</w:t>
+            </w:r>
+          </w:p>
+        </w:tc>
+      </w:tr>
+    </w:tbl>
+    <w:p>
+      <w:pPr>
+        <w:rPr>
+          <w:b/>
+          <w:bCs/>
+        </w:rPr>
+      </w:pPr>
+      <w:r>
+        <w:rPr>
+          <w:b/>
+          <w:bCs/>
+        </w:rPr>
+        <w:t>PHẦN 2 – SỬA LỖI</w:t>
       </w:r>
     </w:p>
     <w:p>
       <w:pPr>
-        <w:numPr>
-          <w:ilvl w:val="0"/>
-          <w:numId w:val="1"/>
-        </w:numPr>
+        <w:rPr>
+          <w:b/>
+          <w:bCs/>
+        </w:rPr>
       </w:pPr>
       <w:r>
         <w:rPr>
           <w:b/>
           <w:bCs/>
         </w:rPr>
-        <w:t xml:space="preserve">Thiếu </w:t>
-      </w:r>
-      <w:proofErr w:type="spellStart"/>
-      <w:r>
-        <w:rPr>
-          <w:b/>
-          <w:bCs/>
-        </w:rPr>
-        <w:t>Acceptance</w:t>
-      </w:r>
-      <w:proofErr w:type="spellEnd"/>
-      <w:r>
-        <w:rPr>
-          <w:b/>
-          <w:bCs/>
-        </w:rPr>
-        <w:t xml:space="preserve"> </w:t>
-      </w:r>
-      <w:proofErr w:type="spellStart"/>
-      <w:r>
-        <w:rPr>
-          <w:b/>
-          <w:bCs/>
-        </w:rPr>
-        <w:t>Criteria</w:t>
-      </w:r>
-      <w:proofErr w:type="spellEnd"/>
-      <w:r>
-        <w:rPr>
-          <w:b/>
-          <w:bCs/>
-        </w:rPr>
-        <w:t xml:space="preserve"> (AC):</w:t>
-      </w:r>
-      <w:r>
-        <w:t xml:space="preserve"> Chưa có tiêu chí nghiệm thu cụ thể để xác định khi nào tính năng được xem là hoàn thành.</w:t>
+        <w:t>AC1 – Giữ nguyên (đã đúng)</w:t>
       </w:r>
     </w:p>
     <w:p>
       <w:pPr>
-        <w:numPr>
-          <w:ilvl w:val="0"/>
-          <w:numId w:val="1"/>
-        </w:numPr>
+        <w:rPr>
+          <w:b/>
+          <w:bCs/>
+        </w:rPr>
       </w:pPr>
-      <w:r>
-        <w:rPr>
-          <w:b/>
-          <w:bCs/>
-        </w:rPr>
-        <w:t>Thiếu kết quả mong đợi:</w:t>
-      </w:r>
-      <w:r>
-        <w:t xml:space="preserve"> Chưa quy định rõ sau khi áp dụng mã hợp lệ, giá tiền phải giảm bao nhiêu.</w:t>
+      <w:proofErr w:type="spellStart"/>
+      <w:r>
+        <w:rPr>
+          <w:b/>
+          <w:bCs/>
+        </w:rPr>
+        <w:t>Given</w:t>
+      </w:r>
+      <w:proofErr w:type="spellEnd"/>
+      <w:r>
+        <w:rPr>
+          <w:b/>
+          <w:bCs/>
+        </w:rPr>
+        <w:t xml:space="preserve"> cước chuyến là 100.000đ và khách chưa áp mã nào, </w:t>
+      </w:r>
+      <w:proofErr w:type="spellStart"/>
+      <w:r>
+        <w:rPr>
+          <w:b/>
+          <w:bCs/>
+        </w:rPr>
+        <w:t>When</w:t>
+      </w:r>
+      <w:proofErr w:type="spellEnd"/>
+      <w:r>
+        <w:rPr>
+          <w:b/>
+          <w:bCs/>
+        </w:rPr>
+        <w:t xml:space="preserve"> khách áp mã “GO20” (giảm 20%), Then cước hiển thị 80.000đ.</w:t>
       </w:r>
     </w:p>
     <w:p>
       <w:pPr>
-        <w:numPr>
-          <w:ilvl w:val="0"/>
-          <w:numId w:val="1"/>
-        </w:numPr>
+        <w:rPr>
+          <w:b/>
+          <w:bCs/>
+          <w:lang w:val="en-US"/>
+        </w:rPr>
       </w:pPr>
       <w:r>
         <w:rPr>
           <w:b/>
           <w:bCs/>
-        </w:rPr>
-        <w:t>Thiếu quy tắc nghiệp vụ:</w:t>
-      </w:r>
-      <w:r>
-        <w:t xml:space="preserve"> Chưa xác định cách xử lý mã hợp lệ, mã hết hạn hoặc mã không tồn tại.</w:t>
-      </w:r>
+          <w:lang w:val="en-US"/>
+        </w:rPr>
+        <w:t xml:space="preserve">AC2 – </w:t>
+      </w:r>
+      <w:proofErr w:type="spellStart"/>
+      <w:r>
+        <w:rPr>
+          <w:b/>
+          <w:bCs/>
+          <w:lang w:val="en-US"/>
+        </w:rPr>
+        <w:t>Viết</w:t>
+      </w:r>
+      <w:proofErr w:type="spellEnd"/>
+      <w:r>
+        <w:rPr>
+          <w:b/>
+          <w:bCs/>
+          <w:lang w:val="en-US"/>
+        </w:rPr>
+        <w:t xml:space="preserve"> </w:t>
+      </w:r>
+      <w:proofErr w:type="spellStart"/>
+      <w:r>
+        <w:rPr>
+          <w:b/>
+          <w:bCs/>
+          <w:lang w:val="en-US"/>
+        </w:rPr>
+        <w:t>lại</w:t>
+      </w:r>
+      <w:proofErr w:type="spellEnd"/>
     </w:p>
     <w:p>
       <w:pPr>
-        <w:numPr>
-          <w:ilvl w:val="0"/>
-          <w:numId w:val="1"/>
-        </w:numPr>
+        <w:rPr>
+          <w:b/>
+          <w:bCs/>
+          <w:lang w:val="en-US"/>
+        </w:rPr>
       </w:pPr>
       <w:r>
         <w:rPr>
           <w:b/>
           <w:bCs/>
-        </w:rPr>
-        <w:t>Thiếu tiêu chí kiểm thử:</w:t>
-      </w:r>
-      <w:r>
-        <w:t xml:space="preserve"> Chưa có điều kiện và kết quả cụ thể để </w:t>
-      </w:r>
-      <w:proofErr w:type="spellStart"/>
-      <w:r>
-        <w:t>Tester</w:t>
-      </w:r>
-      <w:proofErr w:type="spellEnd"/>
-      <w:r>
-        <w:t xml:space="preserve"> kiểm tra tính năng.</w:t>
+          <w:lang w:val="en-US"/>
+        </w:rPr>
+        <w:lastRenderedPageBreak/>
+        <w:t xml:space="preserve">Given </w:t>
+      </w:r>
+      <w:proofErr w:type="spellStart"/>
+      <w:r>
+        <w:rPr>
+          <w:b/>
+          <w:bCs/>
+          <w:lang w:val="en-US"/>
+        </w:rPr>
+        <w:t>mã</w:t>
+      </w:r>
+      <w:proofErr w:type="spellEnd"/>
+      <w:r>
+        <w:rPr>
+          <w:b/>
+          <w:bCs/>
+          <w:lang w:val="en-US"/>
+        </w:rPr>
+        <w:t xml:space="preserve"> </w:t>
+      </w:r>
+      <w:proofErr w:type="spellStart"/>
+      <w:r>
+        <w:rPr>
+          <w:b/>
+          <w:bCs/>
+          <w:lang w:val="en-US"/>
+        </w:rPr>
+        <w:t>khuyến</w:t>
+      </w:r>
+      <w:proofErr w:type="spellEnd"/>
+      <w:r>
+        <w:rPr>
+          <w:b/>
+          <w:bCs/>
+          <w:lang w:val="en-US"/>
+        </w:rPr>
+        <w:t xml:space="preserve"> </w:t>
+      </w:r>
+      <w:proofErr w:type="spellStart"/>
+      <w:r>
+        <w:rPr>
+          <w:b/>
+          <w:bCs/>
+          <w:lang w:val="en-US"/>
+        </w:rPr>
+        <w:t>mãi</w:t>
+      </w:r>
+      <w:proofErr w:type="spellEnd"/>
+      <w:r>
+        <w:rPr>
+          <w:b/>
+          <w:bCs/>
+          <w:lang w:val="en-US"/>
+        </w:rPr>
+        <w:t xml:space="preserve"> “GO20” </w:t>
+      </w:r>
+      <w:proofErr w:type="spellStart"/>
+      <w:r>
+        <w:rPr>
+          <w:b/>
+          <w:bCs/>
+          <w:lang w:val="en-US"/>
+        </w:rPr>
+        <w:t>đã</w:t>
+      </w:r>
+      <w:proofErr w:type="spellEnd"/>
+      <w:r>
+        <w:rPr>
+          <w:b/>
+          <w:bCs/>
+          <w:lang w:val="en-US"/>
+        </w:rPr>
+        <w:t xml:space="preserve"> </w:t>
+      </w:r>
+      <w:proofErr w:type="spellStart"/>
+      <w:r>
+        <w:rPr>
+          <w:b/>
+          <w:bCs/>
+          <w:lang w:val="en-US"/>
+        </w:rPr>
+        <w:t>hết</w:t>
+      </w:r>
+      <w:proofErr w:type="spellEnd"/>
+      <w:r>
+        <w:rPr>
+          <w:b/>
+          <w:bCs/>
+          <w:lang w:val="en-US"/>
+        </w:rPr>
+        <w:t xml:space="preserve"> </w:t>
+      </w:r>
+      <w:proofErr w:type="spellStart"/>
+      <w:r>
+        <w:rPr>
+          <w:b/>
+          <w:bCs/>
+          <w:lang w:val="en-US"/>
+        </w:rPr>
+        <w:t>hạn</w:t>
+      </w:r>
+      <w:proofErr w:type="spellEnd"/>
+      <w:r>
+        <w:rPr>
+          <w:b/>
+          <w:bCs/>
+          <w:lang w:val="en-US"/>
+        </w:rPr>
+        <w:t xml:space="preserve">, When </w:t>
+      </w:r>
+      <w:proofErr w:type="spellStart"/>
+      <w:r>
+        <w:rPr>
+          <w:b/>
+          <w:bCs/>
+          <w:lang w:val="en-US"/>
+        </w:rPr>
+        <w:t>khách</w:t>
+      </w:r>
+      <w:proofErr w:type="spellEnd"/>
+      <w:r>
+        <w:rPr>
+          <w:b/>
+          <w:bCs/>
+          <w:lang w:val="en-US"/>
+        </w:rPr>
+        <w:t xml:space="preserve"> </w:t>
+      </w:r>
+      <w:proofErr w:type="spellStart"/>
+      <w:r>
+        <w:rPr>
+          <w:b/>
+          <w:bCs/>
+          <w:lang w:val="en-US"/>
+        </w:rPr>
+        <w:t>áp</w:t>
+      </w:r>
+      <w:proofErr w:type="spellEnd"/>
+      <w:r>
+        <w:rPr>
+          <w:b/>
+          <w:bCs/>
+          <w:lang w:val="en-US"/>
+        </w:rPr>
+        <w:t xml:space="preserve"> </w:t>
+      </w:r>
+      <w:proofErr w:type="spellStart"/>
+      <w:r>
+        <w:rPr>
+          <w:b/>
+          <w:bCs/>
+          <w:lang w:val="en-US"/>
+        </w:rPr>
+        <w:t>mã</w:t>
+      </w:r>
+      <w:proofErr w:type="spellEnd"/>
+      <w:r>
+        <w:rPr>
+          <w:b/>
+          <w:bCs/>
+          <w:lang w:val="en-US"/>
+        </w:rPr>
+        <w:t xml:space="preserve"> “GO20”, Then </w:t>
+      </w:r>
+      <w:proofErr w:type="spellStart"/>
+      <w:r>
+        <w:rPr>
+          <w:b/>
+          <w:bCs/>
+          <w:lang w:val="en-US"/>
+        </w:rPr>
+        <w:t>hệ</w:t>
+      </w:r>
+      <w:proofErr w:type="spellEnd"/>
+      <w:r>
+        <w:rPr>
+          <w:b/>
+          <w:bCs/>
+          <w:lang w:val="en-US"/>
+        </w:rPr>
+        <w:t xml:space="preserve"> </w:t>
+      </w:r>
+      <w:proofErr w:type="spellStart"/>
+      <w:r>
+        <w:rPr>
+          <w:b/>
+          <w:bCs/>
+          <w:lang w:val="en-US"/>
+        </w:rPr>
+        <w:t>thống</w:t>
+      </w:r>
+      <w:proofErr w:type="spellEnd"/>
+      <w:r>
+        <w:rPr>
+          <w:b/>
+          <w:bCs/>
+          <w:lang w:val="en-US"/>
+        </w:rPr>
+        <w:t xml:space="preserve"> </w:t>
+      </w:r>
+      <w:proofErr w:type="spellStart"/>
+      <w:r>
+        <w:rPr>
+          <w:b/>
+          <w:bCs/>
+          <w:lang w:val="en-US"/>
+        </w:rPr>
+        <w:t>hiển</w:t>
+      </w:r>
+      <w:proofErr w:type="spellEnd"/>
+      <w:r>
+        <w:rPr>
+          <w:b/>
+          <w:bCs/>
+          <w:lang w:val="en-US"/>
+        </w:rPr>
+        <w:t xml:space="preserve"> </w:t>
+      </w:r>
+      <w:proofErr w:type="spellStart"/>
+      <w:r>
+        <w:rPr>
+          <w:b/>
+          <w:bCs/>
+          <w:lang w:val="en-US"/>
+        </w:rPr>
+        <w:t>thị</w:t>
+      </w:r>
+      <w:proofErr w:type="spellEnd"/>
+      <w:r>
+        <w:rPr>
+          <w:b/>
+          <w:bCs/>
+          <w:lang w:val="en-US"/>
+        </w:rPr>
+        <w:t xml:space="preserve"> </w:t>
+      </w:r>
+      <w:proofErr w:type="spellStart"/>
+      <w:r>
+        <w:rPr>
+          <w:b/>
+          <w:bCs/>
+          <w:lang w:val="en-US"/>
+        </w:rPr>
+        <w:t>thông</w:t>
+      </w:r>
+      <w:proofErr w:type="spellEnd"/>
+      <w:r>
+        <w:rPr>
+          <w:b/>
+          <w:bCs/>
+          <w:lang w:val="en-US"/>
+        </w:rPr>
+        <w:t xml:space="preserve"> </w:t>
+      </w:r>
+      <w:proofErr w:type="spellStart"/>
+      <w:r>
+        <w:rPr>
+          <w:b/>
+          <w:bCs/>
+          <w:lang w:val="en-US"/>
+        </w:rPr>
+        <w:t>báo</w:t>
+      </w:r>
+      <w:proofErr w:type="spellEnd"/>
+      <w:r>
+        <w:rPr>
+          <w:b/>
+          <w:bCs/>
+          <w:lang w:val="en-US"/>
+        </w:rPr>
+        <w:t xml:space="preserve"> “</w:t>
+      </w:r>
+      <w:proofErr w:type="spellStart"/>
+      <w:r>
+        <w:rPr>
+          <w:b/>
+          <w:bCs/>
+          <w:lang w:val="en-US"/>
+        </w:rPr>
+        <w:t>Mã</w:t>
+      </w:r>
+      <w:proofErr w:type="spellEnd"/>
+      <w:r>
+        <w:rPr>
+          <w:b/>
+          <w:bCs/>
+          <w:lang w:val="en-US"/>
+        </w:rPr>
+        <w:t xml:space="preserve"> </w:t>
+      </w:r>
+      <w:proofErr w:type="spellStart"/>
+      <w:r>
+        <w:rPr>
+          <w:b/>
+          <w:bCs/>
+          <w:lang w:val="en-US"/>
+        </w:rPr>
+        <w:t>khuyến</w:t>
+      </w:r>
+      <w:proofErr w:type="spellEnd"/>
+      <w:r>
+        <w:rPr>
+          <w:b/>
+          <w:bCs/>
+          <w:lang w:val="en-US"/>
+        </w:rPr>
+        <w:t xml:space="preserve"> </w:t>
+      </w:r>
+      <w:proofErr w:type="spellStart"/>
+      <w:r>
+        <w:rPr>
+          <w:b/>
+          <w:bCs/>
+          <w:lang w:val="en-US"/>
+        </w:rPr>
+        <w:t>mãi</w:t>
+      </w:r>
+      <w:proofErr w:type="spellEnd"/>
+      <w:r>
+        <w:rPr>
+          <w:b/>
+          <w:bCs/>
+          <w:lang w:val="en-US"/>
+        </w:rPr>
+        <w:t xml:space="preserve"> </w:t>
+      </w:r>
+      <w:proofErr w:type="spellStart"/>
+      <w:r>
+        <w:rPr>
+          <w:b/>
+          <w:bCs/>
+          <w:lang w:val="en-US"/>
+        </w:rPr>
+        <w:t>đã</w:t>
+      </w:r>
+      <w:proofErr w:type="spellEnd"/>
+      <w:r>
+        <w:rPr>
+          <w:b/>
+          <w:bCs/>
+          <w:lang w:val="en-US"/>
+        </w:rPr>
+        <w:t xml:space="preserve"> </w:t>
+      </w:r>
+      <w:proofErr w:type="spellStart"/>
+      <w:r>
+        <w:rPr>
+          <w:b/>
+          <w:bCs/>
+          <w:lang w:val="en-US"/>
+        </w:rPr>
+        <w:t>hết</w:t>
+      </w:r>
+      <w:proofErr w:type="spellEnd"/>
+      <w:r>
+        <w:rPr>
+          <w:b/>
+          <w:bCs/>
+          <w:lang w:val="en-US"/>
+        </w:rPr>
+        <w:t xml:space="preserve"> </w:t>
+      </w:r>
+      <w:proofErr w:type="spellStart"/>
+      <w:r>
+        <w:rPr>
+          <w:b/>
+          <w:bCs/>
+          <w:lang w:val="en-US"/>
+        </w:rPr>
+        <w:t>hạn</w:t>
+      </w:r>
+      <w:proofErr w:type="spellEnd"/>
+      <w:r>
+        <w:rPr>
+          <w:b/>
+          <w:bCs/>
+          <w:lang w:val="en-US"/>
+        </w:rPr>
+        <w:t xml:space="preserve">” </w:t>
+      </w:r>
+      <w:proofErr w:type="spellStart"/>
+      <w:r>
+        <w:rPr>
+          <w:b/>
+          <w:bCs/>
+          <w:lang w:val="en-US"/>
+        </w:rPr>
+        <w:t>và</w:t>
+      </w:r>
+      <w:proofErr w:type="spellEnd"/>
+      <w:r>
+        <w:rPr>
+          <w:b/>
+          <w:bCs/>
+          <w:lang w:val="en-US"/>
+        </w:rPr>
+        <w:t xml:space="preserve"> </w:t>
+      </w:r>
+      <w:proofErr w:type="spellStart"/>
+      <w:r>
+        <w:rPr>
+          <w:b/>
+          <w:bCs/>
+          <w:lang w:val="en-US"/>
+        </w:rPr>
+        <w:t>không</w:t>
+      </w:r>
+      <w:proofErr w:type="spellEnd"/>
+      <w:r>
+        <w:rPr>
+          <w:b/>
+          <w:bCs/>
+          <w:lang w:val="en-US"/>
+        </w:rPr>
+        <w:t xml:space="preserve"> </w:t>
+      </w:r>
+      <w:proofErr w:type="spellStart"/>
+      <w:r>
+        <w:rPr>
+          <w:b/>
+          <w:bCs/>
+          <w:lang w:val="en-US"/>
+        </w:rPr>
+        <w:t>áp</w:t>
+      </w:r>
+      <w:proofErr w:type="spellEnd"/>
+      <w:r>
+        <w:rPr>
+          <w:b/>
+          <w:bCs/>
+          <w:lang w:val="en-US"/>
+        </w:rPr>
+        <w:t xml:space="preserve"> </w:t>
+      </w:r>
+      <w:proofErr w:type="spellStart"/>
+      <w:r>
+        <w:rPr>
+          <w:b/>
+          <w:bCs/>
+          <w:lang w:val="en-US"/>
+        </w:rPr>
+        <w:t>dụng</w:t>
+      </w:r>
+      <w:proofErr w:type="spellEnd"/>
+      <w:r>
+        <w:rPr>
+          <w:b/>
+          <w:bCs/>
+          <w:lang w:val="en-US"/>
+        </w:rPr>
+        <w:t xml:space="preserve"> </w:t>
+      </w:r>
+      <w:proofErr w:type="spellStart"/>
+      <w:r>
+        <w:rPr>
+          <w:b/>
+          <w:bCs/>
+          <w:lang w:val="en-US"/>
+        </w:rPr>
+        <w:t>giảm</w:t>
+      </w:r>
+      <w:proofErr w:type="spellEnd"/>
+      <w:r>
+        <w:rPr>
+          <w:b/>
+          <w:bCs/>
+          <w:lang w:val="en-US"/>
+        </w:rPr>
+        <w:t xml:space="preserve"> </w:t>
+      </w:r>
+      <w:proofErr w:type="spellStart"/>
+      <w:r>
+        <w:rPr>
+          <w:b/>
+          <w:bCs/>
+          <w:lang w:val="en-US"/>
+        </w:rPr>
+        <w:t>giá</w:t>
+      </w:r>
+      <w:proofErr w:type="spellEnd"/>
+      <w:r>
+        <w:rPr>
+          <w:b/>
+          <w:bCs/>
+          <w:lang w:val="en-US"/>
+        </w:rPr>
+        <w:t>.</w:t>
       </w:r>
     </w:p>
     <w:p>
       <w:pPr>
-        <w:numPr>
-          <w:ilvl w:val="0"/>
-          <w:numId w:val="1"/>
-        </w:numPr>
+        <w:rPr>
+          <w:b/>
+          <w:bCs/>
+          <w:lang w:val="en-US"/>
+        </w:rPr>
       </w:pPr>
       <w:r>
         <w:rPr>
           <w:b/>
           <w:bCs/>
-        </w:rPr>
-        <w:t xml:space="preserve">Thiếu sự thống nhất giữa PO và </w:t>
-      </w:r>
-      <w:proofErr w:type="spellStart"/>
-      <w:r>
-        <w:rPr>
-          <w:b/>
-          <w:bCs/>
-        </w:rPr>
-        <w:t>Developer</w:t>
-      </w:r>
-      <w:proofErr w:type="spellEnd"/>
-      <w:r>
-        <w:rPr>
-          <w:b/>
-          <w:bCs/>
-        </w:rPr>
-        <w:t>:</w:t>
-      </w:r>
-      <w:r>
-        <w:t xml:space="preserve"> PO mong muốn tính năng giảm giá hoạt động thực tế, trong khi </w:t>
-      </w:r>
-      <w:proofErr w:type="spellStart"/>
-      <w:r>
-        <w:t>Developer</w:t>
-      </w:r>
-      <w:proofErr w:type="spellEnd"/>
-      <w:r>
-        <w:t xml:space="preserve"> chỉ tập trung hoàn thành giao diện nhập mã.</w:t>
+          <w:lang w:val="en-US"/>
+        </w:rPr>
+        <w:t xml:space="preserve">Lưu ý: </w:t>
+      </w:r>
+      <w:proofErr w:type="spellStart"/>
+      <w:r>
+        <w:rPr>
+          <w:b/>
+          <w:bCs/>
+          <w:lang w:val="en-US"/>
+        </w:rPr>
+        <w:t>Nội</w:t>
+      </w:r>
+      <w:proofErr w:type="spellEnd"/>
+      <w:r>
+        <w:rPr>
+          <w:b/>
+          <w:bCs/>
+          <w:lang w:val="en-US"/>
+        </w:rPr>
+        <w:t xml:space="preserve"> dung </w:t>
+      </w:r>
+      <w:proofErr w:type="spellStart"/>
+      <w:r>
+        <w:rPr>
+          <w:b/>
+          <w:bCs/>
+          <w:lang w:val="en-US"/>
+        </w:rPr>
+        <w:t>thông</w:t>
+      </w:r>
+      <w:proofErr w:type="spellEnd"/>
+      <w:r>
+        <w:rPr>
+          <w:b/>
+          <w:bCs/>
+          <w:lang w:val="en-US"/>
+        </w:rPr>
+        <w:t xml:space="preserve"> </w:t>
+      </w:r>
+      <w:proofErr w:type="spellStart"/>
+      <w:r>
+        <w:rPr>
+          <w:b/>
+          <w:bCs/>
+          <w:lang w:val="en-US"/>
+        </w:rPr>
+        <w:t>báo</w:t>
+      </w:r>
+      <w:proofErr w:type="spellEnd"/>
+      <w:r>
+        <w:rPr>
+          <w:b/>
+          <w:bCs/>
+          <w:lang w:val="en-US"/>
+        </w:rPr>
+        <w:t xml:space="preserve"> </w:t>
+      </w:r>
+      <w:proofErr w:type="spellStart"/>
+      <w:r>
+        <w:rPr>
+          <w:b/>
+          <w:bCs/>
+          <w:lang w:val="en-US"/>
+        </w:rPr>
+        <w:t>trong</w:t>
+      </w:r>
+      <w:proofErr w:type="spellEnd"/>
+      <w:r>
+        <w:rPr>
+          <w:b/>
+          <w:bCs/>
+          <w:lang w:val="en-US"/>
+        </w:rPr>
+        <w:t xml:space="preserve"> AC2 </w:t>
+      </w:r>
+      <w:proofErr w:type="spellStart"/>
+      <w:r>
+        <w:rPr>
+          <w:b/>
+          <w:bCs/>
+          <w:lang w:val="en-US"/>
+        </w:rPr>
+        <w:t>được</w:t>
+      </w:r>
+      <w:proofErr w:type="spellEnd"/>
+      <w:r>
+        <w:rPr>
+          <w:b/>
+          <w:bCs/>
+          <w:lang w:val="en-US"/>
+        </w:rPr>
+        <w:t xml:space="preserve"> </w:t>
+      </w:r>
+      <w:proofErr w:type="spellStart"/>
+      <w:r>
+        <w:rPr>
+          <w:b/>
+          <w:bCs/>
+          <w:lang w:val="en-US"/>
+        </w:rPr>
+        <w:t>xác</w:t>
+      </w:r>
+      <w:proofErr w:type="spellEnd"/>
+      <w:r>
+        <w:rPr>
+          <w:b/>
+          <w:bCs/>
+          <w:lang w:val="en-US"/>
+        </w:rPr>
+        <w:t xml:space="preserve"> </w:t>
+      </w:r>
+      <w:proofErr w:type="spellStart"/>
+      <w:r>
+        <w:rPr>
+          <w:b/>
+          <w:bCs/>
+          <w:lang w:val="en-US"/>
+        </w:rPr>
+        <w:t>định</w:t>
+      </w:r>
+      <w:proofErr w:type="spellEnd"/>
+      <w:r>
+        <w:rPr>
+          <w:b/>
+          <w:bCs/>
+          <w:lang w:val="en-US"/>
+        </w:rPr>
+        <w:t xml:space="preserve"> </w:t>
+      </w:r>
+      <w:proofErr w:type="spellStart"/>
+      <w:r>
+        <w:rPr>
+          <w:b/>
+          <w:bCs/>
+          <w:lang w:val="en-US"/>
+        </w:rPr>
+        <w:t>rõ</w:t>
+      </w:r>
+      <w:proofErr w:type="spellEnd"/>
+      <w:r>
+        <w:rPr>
+          <w:b/>
+          <w:bCs/>
+          <w:lang w:val="en-US"/>
+        </w:rPr>
+        <w:t xml:space="preserve"> </w:t>
+      </w:r>
+      <w:proofErr w:type="spellStart"/>
+      <w:r>
+        <w:rPr>
+          <w:b/>
+          <w:bCs/>
+          <w:lang w:val="en-US"/>
+        </w:rPr>
+        <w:t>để</w:t>
+      </w:r>
+      <w:proofErr w:type="spellEnd"/>
+      <w:r>
+        <w:rPr>
+          <w:b/>
+          <w:bCs/>
+          <w:lang w:val="en-US"/>
+        </w:rPr>
+        <w:t xml:space="preserve"> </w:t>
+      </w:r>
+      <w:proofErr w:type="spellStart"/>
+      <w:r>
+        <w:rPr>
+          <w:b/>
+          <w:bCs/>
+          <w:lang w:val="en-US"/>
+        </w:rPr>
+        <w:t>có</w:t>
+      </w:r>
+      <w:proofErr w:type="spellEnd"/>
+      <w:r>
+        <w:rPr>
+          <w:b/>
+          <w:bCs/>
+          <w:lang w:val="en-US"/>
+        </w:rPr>
+        <w:t xml:space="preserve"> </w:t>
+      </w:r>
+      <w:proofErr w:type="spellStart"/>
+      <w:r>
+        <w:rPr>
+          <w:b/>
+          <w:bCs/>
+          <w:lang w:val="en-US"/>
+        </w:rPr>
+        <w:t>thể</w:t>
+      </w:r>
+      <w:proofErr w:type="spellEnd"/>
+      <w:r>
+        <w:rPr>
+          <w:b/>
+          <w:bCs/>
+          <w:lang w:val="en-US"/>
+        </w:rPr>
+        <w:t xml:space="preserve"> </w:t>
+      </w:r>
+      <w:proofErr w:type="spellStart"/>
+      <w:r>
+        <w:rPr>
+          <w:b/>
+          <w:bCs/>
+          <w:lang w:val="en-US"/>
+        </w:rPr>
+        <w:t>kiểm</w:t>
+      </w:r>
+      <w:proofErr w:type="spellEnd"/>
+      <w:r>
+        <w:rPr>
+          <w:b/>
+          <w:bCs/>
+          <w:lang w:val="en-US"/>
+        </w:rPr>
+        <w:t xml:space="preserve"> </w:t>
+      </w:r>
+      <w:proofErr w:type="spellStart"/>
+      <w:r>
+        <w:rPr>
+          <w:b/>
+          <w:bCs/>
+          <w:lang w:val="en-US"/>
+        </w:rPr>
+        <w:t>thử</w:t>
+      </w:r>
+      <w:proofErr w:type="spellEnd"/>
+      <w:r>
+        <w:rPr>
+          <w:b/>
+          <w:bCs/>
+          <w:lang w:val="en-US"/>
+        </w:rPr>
+        <w:t xml:space="preserve">; Product Owner </w:t>
+      </w:r>
+      <w:proofErr w:type="spellStart"/>
+      <w:r>
+        <w:rPr>
+          <w:b/>
+          <w:bCs/>
+          <w:lang w:val="en-US"/>
+        </w:rPr>
+        <w:t>cần</w:t>
+      </w:r>
+      <w:proofErr w:type="spellEnd"/>
+      <w:r>
+        <w:rPr>
+          <w:b/>
+          <w:bCs/>
+          <w:lang w:val="en-US"/>
+        </w:rPr>
+        <w:t xml:space="preserve"> </w:t>
+      </w:r>
+      <w:proofErr w:type="spellStart"/>
+      <w:r>
+        <w:rPr>
+          <w:b/>
+          <w:bCs/>
+          <w:lang w:val="en-US"/>
+        </w:rPr>
+        <w:t>xác</w:t>
+      </w:r>
+      <w:proofErr w:type="spellEnd"/>
+      <w:r>
+        <w:rPr>
+          <w:b/>
+          <w:bCs/>
+          <w:lang w:val="en-US"/>
+        </w:rPr>
+        <w:t xml:space="preserve"> </w:t>
+      </w:r>
+      <w:proofErr w:type="spellStart"/>
+      <w:r>
+        <w:rPr>
+          <w:b/>
+          <w:bCs/>
+          <w:lang w:val="en-US"/>
+        </w:rPr>
+        <w:t>nhận</w:t>
+      </w:r>
+      <w:proofErr w:type="spellEnd"/>
+      <w:r>
+        <w:rPr>
+          <w:b/>
+          <w:bCs/>
+          <w:lang w:val="en-US"/>
+        </w:rPr>
+        <w:t xml:space="preserve"> </w:t>
+      </w:r>
+      <w:proofErr w:type="spellStart"/>
+      <w:r>
+        <w:rPr>
+          <w:b/>
+          <w:bCs/>
+          <w:lang w:val="en-US"/>
+        </w:rPr>
+        <w:t>câu</w:t>
+      </w:r>
+      <w:proofErr w:type="spellEnd"/>
+      <w:r>
+        <w:rPr>
+          <w:b/>
+          <w:bCs/>
+          <w:lang w:val="en-US"/>
+        </w:rPr>
+        <w:t xml:space="preserve"> </w:t>
+      </w:r>
+      <w:proofErr w:type="spellStart"/>
+      <w:r>
+        <w:rPr>
+          <w:b/>
+          <w:bCs/>
+          <w:lang w:val="en-US"/>
+        </w:rPr>
+        <w:t>chữ</w:t>
+      </w:r>
+      <w:proofErr w:type="spellEnd"/>
+      <w:r>
+        <w:rPr>
+          <w:b/>
+          <w:bCs/>
+          <w:lang w:val="en-US"/>
+        </w:rPr>
+        <w:t xml:space="preserve"> </w:t>
+      </w:r>
+      <w:proofErr w:type="spellStart"/>
+      <w:r>
+        <w:rPr>
+          <w:b/>
+          <w:bCs/>
+          <w:lang w:val="en-US"/>
+        </w:rPr>
+        <w:t>này</w:t>
+      </w:r>
+      <w:proofErr w:type="spellEnd"/>
+      <w:r>
+        <w:rPr>
+          <w:b/>
+          <w:bCs/>
+          <w:lang w:val="en-US"/>
+        </w:rPr>
+        <w:t xml:space="preserve"> </w:t>
+      </w:r>
+      <w:proofErr w:type="spellStart"/>
+      <w:r>
+        <w:rPr>
+          <w:b/>
+          <w:bCs/>
+          <w:lang w:val="en-US"/>
+        </w:rPr>
+        <w:t>nếu</w:t>
+      </w:r>
+      <w:proofErr w:type="spellEnd"/>
+      <w:r>
+        <w:rPr>
+          <w:b/>
+          <w:bCs/>
+          <w:lang w:val="en-US"/>
+        </w:rPr>
+        <w:t xml:space="preserve"> </w:t>
+      </w:r>
+      <w:proofErr w:type="spellStart"/>
+      <w:r>
+        <w:rPr>
+          <w:b/>
+          <w:bCs/>
+          <w:lang w:val="en-US"/>
+        </w:rPr>
+        <w:t>hệ</w:t>
+      </w:r>
+      <w:proofErr w:type="spellEnd"/>
+      <w:r>
+        <w:rPr>
+          <w:b/>
+          <w:bCs/>
+          <w:lang w:val="en-US"/>
+        </w:rPr>
+        <w:t xml:space="preserve"> </w:t>
+      </w:r>
+      <w:proofErr w:type="spellStart"/>
+      <w:r>
+        <w:rPr>
+          <w:b/>
+          <w:bCs/>
+          <w:lang w:val="en-US"/>
+        </w:rPr>
+        <w:t>thống</w:t>
+      </w:r>
+      <w:proofErr w:type="spellEnd"/>
+      <w:r>
+        <w:rPr>
+          <w:b/>
+          <w:bCs/>
+          <w:lang w:val="en-US"/>
+        </w:rPr>
+        <w:t xml:space="preserve"> </w:t>
+      </w:r>
+      <w:proofErr w:type="spellStart"/>
+      <w:r>
+        <w:rPr>
+          <w:b/>
+          <w:bCs/>
+          <w:lang w:val="en-US"/>
+        </w:rPr>
+        <w:t>đã</w:t>
+      </w:r>
+      <w:proofErr w:type="spellEnd"/>
+      <w:r>
+        <w:rPr>
+          <w:b/>
+          <w:bCs/>
+          <w:lang w:val="en-US"/>
+        </w:rPr>
+        <w:t xml:space="preserve"> </w:t>
+      </w:r>
+      <w:proofErr w:type="spellStart"/>
+      <w:r>
+        <w:rPr>
+          <w:b/>
+          <w:bCs/>
+          <w:lang w:val="en-US"/>
+        </w:rPr>
+        <w:t>có</w:t>
+      </w:r>
+      <w:proofErr w:type="spellEnd"/>
+      <w:r>
+        <w:rPr>
+          <w:b/>
+          <w:bCs/>
+          <w:lang w:val="en-US"/>
+        </w:rPr>
+        <w:t xml:space="preserve"> </w:t>
+      </w:r>
+      <w:proofErr w:type="spellStart"/>
+      <w:r>
+        <w:rPr>
+          <w:b/>
+          <w:bCs/>
+          <w:lang w:val="en-US"/>
+        </w:rPr>
+        <w:t>chuẩn</w:t>
+      </w:r>
+      <w:proofErr w:type="spellEnd"/>
+      <w:r>
+        <w:rPr>
+          <w:b/>
+          <w:bCs/>
+          <w:lang w:val="en-US"/>
+        </w:rPr>
+        <w:t xml:space="preserve"> </w:t>
+      </w:r>
+      <w:proofErr w:type="spellStart"/>
+      <w:r>
+        <w:rPr>
+          <w:b/>
+          <w:bCs/>
+          <w:lang w:val="en-US"/>
+        </w:rPr>
+        <w:t>thông</w:t>
+      </w:r>
+      <w:proofErr w:type="spellEnd"/>
+      <w:r>
+        <w:rPr>
+          <w:b/>
+          <w:bCs/>
+          <w:lang w:val="en-US"/>
+        </w:rPr>
+        <w:t xml:space="preserve"> </w:t>
+      </w:r>
+      <w:proofErr w:type="spellStart"/>
+      <w:r>
+        <w:rPr>
+          <w:b/>
+          <w:bCs/>
+          <w:lang w:val="en-US"/>
+        </w:rPr>
+        <w:t>báo</w:t>
+      </w:r>
+      <w:proofErr w:type="spellEnd"/>
+      <w:r>
+        <w:rPr>
+          <w:b/>
+          <w:bCs/>
+          <w:lang w:val="en-US"/>
+        </w:rPr>
+        <w:t xml:space="preserve"> </w:t>
+      </w:r>
+      <w:proofErr w:type="spellStart"/>
+      <w:r>
+        <w:rPr>
+          <w:b/>
+          <w:bCs/>
+          <w:lang w:val="en-US"/>
+        </w:rPr>
+        <w:t>riêng</w:t>
+      </w:r>
+      <w:proofErr w:type="spellEnd"/>
+      <w:r>
+        <w:rPr>
+          <w:b/>
+          <w:bCs/>
+          <w:lang w:val="en-US"/>
+        </w:rPr>
+        <w:t>.</w:t>
       </w:r>
     </w:p>
     <w:p>
@@ -253,159 +5588,995 @@
         <w:rPr>
           <w:b/>
           <w:bCs/>
+          <w:lang w:val="en-US"/>
         </w:rPr>
       </w:pPr>
       <w:r>
         <w:rPr>
           <w:b/>
           <w:bCs/>
-        </w:rPr>
-        <w:t xml:space="preserve">3. Viết </w:t>
-      </w:r>
-      <w:proofErr w:type="spellStart"/>
-      <w:r>
-        <w:rPr>
-          <w:b/>
-          <w:bCs/>
-        </w:rPr>
-        <w:t>Acceptance</w:t>
-      </w:r>
-      <w:proofErr w:type="spellEnd"/>
-      <w:r>
-        <w:rPr>
-          <w:b/>
-          <w:bCs/>
-        </w:rPr>
-        <w:t xml:space="preserve"> </w:t>
-      </w:r>
-      <w:proofErr w:type="spellStart"/>
-      <w:r>
-        <w:rPr>
-          <w:b/>
-          <w:bCs/>
-        </w:rPr>
-        <w:t>Criteria</w:t>
-      </w:r>
-      <w:proofErr w:type="spellEnd"/>
-      <w:r>
-        <w:rPr>
-          <w:b/>
-          <w:bCs/>
-        </w:rPr>
-        <w:t xml:space="preserve"> theo </w:t>
-      </w:r>
-      <w:proofErr w:type="spellStart"/>
-      <w:r>
-        <w:rPr>
-          <w:b/>
-          <w:bCs/>
-        </w:rPr>
-        <w:t>Given</w:t>
-      </w:r>
-      <w:proofErr w:type="spellEnd"/>
-      <w:r>
-        <w:rPr>
-          <w:b/>
-          <w:bCs/>
-        </w:rPr>
-        <w:t xml:space="preserve"> – </w:t>
-      </w:r>
-      <w:proofErr w:type="spellStart"/>
-      <w:r>
-        <w:rPr>
-          <w:b/>
-          <w:bCs/>
-        </w:rPr>
-        <w:t>When</w:t>
-      </w:r>
-      <w:proofErr w:type="spellEnd"/>
-      <w:r>
-        <w:rPr>
-          <w:b/>
-          <w:bCs/>
-        </w:rPr>
-        <w:t xml:space="preserve"> – Then</w:t>
-      </w:r>
-    </w:p>
-    <w:p>
-      <w:r>
-        <w:rPr>
-          <w:b/>
-          <w:bCs/>
-        </w:rPr>
-        <w:t>AC1: Áp dụng mã giảm giá thành công</w:t>
-      </w:r>
+          <w:lang w:val="en-US"/>
+        </w:rPr>
+        <w:t xml:space="preserve">AC3 – </w:t>
+      </w:r>
+      <w:proofErr w:type="spellStart"/>
+      <w:r>
+        <w:rPr>
+          <w:b/>
+          <w:bCs/>
+          <w:lang w:val="en-US"/>
+        </w:rPr>
+        <w:t>Viết</w:t>
+      </w:r>
+      <w:proofErr w:type="spellEnd"/>
+      <w:r>
+        <w:rPr>
+          <w:b/>
+          <w:bCs/>
+          <w:lang w:val="en-US"/>
+        </w:rPr>
+        <w:t xml:space="preserve"> </w:t>
+      </w:r>
+      <w:proofErr w:type="spellStart"/>
+      <w:r>
+        <w:rPr>
+          <w:b/>
+          <w:bCs/>
+          <w:lang w:val="en-US"/>
+        </w:rPr>
+        <w:t>lại</w:t>
+      </w:r>
+      <w:proofErr w:type="spellEnd"/>
     </w:p>
     <w:p>
       <w:pPr>
-        <w:numPr>
-          <w:ilvl w:val="0"/>
-          <w:numId w:val="2"/>
-        </w:numPr>
+        <w:rPr>
+          <w:b/>
+          <w:bCs/>
+          <w:lang w:val="en-US"/>
+        </w:rPr>
       </w:pPr>
-      <w:proofErr w:type="spellStart"/>
-      <w:r>
-        <w:rPr>
-          <w:b/>
-          <w:bCs/>
-        </w:rPr>
-        <w:t>Given</w:t>
-      </w:r>
-      <w:proofErr w:type="spellEnd"/>
-      <w:r>
-        <w:rPr>
-          <w:b/>
-          <w:bCs/>
-        </w:rPr>
-        <w:t>:</w:t>
-      </w:r>
-      <w:r>
-        <w:t xml:space="preserve"> Hành khách có chuyến xe với cước phí 100.000đ và mã GO20 còn hiệu lực, được giảm 20%.</w:t>
+      <w:r>
+        <w:rPr>
+          <w:b/>
+          <w:bCs/>
+          <w:lang w:val="en-US"/>
+        </w:rPr>
+        <w:t xml:space="preserve">Given </w:t>
+      </w:r>
+      <w:proofErr w:type="spellStart"/>
+      <w:r>
+        <w:rPr>
+          <w:b/>
+          <w:bCs/>
+          <w:lang w:val="en-US"/>
+        </w:rPr>
+        <w:t>khách</w:t>
+      </w:r>
+      <w:proofErr w:type="spellEnd"/>
+      <w:r>
+        <w:rPr>
+          <w:b/>
+          <w:bCs/>
+          <w:lang w:val="en-US"/>
+        </w:rPr>
+        <w:t xml:space="preserve"> </w:t>
+      </w:r>
+      <w:proofErr w:type="spellStart"/>
+      <w:r>
+        <w:rPr>
+          <w:b/>
+          <w:bCs/>
+          <w:lang w:val="en-US"/>
+        </w:rPr>
+        <w:t>đang</w:t>
+      </w:r>
+      <w:proofErr w:type="spellEnd"/>
+      <w:r>
+        <w:rPr>
+          <w:b/>
+          <w:bCs/>
+          <w:lang w:val="en-US"/>
+        </w:rPr>
+        <w:t xml:space="preserve"> ở </w:t>
+      </w:r>
+      <w:proofErr w:type="spellStart"/>
+      <w:r>
+        <w:rPr>
+          <w:b/>
+          <w:bCs/>
+          <w:lang w:val="en-US"/>
+        </w:rPr>
+        <w:t>màn</w:t>
+      </w:r>
+      <w:proofErr w:type="spellEnd"/>
+      <w:r>
+        <w:rPr>
+          <w:b/>
+          <w:bCs/>
+          <w:lang w:val="en-US"/>
+        </w:rPr>
+        <w:t xml:space="preserve"> </w:t>
+      </w:r>
+      <w:proofErr w:type="spellStart"/>
+      <w:r>
+        <w:rPr>
+          <w:b/>
+          <w:bCs/>
+          <w:lang w:val="en-US"/>
+        </w:rPr>
+        <w:t>hình</w:t>
+      </w:r>
+      <w:proofErr w:type="spellEnd"/>
+      <w:r>
+        <w:rPr>
+          <w:b/>
+          <w:bCs/>
+          <w:lang w:val="en-US"/>
+        </w:rPr>
+        <w:t xml:space="preserve"> </w:t>
+      </w:r>
+      <w:proofErr w:type="spellStart"/>
+      <w:r>
+        <w:rPr>
+          <w:b/>
+          <w:bCs/>
+          <w:lang w:val="en-US"/>
+        </w:rPr>
+        <w:t>nhập</w:t>
+      </w:r>
+      <w:proofErr w:type="spellEnd"/>
+      <w:r>
+        <w:rPr>
+          <w:b/>
+          <w:bCs/>
+          <w:lang w:val="en-US"/>
+        </w:rPr>
+        <w:t xml:space="preserve"> </w:t>
+      </w:r>
+      <w:proofErr w:type="spellStart"/>
+      <w:r>
+        <w:rPr>
+          <w:b/>
+          <w:bCs/>
+          <w:lang w:val="en-US"/>
+        </w:rPr>
+        <w:t>mã</w:t>
+      </w:r>
+      <w:proofErr w:type="spellEnd"/>
+      <w:r>
+        <w:rPr>
+          <w:b/>
+          <w:bCs/>
+          <w:lang w:val="en-US"/>
+        </w:rPr>
+        <w:t xml:space="preserve"> </w:t>
+      </w:r>
+      <w:proofErr w:type="spellStart"/>
+      <w:r>
+        <w:rPr>
+          <w:b/>
+          <w:bCs/>
+          <w:lang w:val="en-US"/>
+        </w:rPr>
+        <w:t>khuyến</w:t>
+      </w:r>
+      <w:proofErr w:type="spellEnd"/>
+      <w:r>
+        <w:rPr>
+          <w:b/>
+          <w:bCs/>
+          <w:lang w:val="en-US"/>
+        </w:rPr>
+        <w:t xml:space="preserve"> </w:t>
+      </w:r>
+      <w:proofErr w:type="spellStart"/>
+      <w:r>
+        <w:rPr>
+          <w:b/>
+          <w:bCs/>
+          <w:lang w:val="en-US"/>
+        </w:rPr>
+        <w:t>mãi</w:t>
+      </w:r>
+      <w:proofErr w:type="spellEnd"/>
+      <w:r>
+        <w:rPr>
+          <w:b/>
+          <w:bCs/>
+          <w:lang w:val="en-US"/>
+        </w:rPr>
+        <w:t xml:space="preserve">, When </w:t>
+      </w:r>
+      <w:proofErr w:type="spellStart"/>
+      <w:r>
+        <w:rPr>
+          <w:b/>
+          <w:bCs/>
+          <w:lang w:val="en-US"/>
+        </w:rPr>
+        <w:t>khách</w:t>
+      </w:r>
+      <w:proofErr w:type="spellEnd"/>
+      <w:r>
+        <w:rPr>
+          <w:b/>
+          <w:bCs/>
+          <w:lang w:val="en-US"/>
+        </w:rPr>
+        <w:t xml:space="preserve"> </w:t>
+      </w:r>
+      <w:proofErr w:type="spellStart"/>
+      <w:r>
+        <w:rPr>
+          <w:b/>
+          <w:bCs/>
+          <w:lang w:val="en-US"/>
+        </w:rPr>
+        <w:t>áp</w:t>
+      </w:r>
+      <w:proofErr w:type="spellEnd"/>
+      <w:r>
+        <w:rPr>
+          <w:b/>
+          <w:bCs/>
+          <w:lang w:val="en-US"/>
+        </w:rPr>
+        <w:t xml:space="preserve"> </w:t>
+      </w:r>
+      <w:proofErr w:type="spellStart"/>
+      <w:r>
+        <w:rPr>
+          <w:b/>
+          <w:bCs/>
+          <w:lang w:val="en-US"/>
+        </w:rPr>
+        <w:t>mã</w:t>
+      </w:r>
+      <w:proofErr w:type="spellEnd"/>
+      <w:r>
+        <w:rPr>
+          <w:b/>
+          <w:bCs/>
+          <w:lang w:val="en-US"/>
+        </w:rPr>
+        <w:t xml:space="preserve"> “ABC123” </w:t>
+      </w:r>
+      <w:proofErr w:type="spellStart"/>
+      <w:r>
+        <w:rPr>
+          <w:b/>
+          <w:bCs/>
+          <w:lang w:val="en-US"/>
+        </w:rPr>
+        <w:t>không</w:t>
+      </w:r>
+      <w:proofErr w:type="spellEnd"/>
+      <w:r>
+        <w:rPr>
+          <w:b/>
+          <w:bCs/>
+          <w:lang w:val="en-US"/>
+        </w:rPr>
+        <w:t xml:space="preserve"> </w:t>
+      </w:r>
+      <w:proofErr w:type="spellStart"/>
+      <w:r>
+        <w:rPr>
+          <w:b/>
+          <w:bCs/>
+          <w:lang w:val="en-US"/>
+        </w:rPr>
+        <w:t>tồn</w:t>
+      </w:r>
+      <w:proofErr w:type="spellEnd"/>
+      <w:r>
+        <w:rPr>
+          <w:b/>
+          <w:bCs/>
+          <w:lang w:val="en-US"/>
+        </w:rPr>
+        <w:t xml:space="preserve"> </w:t>
+      </w:r>
+      <w:proofErr w:type="spellStart"/>
+      <w:r>
+        <w:rPr>
+          <w:b/>
+          <w:bCs/>
+          <w:lang w:val="en-US"/>
+        </w:rPr>
+        <w:t>tại</w:t>
+      </w:r>
+      <w:proofErr w:type="spellEnd"/>
+      <w:r>
+        <w:rPr>
+          <w:b/>
+          <w:bCs/>
+          <w:lang w:val="en-US"/>
+        </w:rPr>
+        <w:t xml:space="preserve">, Then </w:t>
+      </w:r>
+      <w:proofErr w:type="spellStart"/>
+      <w:r>
+        <w:rPr>
+          <w:b/>
+          <w:bCs/>
+          <w:lang w:val="en-US"/>
+        </w:rPr>
+        <w:t>hệ</w:t>
+      </w:r>
+      <w:proofErr w:type="spellEnd"/>
+      <w:r>
+        <w:rPr>
+          <w:b/>
+          <w:bCs/>
+          <w:lang w:val="en-US"/>
+        </w:rPr>
+        <w:t xml:space="preserve"> </w:t>
+      </w:r>
+      <w:proofErr w:type="spellStart"/>
+      <w:r>
+        <w:rPr>
+          <w:b/>
+          <w:bCs/>
+          <w:lang w:val="en-US"/>
+        </w:rPr>
+        <w:t>thống</w:t>
+      </w:r>
+      <w:proofErr w:type="spellEnd"/>
+      <w:r>
+        <w:rPr>
+          <w:b/>
+          <w:bCs/>
+          <w:lang w:val="en-US"/>
+        </w:rPr>
+        <w:t xml:space="preserve"> </w:t>
+      </w:r>
+      <w:proofErr w:type="spellStart"/>
+      <w:r>
+        <w:rPr>
+          <w:b/>
+          <w:bCs/>
+          <w:lang w:val="en-US"/>
+        </w:rPr>
+        <w:t>hiển</w:t>
+      </w:r>
+      <w:proofErr w:type="spellEnd"/>
+      <w:r>
+        <w:rPr>
+          <w:b/>
+          <w:bCs/>
+          <w:lang w:val="en-US"/>
+        </w:rPr>
+        <w:t xml:space="preserve"> </w:t>
+      </w:r>
+      <w:proofErr w:type="spellStart"/>
+      <w:r>
+        <w:rPr>
+          <w:b/>
+          <w:bCs/>
+          <w:lang w:val="en-US"/>
+        </w:rPr>
+        <w:t>thị</w:t>
+      </w:r>
+      <w:proofErr w:type="spellEnd"/>
+      <w:r>
+        <w:rPr>
+          <w:b/>
+          <w:bCs/>
+          <w:lang w:val="en-US"/>
+        </w:rPr>
+        <w:t xml:space="preserve"> “</w:t>
+      </w:r>
+      <w:proofErr w:type="spellStart"/>
+      <w:r>
+        <w:rPr>
+          <w:b/>
+          <w:bCs/>
+          <w:lang w:val="en-US"/>
+        </w:rPr>
+        <w:t>Mã</w:t>
+      </w:r>
+      <w:proofErr w:type="spellEnd"/>
+      <w:r>
+        <w:rPr>
+          <w:b/>
+          <w:bCs/>
+          <w:lang w:val="en-US"/>
+        </w:rPr>
+        <w:t xml:space="preserve"> </w:t>
+      </w:r>
+      <w:proofErr w:type="spellStart"/>
+      <w:r>
+        <w:rPr>
+          <w:b/>
+          <w:bCs/>
+          <w:lang w:val="en-US"/>
+        </w:rPr>
+        <w:t>khuyến</w:t>
+      </w:r>
+      <w:proofErr w:type="spellEnd"/>
+      <w:r>
+        <w:rPr>
+          <w:b/>
+          <w:bCs/>
+          <w:lang w:val="en-US"/>
+        </w:rPr>
+        <w:t xml:space="preserve"> </w:t>
+      </w:r>
+      <w:proofErr w:type="spellStart"/>
+      <w:r>
+        <w:rPr>
+          <w:b/>
+          <w:bCs/>
+          <w:lang w:val="en-US"/>
+        </w:rPr>
+        <w:t>mãi</w:t>
+      </w:r>
+      <w:proofErr w:type="spellEnd"/>
+      <w:r>
+        <w:rPr>
+          <w:b/>
+          <w:bCs/>
+          <w:lang w:val="en-US"/>
+        </w:rPr>
+        <w:t xml:space="preserve"> </w:t>
+      </w:r>
+      <w:proofErr w:type="spellStart"/>
+      <w:r>
+        <w:rPr>
+          <w:b/>
+          <w:bCs/>
+          <w:lang w:val="en-US"/>
+        </w:rPr>
+        <w:t>không</w:t>
+      </w:r>
+      <w:proofErr w:type="spellEnd"/>
+      <w:r>
+        <w:rPr>
+          <w:b/>
+          <w:bCs/>
+          <w:lang w:val="en-US"/>
+        </w:rPr>
+        <w:t xml:space="preserve"> </w:t>
+      </w:r>
+      <w:proofErr w:type="spellStart"/>
+      <w:r>
+        <w:rPr>
+          <w:b/>
+          <w:bCs/>
+          <w:lang w:val="en-US"/>
+        </w:rPr>
+        <w:t>hợp</w:t>
+      </w:r>
+      <w:proofErr w:type="spellEnd"/>
+      <w:r>
+        <w:rPr>
+          <w:b/>
+          <w:bCs/>
+          <w:lang w:val="en-US"/>
+        </w:rPr>
+        <w:t xml:space="preserve"> </w:t>
+      </w:r>
+      <w:proofErr w:type="spellStart"/>
+      <w:r>
+        <w:rPr>
+          <w:b/>
+          <w:bCs/>
+          <w:lang w:val="en-US"/>
+        </w:rPr>
+        <w:t>lệ</w:t>
+      </w:r>
+      <w:proofErr w:type="spellEnd"/>
+      <w:r>
+        <w:rPr>
+          <w:b/>
+          <w:bCs/>
+          <w:lang w:val="en-US"/>
+        </w:rPr>
+        <w:t>”.</w:t>
       </w:r>
     </w:p>
     <w:p>
       <w:pPr>
-        <w:numPr>
-          <w:ilvl w:val="0"/>
-          <w:numId w:val="2"/>
-        </w:numPr>
+        <w:rPr>
+          <w:b/>
+          <w:bCs/>
+          <w:lang w:val="en-US"/>
+        </w:rPr>
       </w:pPr>
-      <w:proofErr w:type="spellStart"/>
-      <w:r>
-        <w:rPr>
-          <w:b/>
-          <w:bCs/>
-        </w:rPr>
-        <w:t>When</w:t>
-      </w:r>
-      <w:proofErr w:type="spellEnd"/>
-      <w:r>
-        <w:rPr>
-          <w:b/>
-          <w:bCs/>
-        </w:rPr>
-        <w:t>:</w:t>
-      </w:r>
-      <w:r>
-        <w:t xml:space="preserve"> Hành khách nhập mã GO20 và nhấn nút “Áp dụng”.</w:t>
+      <w:r>
+        <w:rPr>
+          <w:b/>
+          <w:bCs/>
+          <w:lang w:val="en-US"/>
+        </w:rPr>
+        <w:t xml:space="preserve">AC4 – </w:t>
+      </w:r>
+      <w:proofErr w:type="spellStart"/>
+      <w:r>
+        <w:rPr>
+          <w:b/>
+          <w:bCs/>
+          <w:lang w:val="en-US"/>
+        </w:rPr>
+        <w:t>Giữ</w:t>
+      </w:r>
+      <w:proofErr w:type="spellEnd"/>
+      <w:r>
+        <w:rPr>
+          <w:b/>
+          <w:bCs/>
+          <w:lang w:val="en-US"/>
+        </w:rPr>
+        <w:t xml:space="preserve"> </w:t>
+      </w:r>
+      <w:proofErr w:type="spellStart"/>
+      <w:r>
+        <w:rPr>
+          <w:b/>
+          <w:bCs/>
+          <w:lang w:val="en-US"/>
+        </w:rPr>
+        <w:t>nguyên</w:t>
+      </w:r>
+      <w:proofErr w:type="spellEnd"/>
+      <w:r>
+        <w:rPr>
+          <w:b/>
+          <w:bCs/>
+          <w:lang w:val="en-US"/>
+        </w:rPr>
+        <w:t xml:space="preserve"> (</w:t>
+      </w:r>
+      <w:proofErr w:type="spellStart"/>
+      <w:r>
+        <w:rPr>
+          <w:b/>
+          <w:bCs/>
+          <w:lang w:val="en-US"/>
+        </w:rPr>
+        <w:t>đã</w:t>
+      </w:r>
+      <w:proofErr w:type="spellEnd"/>
+      <w:r>
+        <w:rPr>
+          <w:b/>
+          <w:bCs/>
+          <w:lang w:val="en-US"/>
+        </w:rPr>
+        <w:t xml:space="preserve"> </w:t>
+      </w:r>
+      <w:proofErr w:type="spellStart"/>
+      <w:r>
+        <w:rPr>
+          <w:b/>
+          <w:bCs/>
+          <w:lang w:val="en-US"/>
+        </w:rPr>
+        <w:t>đúng</w:t>
+      </w:r>
+      <w:proofErr w:type="spellEnd"/>
+      <w:r>
+        <w:rPr>
+          <w:b/>
+          <w:bCs/>
+          <w:lang w:val="en-US"/>
+        </w:rPr>
+        <w:t>)</w:t>
       </w:r>
     </w:p>
     <w:p>
       <w:pPr>
-        <w:numPr>
-          <w:ilvl w:val="0"/>
-          <w:numId w:val="2"/>
-        </w:numPr>
+        <w:rPr>
+          <w:b/>
+          <w:bCs/>
+          <w:lang w:val="en-US"/>
+        </w:rPr>
       </w:pPr>
       <w:r>
         <w:rPr>
           <w:b/>
           <w:bCs/>
-        </w:rPr>
-        <w:t>Then:</w:t>
-      </w:r>
-      <w:r>
-        <w:t xml:space="preserve"> Hệ thống hiển thị cước phí sau giảm là 80.000đ.</w:t>
+          <w:lang w:val="en-US"/>
+        </w:rPr>
+        <w:t xml:space="preserve">Given </w:t>
+      </w:r>
+      <w:proofErr w:type="spellStart"/>
+      <w:r>
+        <w:rPr>
+          <w:b/>
+          <w:bCs/>
+          <w:lang w:val="en-US"/>
+        </w:rPr>
+        <w:t>chuyến</w:t>
+      </w:r>
+      <w:proofErr w:type="spellEnd"/>
+      <w:r>
+        <w:rPr>
+          <w:b/>
+          <w:bCs/>
+          <w:lang w:val="en-US"/>
+        </w:rPr>
+        <w:t xml:space="preserve"> </w:t>
+      </w:r>
+      <w:proofErr w:type="spellStart"/>
+      <w:r>
+        <w:rPr>
+          <w:b/>
+          <w:bCs/>
+          <w:lang w:val="en-US"/>
+        </w:rPr>
+        <w:t>đã</w:t>
+      </w:r>
+      <w:proofErr w:type="spellEnd"/>
+      <w:r>
+        <w:rPr>
+          <w:b/>
+          <w:bCs/>
+          <w:lang w:val="en-US"/>
+        </w:rPr>
+        <w:t xml:space="preserve"> </w:t>
+      </w:r>
+      <w:proofErr w:type="spellStart"/>
+      <w:r>
+        <w:rPr>
+          <w:b/>
+          <w:bCs/>
+          <w:lang w:val="en-US"/>
+        </w:rPr>
+        <w:t>áp</w:t>
+      </w:r>
+      <w:proofErr w:type="spellEnd"/>
+      <w:r>
+        <w:rPr>
+          <w:b/>
+          <w:bCs/>
+          <w:lang w:val="en-US"/>
+        </w:rPr>
+        <w:t xml:space="preserve"> </w:t>
+      </w:r>
+      <w:proofErr w:type="spellStart"/>
+      <w:r>
+        <w:rPr>
+          <w:b/>
+          <w:bCs/>
+          <w:lang w:val="en-US"/>
+        </w:rPr>
+        <w:t>mã</w:t>
+      </w:r>
+      <w:proofErr w:type="spellEnd"/>
+      <w:r>
+        <w:rPr>
+          <w:b/>
+          <w:bCs/>
+          <w:lang w:val="en-US"/>
+        </w:rPr>
+        <w:t xml:space="preserve"> “GO20”, When </w:t>
+      </w:r>
+      <w:proofErr w:type="spellStart"/>
+      <w:r>
+        <w:rPr>
+          <w:b/>
+          <w:bCs/>
+          <w:lang w:val="en-US"/>
+        </w:rPr>
+        <w:t>khách</w:t>
+      </w:r>
+      <w:proofErr w:type="spellEnd"/>
+      <w:r>
+        <w:rPr>
+          <w:b/>
+          <w:bCs/>
+          <w:lang w:val="en-US"/>
+        </w:rPr>
+        <w:t xml:space="preserve"> </w:t>
+      </w:r>
+      <w:proofErr w:type="spellStart"/>
+      <w:r>
+        <w:rPr>
+          <w:b/>
+          <w:bCs/>
+          <w:lang w:val="en-US"/>
+        </w:rPr>
+        <w:t>áp</w:t>
+      </w:r>
+      <w:proofErr w:type="spellEnd"/>
+      <w:r>
+        <w:rPr>
+          <w:b/>
+          <w:bCs/>
+          <w:lang w:val="en-US"/>
+        </w:rPr>
+        <w:t xml:space="preserve"> </w:t>
+      </w:r>
+      <w:proofErr w:type="spellStart"/>
+      <w:r>
+        <w:rPr>
+          <w:b/>
+          <w:bCs/>
+          <w:lang w:val="en-US"/>
+        </w:rPr>
+        <w:t>thêm</w:t>
+      </w:r>
+      <w:proofErr w:type="spellEnd"/>
+      <w:r>
+        <w:rPr>
+          <w:b/>
+          <w:bCs/>
+          <w:lang w:val="en-US"/>
+        </w:rPr>
+        <w:t xml:space="preserve"> </w:t>
+      </w:r>
+      <w:proofErr w:type="spellStart"/>
+      <w:r>
+        <w:rPr>
+          <w:b/>
+          <w:bCs/>
+          <w:lang w:val="en-US"/>
+        </w:rPr>
+        <w:t>mã</w:t>
+      </w:r>
+      <w:proofErr w:type="spellEnd"/>
+      <w:r>
+        <w:rPr>
+          <w:b/>
+          <w:bCs/>
+          <w:lang w:val="en-US"/>
+        </w:rPr>
+        <w:t xml:space="preserve"> “FREEKM”, Then </w:t>
+      </w:r>
+      <w:proofErr w:type="spellStart"/>
+      <w:r>
+        <w:rPr>
+          <w:b/>
+          <w:bCs/>
+          <w:lang w:val="en-US"/>
+        </w:rPr>
+        <w:t>hệ</w:t>
+      </w:r>
+      <w:proofErr w:type="spellEnd"/>
+      <w:r>
+        <w:rPr>
+          <w:b/>
+          <w:bCs/>
+          <w:lang w:val="en-US"/>
+        </w:rPr>
+        <w:t xml:space="preserve"> </w:t>
+      </w:r>
+      <w:proofErr w:type="spellStart"/>
+      <w:r>
+        <w:rPr>
+          <w:b/>
+          <w:bCs/>
+          <w:lang w:val="en-US"/>
+        </w:rPr>
+        <w:t>thống</w:t>
+      </w:r>
+      <w:proofErr w:type="spellEnd"/>
+      <w:r>
+        <w:rPr>
+          <w:b/>
+          <w:bCs/>
+          <w:lang w:val="en-US"/>
+        </w:rPr>
+        <w:t xml:space="preserve"> </w:t>
+      </w:r>
+      <w:proofErr w:type="spellStart"/>
+      <w:r>
+        <w:rPr>
+          <w:b/>
+          <w:bCs/>
+          <w:lang w:val="en-US"/>
+        </w:rPr>
+        <w:t>hiển</w:t>
+      </w:r>
+      <w:proofErr w:type="spellEnd"/>
+      <w:r>
+        <w:rPr>
+          <w:b/>
+          <w:bCs/>
+          <w:lang w:val="en-US"/>
+        </w:rPr>
+        <w:t xml:space="preserve"> </w:t>
+      </w:r>
+      <w:proofErr w:type="spellStart"/>
+      <w:r>
+        <w:rPr>
+          <w:b/>
+          <w:bCs/>
+          <w:lang w:val="en-US"/>
+        </w:rPr>
+        <w:t>thị</w:t>
+      </w:r>
+      <w:proofErr w:type="spellEnd"/>
+      <w:r>
+        <w:rPr>
+          <w:b/>
+          <w:bCs/>
+          <w:lang w:val="en-US"/>
+        </w:rPr>
+        <w:t xml:space="preserve"> “</w:t>
+      </w:r>
+      <w:proofErr w:type="spellStart"/>
+      <w:r>
+        <w:rPr>
+          <w:b/>
+          <w:bCs/>
+          <w:lang w:val="en-US"/>
+        </w:rPr>
+        <w:t>Mỗi</w:t>
+      </w:r>
+      <w:proofErr w:type="spellEnd"/>
+      <w:r>
+        <w:rPr>
+          <w:b/>
+          <w:bCs/>
+          <w:lang w:val="en-US"/>
+        </w:rPr>
+        <w:t xml:space="preserve"> </w:t>
+      </w:r>
+      <w:proofErr w:type="spellStart"/>
+      <w:r>
+        <w:rPr>
+          <w:b/>
+          <w:bCs/>
+          <w:lang w:val="en-US"/>
+        </w:rPr>
+        <w:t>chuyến</w:t>
+      </w:r>
+      <w:proofErr w:type="spellEnd"/>
+      <w:r>
+        <w:rPr>
+          <w:b/>
+          <w:bCs/>
+          <w:lang w:val="en-US"/>
+        </w:rPr>
+        <w:t xml:space="preserve"> </w:t>
+      </w:r>
+      <w:proofErr w:type="spellStart"/>
+      <w:r>
+        <w:rPr>
+          <w:b/>
+          <w:bCs/>
+          <w:lang w:val="en-US"/>
+        </w:rPr>
+        <w:t>chỉ</w:t>
+      </w:r>
+      <w:proofErr w:type="spellEnd"/>
+      <w:r>
+        <w:rPr>
+          <w:b/>
+          <w:bCs/>
+          <w:lang w:val="en-US"/>
+        </w:rPr>
+        <w:t xml:space="preserve"> </w:t>
+      </w:r>
+      <w:proofErr w:type="spellStart"/>
+      <w:r>
+        <w:rPr>
+          <w:b/>
+          <w:bCs/>
+          <w:lang w:val="en-US"/>
+        </w:rPr>
+        <w:t>áp</w:t>
+      </w:r>
+      <w:proofErr w:type="spellEnd"/>
+      <w:r>
+        <w:rPr>
+          <w:b/>
+          <w:bCs/>
+          <w:lang w:val="en-US"/>
+        </w:rPr>
+        <w:t xml:space="preserve"> </w:t>
+      </w:r>
+      <w:proofErr w:type="spellStart"/>
+      <w:r>
+        <w:rPr>
+          <w:b/>
+          <w:bCs/>
+          <w:lang w:val="en-US"/>
+        </w:rPr>
+        <w:t>được</w:t>
+      </w:r>
+      <w:proofErr w:type="spellEnd"/>
+      <w:r>
+        <w:rPr>
+          <w:b/>
+          <w:bCs/>
+          <w:lang w:val="en-US"/>
+        </w:rPr>
+        <w:t xml:space="preserve"> 01 </w:t>
+      </w:r>
+      <w:proofErr w:type="spellStart"/>
+      <w:r>
+        <w:rPr>
+          <w:b/>
+          <w:bCs/>
+          <w:lang w:val="en-US"/>
+        </w:rPr>
+        <w:t>mã</w:t>
+      </w:r>
+      <w:proofErr w:type="spellEnd"/>
+      <w:r>
+        <w:rPr>
+          <w:b/>
+          <w:bCs/>
+          <w:lang w:val="en-US"/>
+        </w:rPr>
+        <w:t xml:space="preserve">” </w:t>
+      </w:r>
+      <w:proofErr w:type="spellStart"/>
+      <w:r>
+        <w:rPr>
+          <w:b/>
+          <w:bCs/>
+          <w:lang w:val="en-US"/>
+        </w:rPr>
+        <w:t>và</w:t>
+      </w:r>
+      <w:proofErr w:type="spellEnd"/>
+      <w:r>
+        <w:rPr>
+          <w:b/>
+          <w:bCs/>
+          <w:lang w:val="en-US"/>
+        </w:rPr>
+        <w:t xml:space="preserve"> </w:t>
+      </w:r>
+      <w:proofErr w:type="spellStart"/>
+      <w:r>
+        <w:rPr>
+          <w:b/>
+          <w:bCs/>
+          <w:lang w:val="en-US"/>
+        </w:rPr>
+        <w:t>cước</w:t>
+      </w:r>
+      <w:proofErr w:type="spellEnd"/>
+      <w:r>
+        <w:rPr>
+          <w:b/>
+          <w:bCs/>
+          <w:lang w:val="en-US"/>
+        </w:rPr>
+        <w:t xml:space="preserve"> </w:t>
+      </w:r>
+      <w:proofErr w:type="spellStart"/>
+      <w:r>
+        <w:rPr>
+          <w:b/>
+          <w:bCs/>
+          <w:lang w:val="en-US"/>
+        </w:rPr>
+        <w:t>giữ</w:t>
+      </w:r>
+      <w:proofErr w:type="spellEnd"/>
+      <w:r>
+        <w:rPr>
+          <w:b/>
+          <w:bCs/>
+          <w:lang w:val="en-US"/>
+        </w:rPr>
+        <w:t xml:space="preserve"> </w:t>
+      </w:r>
+      <w:proofErr w:type="spellStart"/>
+      <w:r>
+        <w:rPr>
+          <w:b/>
+          <w:bCs/>
+          <w:lang w:val="en-US"/>
+        </w:rPr>
+        <w:t>nguyên</w:t>
+      </w:r>
+      <w:proofErr w:type="spellEnd"/>
+      <w:r>
+        <w:rPr>
+          <w:b/>
+          <w:bCs/>
+          <w:lang w:val="en-US"/>
+        </w:rPr>
+        <w:t xml:space="preserve"> 80.000đ.</w:t>
       </w:r>
     </w:p>
     <w:p>
@@ -413,188 +6584,782 @@
         <w:rPr>
           <w:b/>
           <w:bCs/>
+          <w:lang w:val="en-US"/>
         </w:rPr>
       </w:pPr>
-      <w:r>
-        <w:rPr>
-          <w:b/>
-          <w:bCs/>
-        </w:rPr>
-        <w:t xml:space="preserve">4. Hậu quả khi thiếu </w:t>
-      </w:r>
-      <w:proofErr w:type="spellStart"/>
-      <w:r>
-        <w:rPr>
-          <w:b/>
-          <w:bCs/>
-        </w:rPr>
-        <w:t>Acceptance</w:t>
-      </w:r>
-      <w:proofErr w:type="spellEnd"/>
-      <w:r>
-        <w:rPr>
-          <w:b/>
-          <w:bCs/>
-        </w:rPr>
-        <w:t xml:space="preserve"> </w:t>
-      </w:r>
-      <w:proofErr w:type="spellStart"/>
-      <w:r>
-        <w:rPr>
-          <w:b/>
-          <w:bCs/>
-        </w:rPr>
-        <w:t>Criteria</w:t>
+      <w:proofErr w:type="spellStart"/>
+      <w:r>
+        <w:rPr>
+          <w:b/>
+          <w:bCs/>
+          <w:lang w:val="en-US"/>
+        </w:rPr>
+        <w:t>Kết</w:t>
+      </w:r>
+      <w:proofErr w:type="spellEnd"/>
+      <w:r>
+        <w:rPr>
+          <w:b/>
+          <w:bCs/>
+          <w:lang w:val="en-US"/>
+        </w:rPr>
+        <w:t xml:space="preserve"> </w:t>
+      </w:r>
+      <w:proofErr w:type="spellStart"/>
+      <w:r>
+        <w:rPr>
+          <w:b/>
+          <w:bCs/>
+          <w:lang w:val="en-US"/>
+        </w:rPr>
+        <w:t>luận</w:t>
       </w:r>
       <w:proofErr w:type="spellEnd"/>
     </w:p>
     <w:p>
       <w:pPr>
-        <w:numPr>
-          <w:ilvl w:val="0"/>
-          <w:numId w:val="3"/>
-        </w:numPr>
+        <w:rPr>
+          <w:b/>
+          <w:bCs/>
+          <w:lang w:val="en-US"/>
+        </w:rPr>
       </w:pPr>
       <w:r>
-        <w:t>Tính năng được phát triển không đúng kỳ vọng của khách hàng.</w:t>
+        <w:rPr>
+          <w:b/>
+          <w:bCs/>
+          <w:lang w:val="en-US"/>
+        </w:rPr>
+        <w:t xml:space="preserve">AC1 </w:t>
+      </w:r>
+      <w:proofErr w:type="spellStart"/>
+      <w:r>
+        <w:rPr>
+          <w:b/>
+          <w:bCs/>
+          <w:lang w:val="en-US"/>
+        </w:rPr>
+        <w:t>và</w:t>
+      </w:r>
+      <w:proofErr w:type="spellEnd"/>
+      <w:r>
+        <w:rPr>
+          <w:b/>
+          <w:bCs/>
+          <w:lang w:val="en-US"/>
+        </w:rPr>
+        <w:t xml:space="preserve"> AC4 </w:t>
+      </w:r>
+      <w:proofErr w:type="spellStart"/>
+      <w:r>
+        <w:rPr>
+          <w:b/>
+          <w:bCs/>
+          <w:lang w:val="en-US"/>
+        </w:rPr>
+        <w:t>đúng</w:t>
+      </w:r>
+      <w:proofErr w:type="spellEnd"/>
+      <w:r>
+        <w:rPr>
+          <w:b/>
+          <w:bCs/>
+          <w:lang w:val="en-US"/>
+        </w:rPr>
+        <w:t xml:space="preserve"> </w:t>
+      </w:r>
+      <w:proofErr w:type="spellStart"/>
+      <w:r>
+        <w:rPr>
+          <w:b/>
+          <w:bCs/>
+          <w:lang w:val="en-US"/>
+        </w:rPr>
+        <w:t>nên</w:t>
+      </w:r>
+      <w:proofErr w:type="spellEnd"/>
+      <w:r>
+        <w:rPr>
+          <w:b/>
+          <w:bCs/>
+          <w:lang w:val="en-US"/>
+        </w:rPr>
+        <w:t xml:space="preserve"> </w:t>
+      </w:r>
+      <w:proofErr w:type="spellStart"/>
+      <w:r>
+        <w:rPr>
+          <w:b/>
+          <w:bCs/>
+          <w:lang w:val="en-US"/>
+        </w:rPr>
+        <w:t>giữ</w:t>
+      </w:r>
+      <w:proofErr w:type="spellEnd"/>
+      <w:r>
+        <w:rPr>
+          <w:b/>
+          <w:bCs/>
+          <w:lang w:val="en-US"/>
+        </w:rPr>
+        <w:t xml:space="preserve"> </w:t>
+      </w:r>
+      <w:proofErr w:type="spellStart"/>
+      <w:r>
+        <w:rPr>
+          <w:b/>
+          <w:bCs/>
+          <w:lang w:val="en-US"/>
+        </w:rPr>
+        <w:t>nguyên</w:t>
+      </w:r>
+      <w:proofErr w:type="spellEnd"/>
+      <w:r>
+        <w:rPr>
+          <w:b/>
+          <w:bCs/>
+          <w:lang w:val="en-US"/>
+        </w:rPr>
+        <w:t xml:space="preserve">. AC2 </w:t>
+      </w:r>
+      <w:proofErr w:type="spellStart"/>
+      <w:r>
+        <w:rPr>
+          <w:b/>
+          <w:bCs/>
+          <w:lang w:val="en-US"/>
+        </w:rPr>
+        <w:t>sai</w:t>
+      </w:r>
+      <w:proofErr w:type="spellEnd"/>
+      <w:r>
+        <w:rPr>
+          <w:b/>
+          <w:bCs/>
+          <w:lang w:val="en-US"/>
+        </w:rPr>
+        <w:t xml:space="preserve"> </w:t>
+      </w:r>
+      <w:proofErr w:type="spellStart"/>
+      <w:r>
+        <w:rPr>
+          <w:b/>
+          <w:bCs/>
+          <w:lang w:val="en-US"/>
+        </w:rPr>
+        <w:t>vì</w:t>
+      </w:r>
+      <w:proofErr w:type="spellEnd"/>
+      <w:r>
+        <w:rPr>
+          <w:b/>
+          <w:bCs/>
+          <w:lang w:val="en-US"/>
+        </w:rPr>
+        <w:t xml:space="preserve"> When </w:t>
+      </w:r>
+      <w:proofErr w:type="spellStart"/>
+      <w:r>
+        <w:rPr>
+          <w:b/>
+          <w:bCs/>
+          <w:lang w:val="en-US"/>
+        </w:rPr>
+        <w:t>có</w:t>
+      </w:r>
+      <w:proofErr w:type="spellEnd"/>
+      <w:r>
+        <w:rPr>
+          <w:b/>
+          <w:bCs/>
+          <w:lang w:val="en-US"/>
+        </w:rPr>
+        <w:t xml:space="preserve"> </w:t>
+      </w:r>
+      <w:proofErr w:type="spellStart"/>
+      <w:r>
+        <w:rPr>
+          <w:b/>
+          <w:bCs/>
+          <w:lang w:val="en-US"/>
+        </w:rPr>
+        <w:t>hai</w:t>
+      </w:r>
+      <w:proofErr w:type="spellEnd"/>
+      <w:r>
+        <w:rPr>
+          <w:b/>
+          <w:bCs/>
+          <w:lang w:val="en-US"/>
+        </w:rPr>
+        <w:t xml:space="preserve"> </w:t>
+      </w:r>
+      <w:proofErr w:type="spellStart"/>
+      <w:r>
+        <w:rPr>
+          <w:b/>
+          <w:bCs/>
+          <w:lang w:val="en-US"/>
+        </w:rPr>
+        <w:t>hành</w:t>
+      </w:r>
+      <w:proofErr w:type="spellEnd"/>
+      <w:r>
+        <w:rPr>
+          <w:b/>
+          <w:bCs/>
+          <w:lang w:val="en-US"/>
+        </w:rPr>
+        <w:t xml:space="preserve"> </w:t>
+      </w:r>
+      <w:proofErr w:type="spellStart"/>
+      <w:r>
+        <w:rPr>
+          <w:b/>
+          <w:bCs/>
+          <w:lang w:val="en-US"/>
+        </w:rPr>
+        <w:t>động</w:t>
+      </w:r>
+      <w:proofErr w:type="spellEnd"/>
+      <w:r>
+        <w:rPr>
+          <w:b/>
+          <w:bCs/>
+          <w:lang w:val="en-US"/>
+        </w:rPr>
+        <w:t xml:space="preserve"> </w:t>
+      </w:r>
+      <w:proofErr w:type="spellStart"/>
+      <w:r>
+        <w:rPr>
+          <w:b/>
+          <w:bCs/>
+          <w:lang w:val="en-US"/>
+        </w:rPr>
+        <w:t>và</w:t>
+      </w:r>
+      <w:proofErr w:type="spellEnd"/>
+      <w:r>
+        <w:rPr>
+          <w:b/>
+          <w:bCs/>
+          <w:lang w:val="en-US"/>
+        </w:rPr>
+        <w:t xml:space="preserve"> Then </w:t>
+      </w:r>
+      <w:proofErr w:type="spellStart"/>
+      <w:r>
+        <w:rPr>
+          <w:b/>
+          <w:bCs/>
+          <w:lang w:val="en-US"/>
+        </w:rPr>
+        <w:t>không</w:t>
+      </w:r>
+      <w:proofErr w:type="spellEnd"/>
+      <w:r>
+        <w:rPr>
+          <w:b/>
+          <w:bCs/>
+          <w:lang w:val="en-US"/>
+        </w:rPr>
+        <w:t xml:space="preserve"> </w:t>
+      </w:r>
+      <w:proofErr w:type="spellStart"/>
+      <w:r>
+        <w:rPr>
+          <w:b/>
+          <w:bCs/>
+          <w:lang w:val="en-US"/>
+        </w:rPr>
+        <w:t>kiểm</w:t>
+      </w:r>
+      <w:proofErr w:type="spellEnd"/>
+      <w:r>
+        <w:rPr>
+          <w:b/>
+          <w:bCs/>
+          <w:lang w:val="en-US"/>
+        </w:rPr>
+        <w:t xml:space="preserve"> </w:t>
+      </w:r>
+      <w:proofErr w:type="spellStart"/>
+      <w:r>
+        <w:rPr>
+          <w:b/>
+          <w:bCs/>
+          <w:lang w:val="en-US"/>
+        </w:rPr>
+        <w:t>chứng</w:t>
+      </w:r>
+      <w:proofErr w:type="spellEnd"/>
+      <w:r>
+        <w:rPr>
+          <w:b/>
+          <w:bCs/>
+          <w:lang w:val="en-US"/>
+        </w:rPr>
+        <w:t xml:space="preserve"> </w:t>
+      </w:r>
+      <w:proofErr w:type="spellStart"/>
+      <w:r>
+        <w:rPr>
+          <w:b/>
+          <w:bCs/>
+          <w:lang w:val="en-US"/>
+        </w:rPr>
+        <w:t>được</w:t>
+      </w:r>
+      <w:proofErr w:type="spellEnd"/>
+      <w:r>
+        <w:rPr>
+          <w:b/>
+          <w:bCs/>
+          <w:lang w:val="en-US"/>
+        </w:rPr>
+        <w:t xml:space="preserve">. AC3 </w:t>
+      </w:r>
+      <w:proofErr w:type="spellStart"/>
+      <w:r>
+        <w:rPr>
+          <w:b/>
+          <w:bCs/>
+          <w:lang w:val="en-US"/>
+        </w:rPr>
+        <w:t>sai</w:t>
+      </w:r>
+      <w:proofErr w:type="spellEnd"/>
+      <w:r>
+        <w:rPr>
+          <w:b/>
+          <w:bCs/>
+          <w:lang w:val="en-US"/>
+        </w:rPr>
+        <w:t xml:space="preserve"> </w:t>
+      </w:r>
+      <w:proofErr w:type="spellStart"/>
+      <w:r>
+        <w:rPr>
+          <w:b/>
+          <w:bCs/>
+          <w:lang w:val="en-US"/>
+        </w:rPr>
+        <w:t>vì</w:t>
+      </w:r>
+      <w:proofErr w:type="spellEnd"/>
+      <w:r>
+        <w:rPr>
+          <w:b/>
+          <w:bCs/>
+          <w:lang w:val="en-US"/>
+        </w:rPr>
+        <w:t xml:space="preserve"> Given/When </w:t>
+      </w:r>
+      <w:proofErr w:type="spellStart"/>
+      <w:r>
+        <w:rPr>
+          <w:b/>
+          <w:bCs/>
+          <w:lang w:val="en-US"/>
+        </w:rPr>
+        <w:t>bị</w:t>
+      </w:r>
+      <w:proofErr w:type="spellEnd"/>
+      <w:r>
+        <w:rPr>
+          <w:b/>
+          <w:bCs/>
+          <w:lang w:val="en-US"/>
+        </w:rPr>
+        <w:t xml:space="preserve"> </w:t>
+      </w:r>
+      <w:proofErr w:type="spellStart"/>
+      <w:r>
+        <w:rPr>
+          <w:b/>
+          <w:bCs/>
+          <w:lang w:val="en-US"/>
+        </w:rPr>
+        <w:t>đảo</w:t>
+      </w:r>
+      <w:proofErr w:type="spellEnd"/>
+      <w:r>
+        <w:rPr>
+          <w:b/>
+          <w:bCs/>
+          <w:lang w:val="en-US"/>
+        </w:rPr>
+        <w:t xml:space="preserve"> </w:t>
+      </w:r>
+      <w:proofErr w:type="spellStart"/>
+      <w:r>
+        <w:rPr>
+          <w:b/>
+          <w:bCs/>
+          <w:lang w:val="en-US"/>
+        </w:rPr>
+        <w:t>vai</w:t>
+      </w:r>
+      <w:proofErr w:type="spellEnd"/>
+      <w:r>
+        <w:rPr>
+          <w:b/>
+          <w:bCs/>
+          <w:lang w:val="en-US"/>
+        </w:rPr>
+        <w:t xml:space="preserve"> </w:t>
+      </w:r>
+      <w:proofErr w:type="spellStart"/>
+      <w:r>
+        <w:rPr>
+          <w:b/>
+          <w:bCs/>
+          <w:lang w:val="en-US"/>
+        </w:rPr>
+        <w:t>trò</w:t>
+      </w:r>
+      <w:proofErr w:type="spellEnd"/>
+      <w:r>
+        <w:rPr>
+          <w:b/>
+          <w:bCs/>
+          <w:lang w:val="en-US"/>
+        </w:rPr>
+        <w:t xml:space="preserve">. Sau </w:t>
+      </w:r>
+      <w:proofErr w:type="spellStart"/>
+      <w:r>
+        <w:rPr>
+          <w:b/>
+          <w:bCs/>
+          <w:lang w:val="en-US"/>
+        </w:rPr>
+        <w:t>khi</w:t>
+      </w:r>
+      <w:proofErr w:type="spellEnd"/>
+      <w:r>
+        <w:rPr>
+          <w:b/>
+          <w:bCs/>
+          <w:lang w:val="en-US"/>
+        </w:rPr>
+        <w:t xml:space="preserve"> </w:t>
+      </w:r>
+      <w:proofErr w:type="spellStart"/>
+      <w:r>
+        <w:rPr>
+          <w:b/>
+          <w:bCs/>
+          <w:lang w:val="en-US"/>
+        </w:rPr>
+        <w:t>sửa</w:t>
+      </w:r>
+      <w:proofErr w:type="spellEnd"/>
+      <w:r>
+        <w:rPr>
+          <w:b/>
+          <w:bCs/>
+          <w:lang w:val="en-US"/>
+        </w:rPr>
+        <w:t xml:space="preserve">, </w:t>
+      </w:r>
+      <w:proofErr w:type="spellStart"/>
+      <w:r>
+        <w:rPr>
+          <w:b/>
+          <w:bCs/>
+          <w:lang w:val="en-US"/>
+        </w:rPr>
+        <w:t>mỗi</w:t>
+      </w:r>
+      <w:proofErr w:type="spellEnd"/>
+      <w:r>
+        <w:rPr>
+          <w:b/>
+          <w:bCs/>
+          <w:lang w:val="en-US"/>
+        </w:rPr>
+        <w:t xml:space="preserve"> AC </w:t>
+      </w:r>
+      <w:proofErr w:type="spellStart"/>
+      <w:r>
+        <w:rPr>
+          <w:b/>
+          <w:bCs/>
+          <w:lang w:val="en-US"/>
+        </w:rPr>
+        <w:t>có</w:t>
+      </w:r>
+      <w:proofErr w:type="spellEnd"/>
+      <w:r>
+        <w:rPr>
+          <w:b/>
+          <w:bCs/>
+          <w:lang w:val="en-US"/>
+        </w:rPr>
+        <w:t xml:space="preserve"> </w:t>
+      </w:r>
+      <w:proofErr w:type="spellStart"/>
+      <w:r>
+        <w:rPr>
+          <w:b/>
+          <w:bCs/>
+          <w:lang w:val="en-US"/>
+        </w:rPr>
+        <w:t>trạng</w:t>
+      </w:r>
+      <w:proofErr w:type="spellEnd"/>
+      <w:r>
+        <w:rPr>
+          <w:b/>
+          <w:bCs/>
+          <w:lang w:val="en-US"/>
+        </w:rPr>
+        <w:t xml:space="preserve"> </w:t>
+      </w:r>
+      <w:proofErr w:type="spellStart"/>
+      <w:r>
+        <w:rPr>
+          <w:b/>
+          <w:bCs/>
+          <w:lang w:val="en-US"/>
+        </w:rPr>
+        <w:t>thái</w:t>
+      </w:r>
+      <w:proofErr w:type="spellEnd"/>
+      <w:r>
+        <w:rPr>
+          <w:b/>
+          <w:bCs/>
+          <w:lang w:val="en-US"/>
+        </w:rPr>
+        <w:t xml:space="preserve"> ban </w:t>
+      </w:r>
+      <w:proofErr w:type="spellStart"/>
+      <w:r>
+        <w:rPr>
+          <w:b/>
+          <w:bCs/>
+          <w:lang w:val="en-US"/>
+        </w:rPr>
+        <w:t>đầu</w:t>
+      </w:r>
+      <w:proofErr w:type="spellEnd"/>
+      <w:r>
+        <w:rPr>
+          <w:b/>
+          <w:bCs/>
+          <w:lang w:val="en-US"/>
+        </w:rPr>
+        <w:t xml:space="preserve">, </w:t>
+      </w:r>
+      <w:proofErr w:type="spellStart"/>
+      <w:r>
+        <w:rPr>
+          <w:b/>
+          <w:bCs/>
+          <w:lang w:val="en-US"/>
+        </w:rPr>
+        <w:t>một</w:t>
+      </w:r>
+      <w:proofErr w:type="spellEnd"/>
+      <w:r>
+        <w:rPr>
+          <w:b/>
+          <w:bCs/>
+          <w:lang w:val="en-US"/>
+        </w:rPr>
+        <w:t xml:space="preserve"> </w:t>
+      </w:r>
+      <w:proofErr w:type="spellStart"/>
+      <w:r>
+        <w:rPr>
+          <w:b/>
+          <w:bCs/>
+          <w:lang w:val="en-US"/>
+        </w:rPr>
+        <w:t>hành</w:t>
+      </w:r>
+      <w:proofErr w:type="spellEnd"/>
+      <w:r>
+        <w:rPr>
+          <w:b/>
+          <w:bCs/>
+          <w:lang w:val="en-US"/>
+        </w:rPr>
+        <w:t xml:space="preserve"> </w:t>
+      </w:r>
+      <w:proofErr w:type="spellStart"/>
+      <w:r>
+        <w:rPr>
+          <w:b/>
+          <w:bCs/>
+          <w:lang w:val="en-US"/>
+        </w:rPr>
+        <w:t>động</w:t>
+      </w:r>
+      <w:proofErr w:type="spellEnd"/>
+      <w:r>
+        <w:rPr>
+          <w:b/>
+          <w:bCs/>
+          <w:lang w:val="en-US"/>
+        </w:rPr>
+        <w:t xml:space="preserve"> </w:t>
+      </w:r>
+      <w:proofErr w:type="spellStart"/>
+      <w:r>
+        <w:rPr>
+          <w:b/>
+          <w:bCs/>
+          <w:lang w:val="en-US"/>
+        </w:rPr>
+        <w:t>và</w:t>
+      </w:r>
+      <w:proofErr w:type="spellEnd"/>
+      <w:r>
+        <w:rPr>
+          <w:b/>
+          <w:bCs/>
+          <w:lang w:val="en-US"/>
+        </w:rPr>
+        <w:t xml:space="preserve"> </w:t>
+      </w:r>
+      <w:proofErr w:type="spellStart"/>
+      <w:r>
+        <w:rPr>
+          <w:b/>
+          <w:bCs/>
+          <w:lang w:val="en-US"/>
+        </w:rPr>
+        <w:t>kết</w:t>
+      </w:r>
+      <w:proofErr w:type="spellEnd"/>
+      <w:r>
+        <w:rPr>
+          <w:b/>
+          <w:bCs/>
+          <w:lang w:val="en-US"/>
+        </w:rPr>
+        <w:t xml:space="preserve"> </w:t>
+      </w:r>
+      <w:proofErr w:type="spellStart"/>
+      <w:r>
+        <w:rPr>
+          <w:b/>
+          <w:bCs/>
+          <w:lang w:val="en-US"/>
+        </w:rPr>
+        <w:t>quả</w:t>
+      </w:r>
+      <w:proofErr w:type="spellEnd"/>
+      <w:r>
+        <w:rPr>
+          <w:b/>
+          <w:bCs/>
+          <w:lang w:val="en-US"/>
+        </w:rPr>
+        <w:t xml:space="preserve"> </w:t>
+      </w:r>
+      <w:proofErr w:type="spellStart"/>
+      <w:r>
+        <w:rPr>
+          <w:b/>
+          <w:bCs/>
+          <w:lang w:val="en-US"/>
+        </w:rPr>
+        <w:t>rõ</w:t>
+      </w:r>
+      <w:proofErr w:type="spellEnd"/>
+      <w:r>
+        <w:rPr>
+          <w:b/>
+          <w:bCs/>
+          <w:lang w:val="en-US"/>
+        </w:rPr>
+        <w:t xml:space="preserve"> </w:t>
+      </w:r>
+      <w:proofErr w:type="spellStart"/>
+      <w:r>
+        <w:rPr>
+          <w:b/>
+          <w:bCs/>
+          <w:lang w:val="en-US"/>
+        </w:rPr>
+        <w:t>ràng</w:t>
+      </w:r>
+      <w:proofErr w:type="spellEnd"/>
+      <w:r>
+        <w:rPr>
+          <w:b/>
+          <w:bCs/>
+          <w:lang w:val="en-US"/>
+        </w:rPr>
+        <w:t xml:space="preserve"> </w:t>
+      </w:r>
+      <w:proofErr w:type="spellStart"/>
+      <w:r>
+        <w:rPr>
+          <w:b/>
+          <w:bCs/>
+          <w:lang w:val="en-US"/>
+        </w:rPr>
+        <w:t>để</w:t>
+      </w:r>
+      <w:proofErr w:type="spellEnd"/>
+      <w:r>
+        <w:rPr>
+          <w:b/>
+          <w:bCs/>
+          <w:lang w:val="en-US"/>
+        </w:rPr>
+        <w:t xml:space="preserve"> </w:t>
+      </w:r>
+      <w:proofErr w:type="spellStart"/>
+      <w:r>
+        <w:rPr>
+          <w:b/>
+          <w:bCs/>
+          <w:lang w:val="en-US"/>
+        </w:rPr>
+        <w:t>chuyển</w:t>
+      </w:r>
+      <w:proofErr w:type="spellEnd"/>
+      <w:r>
+        <w:rPr>
+          <w:b/>
+          <w:bCs/>
+          <w:lang w:val="en-US"/>
+        </w:rPr>
+        <w:t xml:space="preserve"> </w:t>
+      </w:r>
+      <w:proofErr w:type="spellStart"/>
+      <w:r>
+        <w:rPr>
+          <w:b/>
+          <w:bCs/>
+          <w:lang w:val="en-US"/>
+        </w:rPr>
+        <w:t>thành</w:t>
+      </w:r>
+      <w:proofErr w:type="spellEnd"/>
+      <w:r>
+        <w:rPr>
+          <w:b/>
+          <w:bCs/>
+          <w:lang w:val="en-US"/>
+        </w:rPr>
+        <w:t xml:space="preserve"> test case.</w:t>
       </w:r>
     </w:p>
     <w:p>
       <w:pPr>
-        <w:numPr>
-          <w:ilvl w:val="0"/>
-          <w:numId w:val="3"/>
-        </w:numPr>
+        <w:rPr>
+          <w:lang w:val="en-US"/>
+        </w:rPr>
       </w:pPr>
-      <w:proofErr w:type="spellStart"/>
-      <w:r>
-        <w:t>Developer</w:t>
-      </w:r>
-      <w:proofErr w:type="spellEnd"/>
-      <w:r>
-        <w:t xml:space="preserve"> có thể hiểu sai yêu cầu của PO.</w:t>
-      </w:r>
     </w:p>
-    <w:p>
-      <w:pPr>
-        <w:numPr>
-          <w:ilvl w:val="0"/>
-          <w:numId w:val="3"/>
-        </w:numPr>
-      </w:pPr>
-      <w:proofErr w:type="spellStart"/>
-      <w:r>
-        <w:t>Tester</w:t>
-      </w:r>
-      <w:proofErr w:type="spellEnd"/>
-      <w:r>
-        <w:t xml:space="preserve"> không có căn cứ rõ ràng để kiểm thử.</w:t>
-      </w:r>
-    </w:p>
-    <w:p>
-      <w:pPr>
-        <w:numPr>
-          <w:ilvl w:val="0"/>
-          <w:numId w:val="3"/>
-        </w:numPr>
-      </w:pPr>
-      <w:r>
-        <w:t>PO khó xác định tính năng đã hoàn thành hay chưa.</w:t>
-      </w:r>
-    </w:p>
-    <w:p>
-      <w:pPr>
-        <w:numPr>
-          <w:ilvl w:val="0"/>
-          <w:numId w:val="3"/>
-        </w:numPr>
-      </w:pPr>
-      <w:r>
-        <w:t>Phải sửa chữa, bổ sung chức năng, gây lãng phí thời gian và chi phí.</w:t>
-      </w:r>
-    </w:p>
-    <w:p>
-      <w:pPr>
-        <w:rPr>
-          <w:b/>
-          <w:bCs/>
-        </w:rPr>
-      </w:pPr>
-      <w:r>
-        <w:rPr>
-          <w:b/>
-          <w:bCs/>
-        </w:rPr>
-        <w:t>5. Kết luận</w:t>
-      </w:r>
-    </w:p>
-    <w:p>
-      <w:r>
-        <w:lastRenderedPageBreak/>
-        <w:t xml:space="preserve">Tình huống trên thiếu </w:t>
-      </w:r>
-      <w:proofErr w:type="spellStart"/>
-      <w:r>
-        <w:t>Acceptance</w:t>
-      </w:r>
-      <w:proofErr w:type="spellEnd"/>
-      <w:r>
-        <w:t xml:space="preserve"> </w:t>
-      </w:r>
-      <w:proofErr w:type="spellStart"/>
-      <w:r>
-        <w:t>Criteria</w:t>
-      </w:r>
-      <w:proofErr w:type="spellEnd"/>
-      <w:r>
-        <w:t xml:space="preserve"> cụ thể, rõ ràng và có thể kiểm thử. Việc xây dựng AC theo cấu trúc </w:t>
-      </w:r>
-      <w:proofErr w:type="spellStart"/>
-      <w:r>
-        <w:t>Given</w:t>
-      </w:r>
-      <w:proofErr w:type="spellEnd"/>
-      <w:r>
-        <w:t xml:space="preserve"> – </w:t>
-      </w:r>
-      <w:proofErr w:type="spellStart"/>
-      <w:r>
-        <w:t>When</w:t>
-      </w:r>
-      <w:proofErr w:type="spellEnd"/>
-      <w:r>
-        <w:t xml:space="preserve"> – Then giúp PO, </w:t>
-      </w:r>
-      <w:proofErr w:type="spellStart"/>
-      <w:r>
-        <w:t>Developer</w:t>
-      </w:r>
-      <w:proofErr w:type="spellEnd"/>
-      <w:r>
-        <w:t xml:space="preserve"> và </w:t>
-      </w:r>
-      <w:proofErr w:type="spellStart"/>
-      <w:r>
-        <w:t>Tester</w:t>
-      </w:r>
-      <w:proofErr w:type="spellEnd"/>
-      <w:r>
-        <w:t xml:space="preserve"> hiểu thống nhất yêu cầu, xác định kết quả mong đợi và đánh giá chính xác tính năng đã hoàn thành hay chưa.</w:t>
-      </w:r>
-    </w:p>
-    <w:p>
-      <w:r>
-        <w:rPr>
-          <w:b/>
-          <w:bCs/>
-        </w:rPr>
-        <w:t>Ghi nhớ:</w:t>
-      </w:r>
-      <w:r>
-        <w:t xml:space="preserve"> Hoàn thành giao diện không đồng nghĩa với hoàn thành chức năng. Tính năng chỉ được nghiệm thu khi đáp ứng các tiêu chí đã thống nhất.</w:t>
-      </w:r>
-    </w:p>
-    <w:p/>
     <w:sectPr>
       <w:pgSz w:w="11906" w:h="16838"/>
       <w:pgMar w:top="1440" w:right="1440" w:bottom="1440" w:left="1440" w:header="708" w:footer="708" w:gutter="0"/>
@@ -603,6 +7368,56 @@
     </w:sectPr>
   </w:body>
 </w:document>
+</file>
+
+<file path=word/endnotes.xml><?xml version="1.0" encoding="utf-8"?>
+<w:endnotes xmlns:wpc="http://schemas.microsoft.com/office/word/2010/wordprocessingCanvas" xmlns:cx="http://schemas.microsoft.com/office/drawing/2014/chartex" xmlns:cx1="http://schemas.microsoft.com/office/drawing/2015/9/8/chartex" xmlns:cx2="http://schemas.microsoft.com/office/drawing/2015/10/21/chartex" xmlns:cx3="http://schemas.microsoft.com/office/drawing/2016/5/9/chartex" xmlns:cx4="http://schemas.microsoft.com/office/drawing/2016/5/10/chartex" xmlns:cx5="http://schemas.microsoft.com/office/drawing/2016/5/11/chartex" xmlns:cx6="http://schemas.microsoft.com/office/drawing/2016/5/12/chartex" xmlns:cx7="http://schemas.microsoft.com/office/drawing/2016/5/13/chartex" xmlns:cx8="http://schemas.microsoft.com/office/drawing/2016/5/14/chartex" xmlns:mc="http://schemas.openxmlformats.org/markup-compatibility/2006" xmlns:aink="http://schemas.microsoft.com/office/drawing/2016/ink" xmlns:am3d="http://schemas.microsoft.com/office/drawing/2017/model3d" xmlns:o="urn:schemas-microsoft-com:office:office" xmlns:oel="http://schemas.microsoft.com/office/2019/extlst" xmlns:r="http://schemas.openxmlformats.org/officeDocument/2006/relationships" xmlns:m="http://schemas.openxmlformats.org/officeDocument/2006/math" xmlns:v="urn:schemas-microsoft-com:vml" xmlns:wp14="http://schemas.microsoft.com/office/word/2010/wordprocessingDrawing" xmlns:wp="http://schemas.openxmlformats.org/drawingml/2006/wordprocessingDrawing" xmlns:w10="urn:schemas-microsoft-com:office:word" xmlns:w="http://schemas.openxmlformats.org/wordprocessingml/2006/main" xmlns:w14="http://schemas.microsoft.com/office/word/2010/wordml" xmlns:w15="http://schemas.microsoft.com/office/word/2012/wordml" xmlns:w16cex="http://schemas.microsoft.com/office/word/2018/wordml/cex" xmlns:w16cid="http://schemas.microsoft.com/office/word/2016/wordml/cid" xmlns:w16="http://schemas.microsoft.com/office/word/2018/wordml" xmlns:w16du="http://schemas.microsoft.com/office/word/2023/wordml/word16du" xmlns:w16sdtdh="http://schemas.microsoft.com/office/word/2020/wordml/sdtdatahash" xmlns:w16sdtfl="http://schemas.microsoft.com/office/word/2024/wordml/sdtformatlock" xmlns:w16se="http://schemas.microsoft.com/office/word/2015/wordml/symex" xmlns:wpg="http://schemas.microsoft.com/office/word/2010/wordprocessingGroup" xmlns:wpi="http://schemas.microsoft.com/office/word/2010/wordprocessingInk" xmlns:wne="http://schemas.microsoft.com/office/word/2006/wordml" xmlns:wps="http://schemas.microsoft.com/office/word/2010/wordprocessingShape" mc:Ignorable="w14 w15 w16se w16cid w16 w16cex w16sdtdh w16sdtfl w16du wp14">
+  <w:endnote w:type="separator" w:id="-1">
+    <w:p>
+      <w:pPr>
+        <w:spacing w:after="0" w:line="240" w:lineRule="auto"/>
+      </w:pPr>
+      <w:r>
+        <w:separator/>
+      </w:r>
+    </w:p>
+  </w:endnote>
+  <w:endnote w:type="continuationSeparator" w:id="0">
+    <w:p>
+      <w:pPr>
+        <w:spacing w:after="0" w:line="240" w:lineRule="auto"/>
+      </w:pPr>
+      <w:r>
+        <w:continuationSeparator/>
+      </w:r>
+    </w:p>
+  </w:endnote>
+</w:endnotes>
+</file>
+
+<file path=word/footnotes.xml><?xml version="1.0" encoding="utf-8"?>
+<w:footnotes xmlns:wpc="http://schemas.microsoft.com/office/word/2010/wordprocessingCanvas" xmlns:cx="http://schemas.microsoft.com/office/drawing/2014/chartex" xmlns:cx1="http://schemas.microsoft.com/office/drawing/2015/9/8/chartex" xmlns:cx2="http://schemas.microsoft.com/office/drawing/2015/10/21/chartex" xmlns:cx3="http://schemas.microsoft.com/office/drawing/2016/5/9/chartex" xmlns:cx4="http://schemas.microsoft.com/office/drawing/2016/5/10/chartex" xmlns:cx5="http://schemas.microsoft.com/office/drawing/2016/5/11/chartex" xmlns:cx6="http://schemas.microsoft.com/office/drawing/2016/5/12/chartex" xmlns:cx7="http://schemas.microsoft.com/office/drawing/2016/5/13/chartex" xmlns:cx8="http://schemas.microsoft.com/office/drawing/2016/5/14/chartex" xmlns:mc="http://schemas.openxmlformats.org/markup-compatibility/2006" xmlns:aink="http://schemas.microsoft.com/office/drawing/2016/ink" xmlns:am3d="http://schemas.microsoft.com/office/drawing/2017/model3d" xmlns:o="urn:schemas-microsoft-com:office:office" xmlns:oel="http://schemas.microsoft.com/office/2019/extlst" xmlns:r="http://schemas.openxmlformats.org/officeDocument/2006/relationships" xmlns:m="http://schemas.openxmlformats.org/officeDocument/2006/math" xmlns:v="urn:schemas-microsoft-com:vml" xmlns:wp14="http://schemas.microsoft.com/office/word/2010/wordprocessingDrawing" xmlns:wp="http://schemas.openxmlformats.org/drawingml/2006/wordprocessingDrawing" xmlns:w10="urn:schemas-microsoft-com:office:word" xmlns:w="http://schemas.openxmlformats.org/wordprocessingml/2006/main" xmlns:w14="http://schemas.microsoft.com/office/word/2010/wordml" xmlns:w15="http://schemas.microsoft.com/office/word/2012/wordml" xmlns:w16cex="http://schemas.microsoft.com/office/word/2018/wordml/cex" xmlns:w16cid="http://schemas.microsoft.com/office/word/2016/wordml/cid" xmlns:w16="http://schemas.microsoft.com/office/word/2018/wordml" xmlns:w16du="http://schemas.microsoft.com/office/word/2023/wordml/word16du" xmlns:w16sdtdh="http://schemas.microsoft.com/office/word/2020/wordml/sdtdatahash" xmlns:w16sdtfl="http://schemas.microsoft.com/office/word/2024/wordml/sdtformatlock" xmlns:w16se="http://schemas.microsoft.com/office/word/2015/wordml/symex" xmlns:wpg="http://schemas.microsoft.com/office/word/2010/wordprocessingGroup" xmlns:wpi="http://schemas.microsoft.com/office/word/2010/wordprocessingInk" xmlns:wne="http://schemas.microsoft.com/office/word/2006/wordml" xmlns:wps="http://schemas.microsoft.com/office/word/2010/wordprocessingShape" mc:Ignorable="w14 w15 w16se w16cid w16 w16cex w16sdtdh w16sdtfl w16du wp14">
+  <w:footnote w:type="separator" w:id="-1">
+    <w:p>
+      <w:pPr>
+        <w:spacing w:after="0" w:line="240" w:lineRule="auto"/>
+      </w:pPr>
+      <w:r>
+        <w:separator/>
+      </w:r>
+    </w:p>
+  </w:footnote>
+  <w:footnote w:type="continuationSeparator" w:id="0">
+    <w:p>
+      <w:pPr>
+        <w:spacing w:after="0" w:line="240" w:lineRule="auto"/>
+      </w:pPr>
+      <w:r>
+        <w:continuationSeparator/>
+      </w:r>
+    </w:p>
+  </w:footnote>
+</w:footnotes>
 </file>
 
 <file path=word/numbering.xml><?xml version="1.0" encoding="utf-8"?>
@@ -1982,6 +8797,69 @@
       <w:spacing w:val="5"/>
     </w:rPr>
   </w:style>
+  <w:style w:type="paragraph" w:styleId="utrang">
+    <w:name w:val="header"/>
+    <w:basedOn w:val="Binhthng"/>
+    <w:link w:val="utrangChar"/>
+    <w:uiPriority w:val="99"/>
+    <w:unhideWhenUsed/>
+    <w:rsid w:val="009628B4"/>
+    <w:pPr>
+      <w:tabs>
+        <w:tab w:val="center" w:pos="4513"/>
+        <w:tab w:val="right" w:pos="9026"/>
+      </w:tabs>
+      <w:spacing w:after="0" w:line="240" w:lineRule="auto"/>
+    </w:pPr>
+  </w:style>
+  <w:style w:type="character" w:customStyle="1" w:styleId="utrangChar">
+    <w:name w:val="Đầu trang Char"/>
+    <w:basedOn w:val="Phngmcinhcuaoanvn"/>
+    <w:link w:val="utrang"/>
+    <w:uiPriority w:val="99"/>
+    <w:rsid w:val="009628B4"/>
+  </w:style>
+  <w:style w:type="paragraph" w:styleId="Chntrang">
+    <w:name w:val="footer"/>
+    <w:basedOn w:val="Binhthng"/>
+    <w:link w:val="ChntrangChar"/>
+    <w:uiPriority w:val="99"/>
+    <w:unhideWhenUsed/>
+    <w:rsid w:val="009628B4"/>
+    <w:pPr>
+      <w:tabs>
+        <w:tab w:val="center" w:pos="4513"/>
+        <w:tab w:val="right" w:pos="9026"/>
+      </w:tabs>
+      <w:spacing w:after="0" w:line="240" w:lineRule="auto"/>
+    </w:pPr>
+  </w:style>
+  <w:style w:type="character" w:customStyle="1" w:styleId="ChntrangChar">
+    <w:name w:val="Chân trang Char"/>
+    <w:basedOn w:val="Phngmcinhcuaoanvn"/>
+    <w:link w:val="Chntrang"/>
+    <w:uiPriority w:val="99"/>
+    <w:rsid w:val="009628B4"/>
+  </w:style>
+  <w:style w:type="table" w:styleId="LiBang">
+    <w:name w:val="Table Grid"/>
+    <w:basedOn w:val="BangThngthng"/>
+    <w:uiPriority w:val="39"/>
+    <w:rsid w:val="009628B4"/>
+    <w:pPr>
+      <w:spacing w:after="0" w:line="240" w:lineRule="auto"/>
+    </w:pPr>
+    <w:tblPr>
+      <w:tblBorders>
+        <w:top w:val="single" w:sz="4" w:space="0" w:color="auto"/>
+        <w:left w:val="single" w:sz="4" w:space="0" w:color="auto"/>
+        <w:bottom w:val="single" w:sz="4" w:space="0" w:color="auto"/>
+        <w:right w:val="single" w:sz="4" w:space="0" w:color="auto"/>
+        <w:insideH w:val="single" w:sz="4" w:space="0" w:color="auto"/>
+        <w:insideV w:val="single" w:sz="4" w:space="0" w:color="auto"/>
+      </w:tblBorders>
+    </w:tblPr>
+  </w:style>
 </w:styles>
 </file>
 
